--- a/szerverdoksi_kulon_felesleg+/Hálózatprogramozás dokumentáció.docx
+++ b/szerverdoksi_kulon_felesleg+/Hálózatprogramozás dokumentáció.docx
@@ -846,7 +846,6 @@
     </w:p>
     <w:p>
       <w:pPr>
-        <w:jc w:val="both"/>
         <w:rPr>
           <w:rFonts w:ascii="Times New Roman" w:hAnsi="Times New Roman" w:cs="Times New Roman"/>
           <w:sz w:val="28"/>
@@ -870,15 +869,23 @@
           <w:szCs w:val="28"/>
         </w:rPr>
         <w:lastRenderedPageBreak/>
-        <w:t>N</w:t>
-      </w:r>
-      <w:r>
-        <w:rPr>
-          <w:rFonts w:ascii="Times New Roman" w:hAnsi="Times New Roman" w:cs="Times New Roman"/>
-          <w:sz w:val="28"/>
-          <w:szCs w:val="28"/>
-        </w:rPr>
-        <w:t xml:space="preserve">ETCONF működésének tesztelése: </w:t>
+        <w:t>Ez a való életben minden Routeren be van állítva, de mi egy Routeren fogjuk bemutatni.</w:t>
+      </w:r>
+      <w:r>
+        <w:rPr>
+          <w:rFonts w:ascii="Times New Roman" w:hAnsi="Times New Roman" w:cs="Times New Roman"/>
+          <w:sz w:val="28"/>
+          <w:szCs w:val="28"/>
+        </w:rPr>
+        <w:t xml:space="preserve"> Ezt a </w:t>
+      </w:r>
+      <w:r>
+        <w:rPr>
+          <w:rFonts w:ascii="Times New Roman" w:hAnsi="Times New Roman" w:cs="Times New Roman"/>
+          <w:sz w:val="28"/>
+          <w:szCs w:val="28"/>
+        </w:rPr>
+        <w:t>Cisco</w:t>
       </w:r>
       <w:r>
         <w:rPr>
@@ -888,146 +895,24 @@
         </w:rPr>
         <w:t xml:space="preserve"> </w:t>
       </w:r>
-    </w:p>
-    <w:p>
-      <w:pPr>
-        <w:jc w:val="both"/>
-        <w:rPr>
-          <w:rFonts w:ascii="Times New Roman" w:hAnsi="Times New Roman" w:cs="Times New Roman"/>
-          <w:sz w:val="28"/>
-          <w:szCs w:val="28"/>
-        </w:rPr>
-      </w:pPr>
-      <w:r>
-        <w:rPr>
-          <w:rFonts w:ascii="Times New Roman" w:hAnsi="Times New Roman" w:cs="Times New Roman"/>
-          <w:noProof/>
-          <w:sz w:val="28"/>
-          <w:szCs w:val="28"/>
-        </w:rPr>
-        <w:drawing>
-          <wp:inline distT="0" distB="0" distL="0" distR="0" wp14:anchorId="33689EAB" wp14:editId="7E1585FC">
-            <wp:extent cx="5760720" cy="1393825"/>
-            <wp:effectExtent l="0" t="0" r="0" b="0"/>
-            <wp:docPr id="350937720" name="Kép 1"/>
-            <wp:cNvGraphicFramePr>
-              <a:graphicFrameLocks xmlns:a="http://schemas.openxmlformats.org/drawingml/2006/main" noChangeAspect="1"/>
-            </wp:cNvGraphicFramePr>
-            <a:graphic xmlns:a="http://schemas.openxmlformats.org/drawingml/2006/main">
-              <a:graphicData uri="http://schemas.openxmlformats.org/drawingml/2006/picture">
-                <pic:pic xmlns:pic="http://schemas.openxmlformats.org/drawingml/2006/picture">
-                  <pic:nvPicPr>
-                    <pic:cNvPr id="350937720" name=""/>
-                    <pic:cNvPicPr/>
-                  </pic:nvPicPr>
-                  <pic:blipFill>
-                    <a:blip r:embed="rId8"/>
-                    <a:stretch>
-                      <a:fillRect/>
-                    </a:stretch>
-                  </pic:blipFill>
-                  <pic:spPr>
-                    <a:xfrm>
-                      <a:off x="0" y="0"/>
-                      <a:ext cx="5760720" cy="1393825"/>
-                    </a:xfrm>
-                    <a:prstGeom prst="rect">
-                      <a:avLst/>
-                    </a:prstGeom>
-                  </pic:spPr>
-                </pic:pic>
-              </a:graphicData>
-            </a:graphic>
-          </wp:inline>
-        </w:drawing>
-      </w:r>
-    </w:p>
-    <w:p>
-      <w:pPr>
-        <w:jc w:val="center"/>
-        <w:rPr>
-          <w:rFonts w:ascii="Times New Roman" w:hAnsi="Times New Roman" w:cs="Times New Roman"/>
-          <w:sz w:val="28"/>
-          <w:szCs w:val="28"/>
-        </w:rPr>
-      </w:pPr>
-      <w:r>
-        <w:rPr>
-          <w:rFonts w:ascii="Times New Roman" w:hAnsi="Times New Roman" w:cs="Times New Roman"/>
-          <w:noProof/>
-          <w:sz w:val="28"/>
-          <w:szCs w:val="28"/>
-        </w:rPr>
-        <w:drawing>
-          <wp:inline distT="0" distB="0" distL="0" distR="0" wp14:anchorId="7899D9BB" wp14:editId="05C43F4F">
-            <wp:extent cx="5760720" cy="5242560"/>
-            <wp:effectExtent l="0" t="0" r="0" b="0"/>
-            <wp:docPr id="829390496" name="Kép 1"/>
-            <wp:cNvGraphicFramePr>
-              <a:graphicFrameLocks xmlns:a="http://schemas.openxmlformats.org/drawingml/2006/main" noChangeAspect="1"/>
-            </wp:cNvGraphicFramePr>
-            <a:graphic xmlns:a="http://schemas.openxmlformats.org/drawingml/2006/main">
-              <a:graphicData uri="http://schemas.openxmlformats.org/drawingml/2006/picture">
-                <pic:pic xmlns:pic="http://schemas.openxmlformats.org/drawingml/2006/picture">
-                  <pic:nvPicPr>
-                    <pic:cNvPr id="829390496" name=""/>
-                    <pic:cNvPicPr/>
-                  </pic:nvPicPr>
-                  <pic:blipFill>
-                    <a:blip r:embed="rId9"/>
-                    <a:stretch>
-                      <a:fillRect/>
-                    </a:stretch>
-                  </pic:blipFill>
-                  <pic:spPr>
-                    <a:xfrm>
-                      <a:off x="0" y="0"/>
-                      <a:ext cx="5760720" cy="5242560"/>
-                    </a:xfrm>
-                    <a:prstGeom prst="rect">
-                      <a:avLst/>
-                    </a:prstGeom>
-                  </pic:spPr>
-                </pic:pic>
-              </a:graphicData>
-            </a:graphic>
-          </wp:inline>
-        </w:drawing>
-      </w:r>
-    </w:p>
-    <w:p>
-      <w:pPr>
-        <w:jc w:val="both"/>
-        <w:rPr>
-          <w:rFonts w:ascii="Times New Roman" w:hAnsi="Times New Roman" w:cs="Times New Roman"/>
-          <w:sz w:val="28"/>
-          <w:szCs w:val="28"/>
-        </w:rPr>
-      </w:pPr>
-      <w:r>
-        <w:rPr>
-          <w:rFonts w:ascii="Times New Roman" w:hAnsi="Times New Roman" w:cs="Times New Roman"/>
-          <w:sz w:val="28"/>
-          <w:szCs w:val="28"/>
-        </w:rPr>
-        <w:t>Ez a való életben minden Routeren be van állítva, de mi egy Routeren fogjuk bemutatni.</w:t>
-      </w:r>
-      <w:r>
-        <w:rPr>
-          <w:rFonts w:ascii="Times New Roman" w:hAnsi="Times New Roman" w:cs="Times New Roman"/>
-          <w:sz w:val="28"/>
-          <w:szCs w:val="28"/>
-        </w:rPr>
-        <w:t xml:space="preserve"> Ezt a </w:t>
-      </w:r>
-      <w:r>
-        <w:rPr>
-          <w:rFonts w:ascii="Times New Roman" w:hAnsi="Times New Roman" w:cs="Times New Roman"/>
-          <w:sz w:val="28"/>
-          <w:szCs w:val="28"/>
-        </w:rPr>
-        <w:t>Cisco</w:t>
-      </w:r>
+      <w:proofErr w:type="spellStart"/>
+      <w:r>
+        <w:rPr>
+          <w:rFonts w:ascii="Times New Roman" w:hAnsi="Times New Roman" w:cs="Times New Roman"/>
+          <w:sz w:val="28"/>
+          <w:szCs w:val="28"/>
+        </w:rPr>
+        <w:t>D</w:t>
+      </w:r>
+      <w:r>
+        <w:rPr>
+          <w:rFonts w:ascii="Times New Roman" w:hAnsi="Times New Roman" w:cs="Times New Roman"/>
+          <w:sz w:val="28"/>
+          <w:szCs w:val="28"/>
+        </w:rPr>
+        <w:t>evnet</w:t>
+      </w:r>
+      <w:proofErr w:type="spellEnd"/>
       <w:r>
         <w:rPr>
           <w:rFonts w:ascii="Times New Roman" w:hAnsi="Times New Roman" w:cs="Times New Roman"/>
@@ -1043,15 +928,67 @@
           <w:sz w:val="28"/>
           <w:szCs w:val="28"/>
         </w:rPr>
-        <w:t>D</w:t>
-      </w:r>
-      <w:r>
-        <w:rPr>
-          <w:rFonts w:ascii="Times New Roman" w:hAnsi="Times New Roman" w:cs="Times New Roman"/>
-          <w:sz w:val="28"/>
-          <w:szCs w:val="28"/>
-        </w:rPr>
-        <w:t>evnet</w:t>
+        <w:t>S</w:t>
+      </w:r>
+      <w:r>
+        <w:rPr>
+          <w:rFonts w:ascii="Times New Roman" w:hAnsi="Times New Roman" w:cs="Times New Roman"/>
+          <w:sz w:val="28"/>
+          <w:szCs w:val="28"/>
+        </w:rPr>
+        <w:t>andbox</w:t>
+      </w:r>
+      <w:proofErr w:type="spellEnd"/>
+      <w:r>
+        <w:rPr>
+          <w:rFonts w:ascii="Times New Roman" w:hAnsi="Times New Roman" w:cs="Times New Roman"/>
+          <w:sz w:val="28"/>
+          <w:szCs w:val="28"/>
+        </w:rPr>
+        <w:t xml:space="preserve"> segítségével szimuláljuk</w:t>
+      </w:r>
+      <w:r>
+        <w:rPr>
+          <w:rFonts w:ascii="Times New Roman" w:hAnsi="Times New Roman" w:cs="Times New Roman"/>
+          <w:sz w:val="28"/>
+          <w:szCs w:val="28"/>
+        </w:rPr>
+        <w:t xml:space="preserve">. Egy </w:t>
+      </w:r>
+      <w:r>
+        <w:rPr>
+          <w:rFonts w:ascii="Times New Roman" w:hAnsi="Times New Roman" w:cs="Times New Roman"/>
+          <w:sz w:val="28"/>
+          <w:szCs w:val="28"/>
+        </w:rPr>
+        <w:t xml:space="preserve">Cisco </w:t>
+      </w:r>
+      <w:proofErr w:type="spellStart"/>
+      <w:r>
+        <w:rPr>
+          <w:rFonts w:ascii="Times New Roman" w:hAnsi="Times New Roman" w:cs="Times New Roman"/>
+          <w:sz w:val="28"/>
+          <w:szCs w:val="28"/>
+        </w:rPr>
+        <w:t>Catalyst</w:t>
+      </w:r>
+      <w:proofErr w:type="spellEnd"/>
+      <w:r>
+        <w:rPr>
+          <w:rFonts w:ascii="Times New Roman" w:hAnsi="Times New Roman" w:cs="Times New Roman"/>
+          <w:sz w:val="28"/>
+          <w:szCs w:val="28"/>
+        </w:rPr>
+        <w:t xml:space="preserve"> 8000V (</w:t>
+      </w:r>
+      <w:proofErr w:type="spellStart"/>
+      <w:r>
+        <w:rPr>
+          <w:rFonts w:ascii="Times New Roman" w:hAnsi="Times New Roman" w:cs="Times New Roman"/>
+          <w:sz w:val="28"/>
+          <w:szCs w:val="28"/>
+        </w:rPr>
+        <w:t>Always</w:t>
       </w:r>
       <w:proofErr w:type="spellEnd"/>
       <w:r>
@@ -1069,72 +1006,175 @@
           <w:sz w:val="28"/>
           <w:szCs w:val="28"/>
         </w:rPr>
-        <w:t>S</w:t>
-      </w:r>
-      <w:r>
-        <w:rPr>
-          <w:rFonts w:ascii="Times New Roman" w:hAnsi="Times New Roman" w:cs="Times New Roman"/>
-          <w:sz w:val="28"/>
-          <w:szCs w:val="28"/>
-        </w:rPr>
-        <w:t>andbox</w:t>
-      </w:r>
-      <w:proofErr w:type="spellEnd"/>
-      <w:r>
-        <w:rPr>
-          <w:rFonts w:ascii="Times New Roman" w:hAnsi="Times New Roman" w:cs="Times New Roman"/>
-          <w:sz w:val="28"/>
-          <w:szCs w:val="28"/>
-        </w:rPr>
-        <w:t xml:space="preserve"> segítségével szimuláljuk</w:t>
-      </w:r>
-      <w:r>
-        <w:rPr>
-          <w:rFonts w:ascii="Times New Roman" w:hAnsi="Times New Roman" w:cs="Times New Roman"/>
-          <w:sz w:val="28"/>
-          <w:szCs w:val="28"/>
-        </w:rPr>
-        <w:t xml:space="preserve">. Egy </w:t>
-      </w:r>
-      <w:r>
-        <w:rPr>
-          <w:rFonts w:ascii="Times New Roman" w:hAnsi="Times New Roman" w:cs="Times New Roman"/>
-          <w:sz w:val="28"/>
-          <w:szCs w:val="28"/>
-        </w:rPr>
-        <w:t xml:space="preserve">Cisco </w:t>
-      </w:r>
-      <w:proofErr w:type="spellStart"/>
-      <w:r>
-        <w:rPr>
-          <w:rFonts w:ascii="Times New Roman" w:hAnsi="Times New Roman" w:cs="Times New Roman"/>
-          <w:sz w:val="28"/>
-          <w:szCs w:val="28"/>
-        </w:rPr>
-        <w:t>Catalyst</w:t>
-      </w:r>
-      <w:proofErr w:type="spellEnd"/>
-      <w:r>
-        <w:rPr>
-          <w:rFonts w:ascii="Times New Roman" w:hAnsi="Times New Roman" w:cs="Times New Roman"/>
-          <w:sz w:val="28"/>
-          <w:szCs w:val="28"/>
-        </w:rPr>
-        <w:t xml:space="preserve"> 8000V (</w:t>
-      </w:r>
-      <w:proofErr w:type="spellStart"/>
-      <w:r>
-        <w:rPr>
-          <w:rFonts w:ascii="Times New Roman" w:hAnsi="Times New Roman" w:cs="Times New Roman"/>
-          <w:sz w:val="28"/>
-          <w:szCs w:val="28"/>
-        </w:rPr>
-        <w:t>Always</w:t>
-      </w:r>
-      <w:proofErr w:type="spellEnd"/>
-      <w:r>
-        <w:rPr>
-          <w:rFonts w:ascii="Times New Roman" w:hAnsi="Times New Roman" w:cs="Times New Roman"/>
+        <w:t>On</w:t>
+      </w:r>
+      <w:proofErr w:type="spellEnd"/>
+      <w:r>
+        <w:rPr>
+          <w:rFonts w:ascii="Times New Roman" w:hAnsi="Times New Roman" w:cs="Times New Roman"/>
+          <w:sz w:val="28"/>
+          <w:szCs w:val="28"/>
+        </w:rPr>
+        <w:t>)</w:t>
+      </w:r>
+      <w:r>
+        <w:rPr>
+          <w:rFonts w:ascii="Times New Roman" w:hAnsi="Times New Roman" w:cs="Times New Roman"/>
+          <w:sz w:val="28"/>
+          <w:szCs w:val="28"/>
+        </w:rPr>
+        <w:t xml:space="preserve"> eszközt használunk, amire SSH-</w:t>
+      </w:r>
+      <w:proofErr w:type="spellStart"/>
+      <w:r>
+        <w:rPr>
+          <w:rFonts w:ascii="Times New Roman" w:hAnsi="Times New Roman" w:cs="Times New Roman"/>
+          <w:sz w:val="28"/>
+          <w:szCs w:val="28"/>
+        </w:rPr>
+        <w:t>val</w:t>
+      </w:r>
+      <w:proofErr w:type="spellEnd"/>
+      <w:r>
+        <w:rPr>
+          <w:rFonts w:ascii="Times New Roman" w:hAnsi="Times New Roman" w:cs="Times New Roman"/>
+          <w:sz w:val="28"/>
+          <w:szCs w:val="28"/>
+        </w:rPr>
+        <w:t xml:space="preserve"> lépünk fel és állítjuk be a </w:t>
+      </w:r>
+      <w:proofErr w:type="spellStart"/>
+      <w:r>
+        <w:rPr>
+          <w:rFonts w:ascii="Times New Roman" w:hAnsi="Times New Roman" w:cs="Times New Roman"/>
+          <w:sz w:val="28"/>
+          <w:szCs w:val="28"/>
+        </w:rPr>
+        <w:t>configjait</w:t>
+      </w:r>
+      <w:proofErr w:type="spellEnd"/>
+      <w:r>
+        <w:rPr>
+          <w:rFonts w:ascii="Times New Roman" w:hAnsi="Times New Roman" w:cs="Times New Roman"/>
+          <w:sz w:val="28"/>
+          <w:szCs w:val="28"/>
+        </w:rPr>
+        <w:t xml:space="preserve">. </w:t>
+      </w:r>
+      <w:r>
+        <w:rPr>
+          <w:rFonts w:ascii="Times New Roman" w:hAnsi="Times New Roman" w:cs="Times New Roman"/>
+          <w:sz w:val="28"/>
+          <w:szCs w:val="28"/>
+        </w:rPr>
+        <w:t>Miután beállítottuk a configokat, amikkel dolgozni fogunk utána</w:t>
+      </w:r>
+      <w:r>
+        <w:rPr>
+          <w:rFonts w:ascii="Times New Roman" w:hAnsi="Times New Roman" w:cs="Times New Roman"/>
+          <w:sz w:val="28"/>
+          <w:szCs w:val="28"/>
+        </w:rPr>
+        <w:t xml:space="preserve"> megírjuk a </w:t>
+      </w:r>
+      <w:proofErr w:type="spellStart"/>
+      <w:r>
+        <w:rPr>
+          <w:rFonts w:ascii="Times New Roman" w:hAnsi="Times New Roman" w:cs="Times New Roman"/>
+          <w:sz w:val="28"/>
+          <w:szCs w:val="28"/>
+        </w:rPr>
+        <w:t>python</w:t>
+      </w:r>
+      <w:proofErr w:type="spellEnd"/>
+      <w:r>
+        <w:rPr>
+          <w:rFonts w:ascii="Times New Roman" w:hAnsi="Times New Roman" w:cs="Times New Roman"/>
+          <w:sz w:val="28"/>
+          <w:szCs w:val="28"/>
+        </w:rPr>
+        <w:t xml:space="preserve"> scriptet</w:t>
+      </w:r>
+      <w:r>
+        <w:rPr>
+          <w:rFonts w:ascii="Times New Roman" w:hAnsi="Times New Roman" w:cs="Times New Roman"/>
+          <w:sz w:val="28"/>
+          <w:szCs w:val="28"/>
+        </w:rPr>
+        <w:t xml:space="preserve">, ami így néz ki: </w:t>
+      </w:r>
+      <w:r>
+        <w:rPr>
+          <w:rFonts w:ascii="Times New Roman" w:hAnsi="Times New Roman" w:cs="Times New Roman"/>
+          <w:sz w:val="28"/>
+          <w:szCs w:val="28"/>
+        </w:rPr>
+        <w:t>(script szöveg formátumban)</w:t>
+      </w:r>
+      <w:r>
+        <w:rPr>
+          <w:rFonts w:ascii="Times New Roman" w:hAnsi="Times New Roman" w:cs="Times New Roman"/>
+          <w:sz w:val="28"/>
+          <w:szCs w:val="28"/>
+        </w:rPr>
+        <w:t xml:space="preserve">. </w:t>
+      </w:r>
+    </w:p>
+    <w:p>
+      <w:pPr>
+        <w:jc w:val="both"/>
+        <w:rPr>
+          <w:rFonts w:ascii="Times New Roman" w:hAnsi="Times New Roman" w:cs="Times New Roman"/>
+          <w:sz w:val="28"/>
+          <w:szCs w:val="28"/>
+        </w:rPr>
+      </w:pPr>
+    </w:p>
+    <w:p>
+      <w:pPr>
+        <w:jc w:val="both"/>
+        <w:rPr>
+          <w:rFonts w:ascii="Times New Roman" w:hAnsi="Times New Roman" w:cs="Times New Roman"/>
+          <w:sz w:val="28"/>
+          <w:szCs w:val="28"/>
+        </w:rPr>
+      </w:pPr>
+      <w:r>
+        <w:rPr>
+          <w:rFonts w:ascii="Times New Roman" w:hAnsi="Times New Roman" w:cs="Times New Roman"/>
+          <w:sz w:val="28"/>
+          <w:szCs w:val="28"/>
+          <w:highlight w:val="yellow"/>
+        </w:rPr>
+        <w:t>Script:</w:t>
+      </w:r>
+    </w:p>
+    <w:p>
+      <w:pPr>
+        <w:spacing w:after="0"/>
+        <w:jc w:val="both"/>
+        <w:rPr>
+          <w:rFonts w:ascii="Cascadia Code" w:hAnsi="Cascadia Code" w:cs="Cascadia Code"/>
+          <w:color w:val="0E2841" w:themeColor="text2"/>
+          <w:sz w:val="28"/>
+          <w:szCs w:val="28"/>
+        </w:rPr>
+      </w:pPr>
+      <w:proofErr w:type="spellStart"/>
+      <w:r>
+        <w:rPr>
+          <w:rFonts w:ascii="Cascadia Code" w:hAnsi="Cascadia Code" w:cs="Cascadia Code"/>
+          <w:color w:val="0E2841" w:themeColor="text2"/>
+          <w:sz w:val="28"/>
+          <w:szCs w:val="28"/>
+        </w:rPr>
+        <w:t>from</w:t>
+      </w:r>
+      <w:proofErr w:type="spellEnd"/>
+      <w:r>
+        <w:rPr>
+          <w:rFonts w:ascii="Cascadia Code" w:hAnsi="Cascadia Code" w:cs="Cascadia Code"/>
+          <w:color w:val="0E2841" w:themeColor="text2"/>
           <w:sz w:val="28"/>
           <w:szCs w:val="28"/>
         </w:rPr>
@@ -1143,152 +1183,1023 @@
       <w:proofErr w:type="spellStart"/>
       <w:r>
         <w:rPr>
-          <w:rFonts w:ascii="Times New Roman" w:hAnsi="Times New Roman" w:cs="Times New Roman"/>
-          <w:sz w:val="28"/>
-          <w:szCs w:val="28"/>
-        </w:rPr>
-        <w:t>On</w:t>
-      </w:r>
-      <w:proofErr w:type="spellEnd"/>
-      <w:r>
-        <w:rPr>
-          <w:rFonts w:ascii="Times New Roman" w:hAnsi="Times New Roman" w:cs="Times New Roman"/>
+          <w:rFonts w:ascii="Cascadia Code" w:hAnsi="Cascadia Code" w:cs="Cascadia Code"/>
+          <w:color w:val="0E2841" w:themeColor="text2"/>
+          <w:sz w:val="28"/>
+          <w:szCs w:val="28"/>
+        </w:rPr>
+        <w:t>datetime</w:t>
+      </w:r>
+      <w:proofErr w:type="spellEnd"/>
+      <w:r>
+        <w:rPr>
+          <w:rFonts w:ascii="Cascadia Code" w:hAnsi="Cascadia Code" w:cs="Cascadia Code"/>
+          <w:color w:val="0E2841" w:themeColor="text2"/>
+          <w:sz w:val="28"/>
+          <w:szCs w:val="28"/>
+        </w:rPr>
+        <w:t xml:space="preserve"> import </w:t>
+      </w:r>
+      <w:proofErr w:type="spellStart"/>
+      <w:r>
+        <w:rPr>
+          <w:rFonts w:ascii="Cascadia Code" w:hAnsi="Cascadia Code" w:cs="Cascadia Code"/>
+          <w:color w:val="0E2841" w:themeColor="text2"/>
+          <w:sz w:val="28"/>
+          <w:szCs w:val="28"/>
+        </w:rPr>
+        <w:t>datetime</w:t>
+      </w:r>
+      <w:proofErr w:type="spellEnd"/>
+    </w:p>
+    <w:p>
+      <w:pPr>
+        <w:spacing w:after="0"/>
+        <w:jc w:val="both"/>
+        <w:rPr>
+          <w:rFonts w:ascii="Cascadia Code" w:hAnsi="Cascadia Code" w:cs="Cascadia Code"/>
+          <w:color w:val="0E2841" w:themeColor="text2"/>
+          <w:sz w:val="28"/>
+          <w:szCs w:val="28"/>
+        </w:rPr>
+      </w:pPr>
+      <w:r>
+        <w:rPr>
+          <w:rFonts w:ascii="Cascadia Code" w:hAnsi="Cascadia Code" w:cs="Cascadia Code"/>
+          <w:color w:val="0E2841" w:themeColor="text2"/>
+          <w:sz w:val="28"/>
+          <w:szCs w:val="28"/>
+        </w:rPr>
+        <w:t xml:space="preserve">import </w:t>
+      </w:r>
+      <w:proofErr w:type="spellStart"/>
+      <w:r>
+        <w:rPr>
+          <w:rFonts w:ascii="Cascadia Code" w:hAnsi="Cascadia Code" w:cs="Cascadia Code"/>
+          <w:color w:val="0E2841" w:themeColor="text2"/>
+          <w:sz w:val="28"/>
+          <w:szCs w:val="28"/>
+        </w:rPr>
+        <w:t>paramiko</w:t>
+      </w:r>
+      <w:proofErr w:type="spellEnd"/>
+    </w:p>
+    <w:p>
+      <w:pPr>
+        <w:spacing w:after="0"/>
+        <w:jc w:val="both"/>
+        <w:rPr>
+          <w:rFonts w:ascii="Cascadia Code" w:hAnsi="Cascadia Code" w:cs="Cascadia Code"/>
+          <w:color w:val="0E2841" w:themeColor="text2"/>
+          <w:sz w:val="28"/>
+          <w:szCs w:val="28"/>
+        </w:rPr>
+      </w:pPr>
+      <w:r>
+        <w:rPr>
+          <w:rFonts w:ascii="Cascadia Code" w:hAnsi="Cascadia Code" w:cs="Cascadia Code"/>
+          <w:color w:val="0E2841" w:themeColor="text2"/>
+          <w:sz w:val="28"/>
+          <w:szCs w:val="28"/>
+        </w:rPr>
+        <w:t xml:space="preserve">import </w:t>
+      </w:r>
+      <w:proofErr w:type="spellStart"/>
+      <w:proofErr w:type="gramStart"/>
+      <w:r>
+        <w:rPr>
+          <w:rFonts w:ascii="Cascadia Code" w:hAnsi="Cascadia Code" w:cs="Cascadia Code"/>
+          <w:color w:val="0E2841" w:themeColor="text2"/>
+          <w:sz w:val="28"/>
+          <w:szCs w:val="28"/>
+        </w:rPr>
+        <w:t>xml.etree</w:t>
+      </w:r>
+      <w:proofErr w:type="gramEnd"/>
+      <w:r>
+        <w:rPr>
+          <w:rFonts w:ascii="Cascadia Code" w:hAnsi="Cascadia Code" w:cs="Cascadia Code"/>
+          <w:color w:val="0E2841" w:themeColor="text2"/>
+          <w:sz w:val="28"/>
+          <w:szCs w:val="28"/>
+        </w:rPr>
+        <w:t>.ElementTree</w:t>
+      </w:r>
+      <w:proofErr w:type="spellEnd"/>
+      <w:r>
+        <w:rPr>
+          <w:rFonts w:ascii="Cascadia Code" w:hAnsi="Cascadia Code" w:cs="Cascadia Code"/>
+          <w:color w:val="0E2841" w:themeColor="text2"/>
+          <w:sz w:val="28"/>
+          <w:szCs w:val="28"/>
+        </w:rPr>
+        <w:t xml:space="preserve"> </w:t>
+      </w:r>
+      <w:proofErr w:type="spellStart"/>
+      <w:r>
+        <w:rPr>
+          <w:rFonts w:ascii="Cascadia Code" w:hAnsi="Cascadia Code" w:cs="Cascadia Code"/>
+          <w:color w:val="0E2841" w:themeColor="text2"/>
+          <w:sz w:val="28"/>
+          <w:szCs w:val="28"/>
+        </w:rPr>
+        <w:t>as</w:t>
+      </w:r>
+      <w:proofErr w:type="spellEnd"/>
+      <w:r>
+        <w:rPr>
+          <w:rFonts w:ascii="Cascadia Code" w:hAnsi="Cascadia Code" w:cs="Cascadia Code"/>
+          <w:color w:val="0E2841" w:themeColor="text2"/>
+          <w:sz w:val="28"/>
+          <w:szCs w:val="28"/>
+        </w:rPr>
+        <w:t xml:space="preserve"> ET</w:t>
+      </w:r>
+    </w:p>
+    <w:p>
+      <w:pPr>
+        <w:spacing w:after="0"/>
+        <w:jc w:val="both"/>
+        <w:rPr>
+          <w:rFonts w:ascii="Cascadia Code" w:hAnsi="Cascadia Code" w:cs="Cascadia Code"/>
+          <w:color w:val="0E2841" w:themeColor="text2"/>
+          <w:sz w:val="28"/>
+          <w:szCs w:val="28"/>
+        </w:rPr>
+      </w:pPr>
+      <w:r>
+        <w:rPr>
+          <w:rFonts w:ascii="Cascadia Code" w:hAnsi="Cascadia Code" w:cs="Cascadia Code"/>
+          <w:color w:val="0E2841" w:themeColor="text2"/>
+          <w:sz w:val="28"/>
+          <w:szCs w:val="28"/>
+        </w:rPr>
+        <w:t xml:space="preserve">import </w:t>
+      </w:r>
+      <w:proofErr w:type="spellStart"/>
+      <w:r>
+        <w:rPr>
+          <w:rFonts w:ascii="Cascadia Code" w:hAnsi="Cascadia Code" w:cs="Cascadia Code"/>
+          <w:color w:val="0E2841" w:themeColor="text2"/>
+          <w:sz w:val="28"/>
+          <w:szCs w:val="28"/>
+        </w:rPr>
+        <w:t>requests</w:t>
+      </w:r>
+      <w:proofErr w:type="spellEnd"/>
+    </w:p>
+    <w:p>
+      <w:pPr>
+        <w:spacing w:after="0"/>
+        <w:jc w:val="both"/>
+        <w:rPr>
+          <w:rFonts w:ascii="Cascadia Code" w:hAnsi="Cascadia Code" w:cs="Cascadia Code"/>
+          <w:sz w:val="28"/>
+          <w:szCs w:val="28"/>
+        </w:rPr>
+      </w:pPr>
+    </w:p>
+    <w:p>
+      <w:pPr>
+        <w:spacing w:after="0"/>
+        <w:jc w:val="both"/>
+        <w:rPr>
+          <w:rFonts w:ascii="Cascadia Code" w:hAnsi="Cascadia Code" w:cs="Cascadia Code"/>
+          <w:color w:val="0E2841" w:themeColor="text2"/>
+          <w:sz w:val="28"/>
+          <w:szCs w:val="28"/>
+        </w:rPr>
+      </w:pPr>
+      <w:r>
+        <w:rPr>
+          <w:rFonts w:ascii="Cascadia Code" w:hAnsi="Cascadia Code" w:cs="Cascadia Code"/>
+          <w:color w:val="0E2841" w:themeColor="text2"/>
+          <w:sz w:val="28"/>
+          <w:szCs w:val="28"/>
+        </w:rPr>
+        <w:t># -----------------------------------------------------</w:t>
+      </w:r>
+    </w:p>
+    <w:p>
+      <w:pPr>
+        <w:spacing w:after="0"/>
+        <w:jc w:val="both"/>
+        <w:rPr>
+          <w:rFonts w:ascii="Cascadia Code" w:hAnsi="Cascadia Code" w:cs="Cascadia Code"/>
+          <w:color w:val="0E2841" w:themeColor="text2"/>
+          <w:sz w:val="28"/>
+          <w:szCs w:val="28"/>
+        </w:rPr>
+      </w:pPr>
+      <w:r>
+        <w:rPr>
+          <w:rFonts w:ascii="Cascadia Code" w:hAnsi="Cascadia Code" w:cs="Cascadia Code"/>
+          <w:color w:val="0E2841" w:themeColor="text2"/>
+          <w:sz w:val="28"/>
+          <w:szCs w:val="28"/>
+        </w:rPr>
+        <w:t># 1) Router adatok (</w:t>
+      </w:r>
+      <w:proofErr w:type="spellStart"/>
+      <w:r>
+        <w:rPr>
+          <w:rFonts w:ascii="Cascadia Code" w:hAnsi="Cascadia Code" w:cs="Cascadia Code"/>
+          <w:color w:val="0E2841" w:themeColor="text2"/>
+          <w:sz w:val="28"/>
+          <w:szCs w:val="28"/>
+        </w:rPr>
+        <w:t>Always-On</w:t>
+      </w:r>
+      <w:proofErr w:type="spellEnd"/>
+      <w:r>
+        <w:rPr>
+          <w:rFonts w:ascii="Cascadia Code" w:hAnsi="Cascadia Code" w:cs="Cascadia Code"/>
+          <w:color w:val="0E2841" w:themeColor="text2"/>
+          <w:sz w:val="28"/>
+          <w:szCs w:val="28"/>
+        </w:rPr>
+        <w:t xml:space="preserve"> </w:t>
+      </w:r>
+      <w:proofErr w:type="spellStart"/>
+      <w:r>
+        <w:rPr>
+          <w:rFonts w:ascii="Cascadia Code" w:hAnsi="Cascadia Code" w:cs="Cascadia Code"/>
+          <w:color w:val="0E2841" w:themeColor="text2"/>
+          <w:sz w:val="28"/>
+          <w:szCs w:val="28"/>
+        </w:rPr>
+        <w:t>sandbox</w:t>
+      </w:r>
+      <w:proofErr w:type="spellEnd"/>
+      <w:r>
+        <w:rPr>
+          <w:rFonts w:ascii="Cascadia Code" w:hAnsi="Cascadia Code" w:cs="Cascadia Code"/>
+          <w:color w:val="0E2841" w:themeColor="text2"/>
           <w:sz w:val="28"/>
           <w:szCs w:val="28"/>
         </w:rPr>
         <w:t>)</w:t>
       </w:r>
-      <w:r>
-        <w:rPr>
-          <w:rFonts w:ascii="Times New Roman" w:hAnsi="Times New Roman" w:cs="Times New Roman"/>
-          <w:sz w:val="28"/>
-          <w:szCs w:val="28"/>
-        </w:rPr>
-        <w:t xml:space="preserve"> eszközt használunk, amire SSH-</w:t>
-      </w:r>
-      <w:proofErr w:type="spellStart"/>
-      <w:r>
-        <w:rPr>
-          <w:rFonts w:ascii="Times New Roman" w:hAnsi="Times New Roman" w:cs="Times New Roman"/>
-          <w:sz w:val="28"/>
-          <w:szCs w:val="28"/>
-        </w:rPr>
-        <w:t>val</w:t>
-      </w:r>
-      <w:proofErr w:type="spellEnd"/>
-      <w:r>
-        <w:rPr>
-          <w:rFonts w:ascii="Times New Roman" w:hAnsi="Times New Roman" w:cs="Times New Roman"/>
-          <w:sz w:val="28"/>
-          <w:szCs w:val="28"/>
-        </w:rPr>
-        <w:t xml:space="preserve"> lépünk fel és állítjuk be a </w:t>
-      </w:r>
-      <w:proofErr w:type="spellStart"/>
-      <w:r>
-        <w:rPr>
-          <w:rFonts w:ascii="Times New Roman" w:hAnsi="Times New Roman" w:cs="Times New Roman"/>
-          <w:sz w:val="28"/>
-          <w:szCs w:val="28"/>
-        </w:rPr>
-        <w:t>configjait</w:t>
-      </w:r>
-      <w:proofErr w:type="spellEnd"/>
-      <w:r>
-        <w:rPr>
-          <w:rFonts w:ascii="Times New Roman" w:hAnsi="Times New Roman" w:cs="Times New Roman"/>
-          <w:sz w:val="28"/>
-          <w:szCs w:val="28"/>
-        </w:rPr>
-        <w:t xml:space="preserve">. </w:t>
-      </w:r>
-      <w:r>
-        <w:rPr>
-          <w:rFonts w:ascii="Times New Roman" w:hAnsi="Times New Roman" w:cs="Times New Roman"/>
-          <w:sz w:val="28"/>
-          <w:szCs w:val="28"/>
-        </w:rPr>
-        <w:t>Miután beállítottuk a configokat, amikkel dolgozni fogunk utána</w:t>
-      </w:r>
-      <w:r>
-        <w:rPr>
-          <w:rFonts w:ascii="Times New Roman" w:hAnsi="Times New Roman" w:cs="Times New Roman"/>
-          <w:sz w:val="28"/>
-          <w:szCs w:val="28"/>
-        </w:rPr>
-        <w:t xml:space="preserve"> megírjuk a </w:t>
-      </w:r>
-      <w:proofErr w:type="spellStart"/>
-      <w:r>
-        <w:rPr>
-          <w:rFonts w:ascii="Times New Roman" w:hAnsi="Times New Roman" w:cs="Times New Roman"/>
-          <w:sz w:val="28"/>
-          <w:szCs w:val="28"/>
-        </w:rPr>
-        <w:t>python</w:t>
-      </w:r>
-      <w:proofErr w:type="spellEnd"/>
-      <w:r>
-        <w:rPr>
-          <w:rFonts w:ascii="Times New Roman" w:hAnsi="Times New Roman" w:cs="Times New Roman"/>
-          <w:sz w:val="28"/>
-          <w:szCs w:val="28"/>
-        </w:rPr>
-        <w:t xml:space="preserve"> scriptet</w:t>
-      </w:r>
-      <w:r>
-        <w:rPr>
-          <w:rFonts w:ascii="Times New Roman" w:hAnsi="Times New Roman" w:cs="Times New Roman"/>
-          <w:sz w:val="28"/>
-          <w:szCs w:val="28"/>
-        </w:rPr>
-        <w:t xml:space="preserve">, ami így néz ki: </w:t>
-      </w:r>
-      <w:r>
-        <w:rPr>
-          <w:rFonts w:ascii="Times New Roman" w:hAnsi="Times New Roman" w:cs="Times New Roman"/>
-          <w:sz w:val="28"/>
-          <w:szCs w:val="28"/>
-        </w:rPr>
-        <w:t>(script szöveg formátumban)</w:t>
-      </w:r>
-      <w:r>
-        <w:rPr>
-          <w:rFonts w:ascii="Times New Roman" w:hAnsi="Times New Roman" w:cs="Times New Roman"/>
-          <w:sz w:val="28"/>
-          <w:szCs w:val="28"/>
-        </w:rPr>
-        <w:t xml:space="preserve">. </w:t>
-      </w:r>
-    </w:p>
-    <w:p>
-      <w:pPr>
-        <w:jc w:val="both"/>
-        <w:rPr>
-          <w:rFonts w:ascii="Times New Roman" w:hAnsi="Times New Roman" w:cs="Times New Roman"/>
-          <w:sz w:val="28"/>
-          <w:szCs w:val="28"/>
-        </w:rPr>
-      </w:pPr>
-    </w:p>
-    <w:p>
-      <w:pPr>
-        <w:jc w:val="both"/>
-        <w:rPr>
-          <w:rFonts w:ascii="Times New Roman" w:hAnsi="Times New Roman" w:cs="Times New Roman"/>
-          <w:sz w:val="28"/>
-          <w:szCs w:val="28"/>
-        </w:rPr>
-      </w:pPr>
-      <w:r>
-        <w:rPr>
-          <w:rFonts w:ascii="Times New Roman" w:hAnsi="Times New Roman" w:cs="Times New Roman"/>
-          <w:sz w:val="28"/>
-          <w:szCs w:val="28"/>
-          <w:highlight w:val="yellow"/>
+    </w:p>
+    <w:p>
+      <w:pPr>
+        <w:spacing w:after="0"/>
+        <w:jc w:val="both"/>
+        <w:rPr>
+          <w:rFonts w:ascii="Cascadia Code" w:hAnsi="Cascadia Code" w:cs="Cascadia Code"/>
+          <w:color w:val="0E2841" w:themeColor="text2"/>
+          <w:sz w:val="28"/>
+          <w:szCs w:val="28"/>
+        </w:rPr>
+      </w:pPr>
+      <w:r>
+        <w:rPr>
+          <w:rFonts w:ascii="Cascadia Code" w:hAnsi="Cascadia Code" w:cs="Cascadia Code"/>
+          <w:color w:val="0E2841" w:themeColor="text2"/>
+          <w:sz w:val="28"/>
+          <w:szCs w:val="28"/>
+        </w:rPr>
+        <w:t># -----------------------------------------------------</w:t>
+      </w:r>
+    </w:p>
+    <w:p>
+      <w:pPr>
+        <w:spacing w:after="0"/>
+        <w:jc w:val="both"/>
+        <w:rPr>
+          <w:rFonts w:ascii="Cascadia Code" w:hAnsi="Cascadia Code" w:cs="Cascadia Code"/>
+          <w:color w:val="0E2841" w:themeColor="text2"/>
+          <w:sz w:val="28"/>
+          <w:szCs w:val="28"/>
+        </w:rPr>
+      </w:pPr>
+      <w:r>
+        <w:rPr>
+          <w:rFonts w:ascii="Cascadia Code" w:hAnsi="Cascadia Code" w:cs="Cascadia Code"/>
+          <w:color w:val="0E2841" w:themeColor="text2"/>
+          <w:sz w:val="28"/>
+          <w:szCs w:val="28"/>
+        </w:rPr>
+        <w:t>ROUTER = "devnetsandboxiosxec8k.cisco.com"</w:t>
+      </w:r>
+    </w:p>
+    <w:p>
+      <w:pPr>
+        <w:spacing w:after="0"/>
+        <w:jc w:val="both"/>
+        <w:rPr>
+          <w:rFonts w:ascii="Cascadia Code" w:hAnsi="Cascadia Code" w:cs="Cascadia Code"/>
+          <w:color w:val="0E2841" w:themeColor="text2"/>
+          <w:sz w:val="28"/>
+          <w:szCs w:val="28"/>
+        </w:rPr>
+      </w:pPr>
+      <w:r>
+        <w:rPr>
+          <w:rFonts w:ascii="Cascadia Code" w:hAnsi="Cascadia Code" w:cs="Cascadia Code"/>
+          <w:color w:val="0E2841" w:themeColor="text2"/>
+          <w:sz w:val="28"/>
+          <w:szCs w:val="28"/>
+        </w:rPr>
+        <w:t>PORT = 22</w:t>
+      </w:r>
+    </w:p>
+    <w:p>
+      <w:pPr>
+        <w:spacing w:after="0"/>
+        <w:jc w:val="both"/>
+        <w:rPr>
+          <w:rFonts w:ascii="Cascadia Code" w:hAnsi="Cascadia Code" w:cs="Cascadia Code"/>
+          <w:color w:val="0E2841" w:themeColor="text2"/>
+          <w:sz w:val="28"/>
+          <w:szCs w:val="28"/>
+        </w:rPr>
+      </w:pPr>
+    </w:p>
+    <w:p>
+      <w:pPr>
+        <w:spacing w:after="0"/>
+        <w:jc w:val="both"/>
+        <w:rPr>
+          <w:rFonts w:ascii="Cascadia Code" w:hAnsi="Cascadia Code" w:cs="Cascadia Code"/>
+          <w:color w:val="0E2841" w:themeColor="text2"/>
+          <w:sz w:val="28"/>
+          <w:szCs w:val="28"/>
+        </w:rPr>
+      </w:pPr>
+      <w:proofErr w:type="gramStart"/>
+      <w:r>
+        <w:rPr>
+          <w:rFonts w:ascii="Cascadia Code" w:hAnsi="Cascadia Code" w:cs="Cascadia Code"/>
+          <w:color w:val="0E2841" w:themeColor="text2"/>
+          <w:sz w:val="28"/>
+          <w:szCs w:val="28"/>
+        </w:rPr>
+        <w:t>print(</w:t>
+      </w:r>
+      <w:proofErr w:type="gramEnd"/>
+      <w:r>
+        <w:rPr>
+          <w:rFonts w:ascii="Cascadia Code" w:hAnsi="Cascadia Code" w:cs="Cascadia Code"/>
+          <w:color w:val="0E2841" w:themeColor="text2"/>
+          <w:sz w:val="28"/>
+          <w:szCs w:val="28"/>
+        </w:rPr>
+        <w:t>"Add meg a router hitelesítési adatokat:")</w:t>
+      </w:r>
+    </w:p>
+    <w:p>
+      <w:pPr>
+        <w:spacing w:after="0"/>
+        <w:jc w:val="both"/>
+        <w:rPr>
+          <w:rFonts w:ascii="Cascadia Code" w:hAnsi="Cascadia Code" w:cs="Cascadia Code"/>
+          <w:color w:val="0E2841" w:themeColor="text2"/>
+          <w:sz w:val="28"/>
+          <w:szCs w:val="28"/>
+        </w:rPr>
+      </w:pPr>
+      <w:proofErr w:type="spellStart"/>
+      <w:r>
+        <w:rPr>
+          <w:rFonts w:ascii="Cascadia Code" w:hAnsi="Cascadia Code" w:cs="Cascadia Code"/>
+          <w:color w:val="0E2841" w:themeColor="text2"/>
+          <w:sz w:val="28"/>
+          <w:szCs w:val="28"/>
+        </w:rPr>
+        <w:t>username</w:t>
+      </w:r>
+      <w:proofErr w:type="spellEnd"/>
+      <w:r>
+        <w:rPr>
+          <w:rFonts w:ascii="Cascadia Code" w:hAnsi="Cascadia Code" w:cs="Cascadia Code"/>
+          <w:color w:val="0E2841" w:themeColor="text2"/>
+          <w:sz w:val="28"/>
+          <w:szCs w:val="28"/>
+        </w:rPr>
+        <w:t xml:space="preserve"> = "</w:t>
+      </w:r>
+      <w:proofErr w:type="spellStart"/>
+      <w:proofErr w:type="gramStart"/>
+      <w:r>
+        <w:rPr>
+          <w:rFonts w:ascii="Cascadia Code" w:hAnsi="Cascadia Code" w:cs="Cascadia Code"/>
+          <w:color w:val="0E2841" w:themeColor="text2"/>
+          <w:sz w:val="28"/>
+          <w:szCs w:val="28"/>
+        </w:rPr>
+        <w:t>mark.bakajenko</w:t>
+      </w:r>
+      <w:proofErr w:type="spellEnd"/>
+      <w:proofErr w:type="gramEnd"/>
+      <w:r>
+        <w:rPr>
+          <w:rFonts w:ascii="Cascadia Code" w:hAnsi="Cascadia Code" w:cs="Cascadia Code"/>
+          <w:color w:val="0E2841" w:themeColor="text2"/>
+          <w:sz w:val="28"/>
+          <w:szCs w:val="28"/>
+        </w:rPr>
+        <w:t>"</w:t>
+      </w:r>
+    </w:p>
+    <w:p>
+      <w:pPr>
+        <w:spacing w:after="0"/>
+        <w:jc w:val="both"/>
+        <w:rPr>
+          <w:rFonts w:ascii="Cascadia Code" w:hAnsi="Cascadia Code" w:cs="Cascadia Code"/>
+          <w:color w:val="0E2841" w:themeColor="text2"/>
+          <w:sz w:val="28"/>
+          <w:szCs w:val="28"/>
+        </w:rPr>
+      </w:pPr>
+      <w:proofErr w:type="spellStart"/>
+      <w:r>
+        <w:rPr>
+          <w:rFonts w:ascii="Cascadia Code" w:hAnsi="Cascadia Code" w:cs="Cascadia Code"/>
+          <w:color w:val="0E2841" w:themeColor="text2"/>
+          <w:sz w:val="28"/>
+          <w:szCs w:val="28"/>
+        </w:rPr>
+        <w:t>password</w:t>
+      </w:r>
+      <w:proofErr w:type="spellEnd"/>
+      <w:r>
+        <w:rPr>
+          <w:rFonts w:ascii="Cascadia Code" w:hAnsi="Cascadia Code" w:cs="Cascadia Code"/>
+          <w:color w:val="0E2841" w:themeColor="text2"/>
+          <w:sz w:val="28"/>
+          <w:szCs w:val="28"/>
+        </w:rPr>
+        <w:t xml:space="preserve"> = </w:t>
+      </w:r>
+      <w:proofErr w:type="gramStart"/>
+      <w:r>
+        <w:rPr>
+          <w:rFonts w:ascii="Cascadia Code" w:hAnsi="Cascadia Code" w:cs="Cascadia Code"/>
+          <w:color w:val="0E2841" w:themeColor="text2"/>
+          <w:sz w:val="28"/>
+          <w:szCs w:val="28"/>
+        </w:rPr>
+        <w:t>input(</w:t>
+      </w:r>
+      <w:proofErr w:type="gramEnd"/>
+      <w:r>
+        <w:rPr>
+          <w:rFonts w:ascii="Cascadia Code" w:hAnsi="Cascadia Code" w:cs="Cascadia Code"/>
+          <w:color w:val="0E2841" w:themeColor="text2"/>
+          <w:sz w:val="28"/>
+          <w:szCs w:val="28"/>
+        </w:rPr>
+        <w:t>"Jelszó: ")</w:t>
+      </w:r>
+    </w:p>
+    <w:p>
+      <w:pPr>
+        <w:spacing w:after="0"/>
+        <w:jc w:val="both"/>
+        <w:rPr>
+          <w:rFonts w:ascii="Cascadia Code" w:hAnsi="Cascadia Code" w:cs="Cascadia Code"/>
+          <w:color w:val="0E2841" w:themeColor="text2"/>
+          <w:sz w:val="28"/>
+          <w:szCs w:val="28"/>
+        </w:rPr>
+      </w:pPr>
+    </w:p>
+    <w:p>
+      <w:pPr>
+        <w:spacing w:after="0"/>
+        <w:jc w:val="both"/>
+        <w:rPr>
+          <w:rFonts w:ascii="Cascadia Code" w:hAnsi="Cascadia Code" w:cs="Cascadia Code"/>
+          <w:color w:val="0E2841" w:themeColor="text2"/>
+          <w:sz w:val="28"/>
+          <w:szCs w:val="28"/>
+        </w:rPr>
+      </w:pPr>
+      <w:r>
+        <w:rPr>
+          <w:rFonts w:ascii="Cascadia Code" w:hAnsi="Cascadia Code" w:cs="Cascadia Code"/>
+          <w:color w:val="0E2841" w:themeColor="text2"/>
+          <w:sz w:val="28"/>
+          <w:szCs w:val="28"/>
+        </w:rPr>
+        <w:t># -----------------------------------------------------</w:t>
+      </w:r>
+    </w:p>
+    <w:p>
+      <w:pPr>
+        <w:spacing w:after="0"/>
+        <w:jc w:val="both"/>
+        <w:rPr>
+          <w:rFonts w:ascii="Cascadia Code" w:hAnsi="Cascadia Code" w:cs="Cascadia Code"/>
+          <w:color w:val="0E2841" w:themeColor="text2"/>
+          <w:sz w:val="28"/>
+          <w:szCs w:val="28"/>
+        </w:rPr>
+      </w:pPr>
+      <w:r>
+        <w:rPr>
+          <w:rFonts w:ascii="Cascadia Code" w:hAnsi="Cascadia Code" w:cs="Cascadia Code"/>
+          <w:color w:val="0E2841" w:themeColor="text2"/>
+          <w:sz w:val="28"/>
+          <w:szCs w:val="28"/>
+        </w:rPr>
+        <w:t># 2) SSH kapcsolat és parancs futtatása</w:t>
+      </w:r>
+    </w:p>
+    <w:p>
+      <w:pPr>
+        <w:spacing w:after="0"/>
+        <w:jc w:val="both"/>
+        <w:rPr>
+          <w:rFonts w:ascii="Cascadia Code" w:hAnsi="Cascadia Code" w:cs="Cascadia Code"/>
+          <w:color w:val="0E2841" w:themeColor="text2"/>
+          <w:sz w:val="28"/>
+          <w:szCs w:val="28"/>
+        </w:rPr>
+      </w:pPr>
+      <w:r>
+        <w:rPr>
+          <w:rFonts w:ascii="Cascadia Code" w:hAnsi="Cascadia Code" w:cs="Cascadia Code"/>
+          <w:color w:val="0E2841" w:themeColor="text2"/>
+          <w:sz w:val="28"/>
+          <w:szCs w:val="28"/>
+        </w:rPr>
+        <w:t># -----------------------------------------------------</w:t>
+      </w:r>
+    </w:p>
+    <w:p>
+      <w:pPr>
+        <w:spacing w:after="0"/>
+        <w:jc w:val="both"/>
+        <w:rPr>
+          <w:rFonts w:ascii="Cascadia Code" w:hAnsi="Cascadia Code" w:cs="Cascadia Code"/>
+          <w:color w:val="0E2841" w:themeColor="text2"/>
+          <w:sz w:val="28"/>
+          <w:szCs w:val="28"/>
+        </w:rPr>
+      </w:pPr>
+      <w:proofErr w:type="spellStart"/>
+      <w:r>
+        <w:rPr>
+          <w:rFonts w:ascii="Cascadia Code" w:hAnsi="Cascadia Code" w:cs="Cascadia Code"/>
+          <w:color w:val="0E2841" w:themeColor="text2"/>
+          <w:sz w:val="28"/>
+          <w:szCs w:val="28"/>
+        </w:rPr>
+        <w:t>client</w:t>
+      </w:r>
+      <w:proofErr w:type="spellEnd"/>
+      <w:r>
+        <w:rPr>
+          <w:rFonts w:ascii="Cascadia Code" w:hAnsi="Cascadia Code" w:cs="Cascadia Code"/>
+          <w:color w:val="0E2841" w:themeColor="text2"/>
+          <w:sz w:val="28"/>
+          <w:szCs w:val="28"/>
+        </w:rPr>
+        <w:t xml:space="preserve"> = </w:t>
+      </w:r>
+      <w:proofErr w:type="spellStart"/>
+      <w:proofErr w:type="gramStart"/>
+      <w:r>
+        <w:rPr>
+          <w:rFonts w:ascii="Cascadia Code" w:hAnsi="Cascadia Code" w:cs="Cascadia Code"/>
+          <w:color w:val="0E2841" w:themeColor="text2"/>
+          <w:sz w:val="28"/>
+          <w:szCs w:val="28"/>
+        </w:rPr>
+        <w:t>paramiko.SSHClient</w:t>
+      </w:r>
+      <w:proofErr w:type="spellEnd"/>
+      <w:proofErr w:type="gramEnd"/>
+      <w:r>
+        <w:rPr>
+          <w:rFonts w:ascii="Cascadia Code" w:hAnsi="Cascadia Code" w:cs="Cascadia Code"/>
+          <w:color w:val="0E2841" w:themeColor="text2"/>
+          <w:sz w:val="28"/>
+          <w:szCs w:val="28"/>
+        </w:rPr>
+        <w:t>()</w:t>
+      </w:r>
+    </w:p>
+    <w:p>
+      <w:pPr>
+        <w:spacing w:after="0"/>
+        <w:jc w:val="both"/>
+        <w:rPr>
+          <w:rFonts w:ascii="Cascadia Code" w:hAnsi="Cascadia Code" w:cs="Cascadia Code"/>
+          <w:color w:val="0E2841" w:themeColor="text2"/>
+          <w:sz w:val="28"/>
+          <w:szCs w:val="28"/>
+        </w:rPr>
+      </w:pPr>
+      <w:proofErr w:type="spellStart"/>
+      <w:r>
+        <w:rPr>
+          <w:rFonts w:ascii="Cascadia Code" w:hAnsi="Cascadia Code" w:cs="Cascadia Code"/>
+          <w:color w:val="0E2841" w:themeColor="text2"/>
+          <w:sz w:val="28"/>
+          <w:szCs w:val="28"/>
+        </w:rPr>
+        <w:t>client.set_missing_host_key_policy</w:t>
+      </w:r>
+      <w:proofErr w:type="spellEnd"/>
+      <w:r>
+        <w:rPr>
+          <w:rFonts w:ascii="Cascadia Code" w:hAnsi="Cascadia Code" w:cs="Cascadia Code"/>
+          <w:color w:val="0E2841" w:themeColor="text2"/>
+          <w:sz w:val="28"/>
+          <w:szCs w:val="28"/>
+        </w:rPr>
+        <w:t>(</w:t>
+      </w:r>
+      <w:proofErr w:type="spellStart"/>
+      <w:proofErr w:type="gramStart"/>
+      <w:r>
+        <w:rPr>
+          <w:rFonts w:ascii="Cascadia Code" w:hAnsi="Cascadia Code" w:cs="Cascadia Code"/>
+          <w:color w:val="0E2841" w:themeColor="text2"/>
+          <w:sz w:val="28"/>
+          <w:szCs w:val="28"/>
+        </w:rPr>
+        <w:t>paramiko.AutoAddPolicy</w:t>
+      </w:r>
+      <w:proofErr w:type="spellEnd"/>
+      <w:proofErr w:type="gramEnd"/>
+      <w:r>
+        <w:rPr>
+          <w:rFonts w:ascii="Cascadia Code" w:hAnsi="Cascadia Code" w:cs="Cascadia Code"/>
+          <w:color w:val="0E2841" w:themeColor="text2"/>
+          <w:sz w:val="28"/>
+          <w:szCs w:val="28"/>
+        </w:rPr>
+        <w:t>())</w:t>
+      </w:r>
+    </w:p>
+    <w:p>
+      <w:pPr>
+        <w:spacing w:after="0"/>
+        <w:jc w:val="both"/>
+        <w:rPr>
+          <w:rFonts w:ascii="Cascadia Code" w:hAnsi="Cascadia Code" w:cs="Cascadia Code"/>
+          <w:color w:val="0E2841" w:themeColor="text2"/>
+          <w:sz w:val="28"/>
+          <w:szCs w:val="28"/>
+        </w:rPr>
+      </w:pPr>
+    </w:p>
+    <w:p>
+      <w:pPr>
+        <w:spacing w:after="0"/>
+        <w:jc w:val="both"/>
+        <w:rPr>
+          <w:rFonts w:ascii="Cascadia Code" w:hAnsi="Cascadia Code" w:cs="Cascadia Code"/>
+          <w:color w:val="0E2841" w:themeColor="text2"/>
+          <w:sz w:val="28"/>
+          <w:szCs w:val="28"/>
+        </w:rPr>
+      </w:pPr>
+      <w:proofErr w:type="spellStart"/>
+      <w:proofErr w:type="gramStart"/>
+      <w:r>
+        <w:rPr>
+          <w:rFonts w:ascii="Cascadia Code" w:hAnsi="Cascadia Code" w:cs="Cascadia Code"/>
+          <w:color w:val="0E2841" w:themeColor="text2"/>
+          <w:sz w:val="28"/>
+          <w:szCs w:val="28"/>
+        </w:rPr>
+        <w:t>client.connect</w:t>
+      </w:r>
+      <w:proofErr w:type="spellEnd"/>
+      <w:proofErr w:type="gramEnd"/>
+      <w:r>
+        <w:rPr>
+          <w:rFonts w:ascii="Cascadia Code" w:hAnsi="Cascadia Code" w:cs="Cascadia Code"/>
+          <w:color w:val="0E2841" w:themeColor="text2"/>
+          <w:sz w:val="28"/>
+          <w:szCs w:val="28"/>
+        </w:rPr>
+        <w:t>(</w:t>
+      </w:r>
+    </w:p>
+    <w:p>
+      <w:pPr>
+        <w:spacing w:after="0"/>
+        <w:jc w:val="both"/>
+        <w:rPr>
+          <w:rFonts w:ascii="Cascadia Code" w:hAnsi="Cascadia Code" w:cs="Cascadia Code"/>
+          <w:color w:val="0E2841" w:themeColor="text2"/>
+          <w:sz w:val="28"/>
+          <w:szCs w:val="28"/>
+        </w:rPr>
+      </w:pPr>
+      <w:r>
+        <w:rPr>
+          <w:rFonts w:ascii="Cascadia Code" w:hAnsi="Cascadia Code" w:cs="Cascadia Code"/>
+          <w:color w:val="0E2841" w:themeColor="text2"/>
+          <w:sz w:val="28"/>
+          <w:szCs w:val="28"/>
+        </w:rPr>
+        <w:t xml:space="preserve">    </w:t>
+      </w:r>
+      <w:proofErr w:type="spellStart"/>
+      <w:r>
+        <w:rPr>
+          <w:rFonts w:ascii="Cascadia Code" w:hAnsi="Cascadia Code" w:cs="Cascadia Code"/>
+          <w:color w:val="0E2841" w:themeColor="text2"/>
+          <w:sz w:val="28"/>
+          <w:szCs w:val="28"/>
+        </w:rPr>
+        <w:t>hostname</w:t>
+      </w:r>
+      <w:proofErr w:type="spellEnd"/>
+      <w:r>
+        <w:rPr>
+          <w:rFonts w:ascii="Cascadia Code" w:hAnsi="Cascadia Code" w:cs="Cascadia Code"/>
+          <w:color w:val="0E2841" w:themeColor="text2"/>
+          <w:sz w:val="28"/>
+          <w:szCs w:val="28"/>
+        </w:rPr>
+        <w:t>=ROUTER,</w:t>
+      </w:r>
+    </w:p>
+    <w:p>
+      <w:pPr>
+        <w:spacing w:after="0"/>
+        <w:jc w:val="both"/>
+        <w:rPr>
+          <w:rFonts w:ascii="Cascadia Code" w:hAnsi="Cascadia Code" w:cs="Cascadia Code"/>
+          <w:color w:val="0E2841" w:themeColor="text2"/>
+          <w:sz w:val="28"/>
+          <w:szCs w:val="28"/>
+        </w:rPr>
+      </w:pPr>
+      <w:r>
+        <w:rPr>
+          <w:rFonts w:ascii="Cascadia Code" w:hAnsi="Cascadia Code" w:cs="Cascadia Code"/>
+          <w:color w:val="0E2841" w:themeColor="text2"/>
+          <w:sz w:val="28"/>
+          <w:szCs w:val="28"/>
+        </w:rPr>
+        <w:t xml:space="preserve">    port=PORT,</w:t>
+      </w:r>
+    </w:p>
+    <w:p>
+      <w:pPr>
+        <w:spacing w:after="0"/>
+        <w:jc w:val="both"/>
+        <w:rPr>
+          <w:rFonts w:ascii="Cascadia Code" w:hAnsi="Cascadia Code" w:cs="Cascadia Code"/>
+          <w:color w:val="0E2841" w:themeColor="text2"/>
+          <w:sz w:val="28"/>
+          <w:szCs w:val="28"/>
+        </w:rPr>
+      </w:pPr>
+      <w:r>
+        <w:rPr>
+          <w:rFonts w:ascii="Cascadia Code" w:hAnsi="Cascadia Code" w:cs="Cascadia Code"/>
+          <w:color w:val="0E2841" w:themeColor="text2"/>
+          <w:sz w:val="28"/>
+          <w:szCs w:val="28"/>
+        </w:rPr>
+        <w:t xml:space="preserve">    </w:t>
+      </w:r>
+      <w:proofErr w:type="spellStart"/>
+      <w:r>
+        <w:rPr>
+          <w:rFonts w:ascii="Cascadia Code" w:hAnsi="Cascadia Code" w:cs="Cascadia Code"/>
+          <w:color w:val="0E2841" w:themeColor="text2"/>
+          <w:sz w:val="28"/>
+          <w:szCs w:val="28"/>
+        </w:rPr>
+        <w:t>username</w:t>
+      </w:r>
+      <w:proofErr w:type="spellEnd"/>
+      <w:r>
+        <w:rPr>
+          <w:rFonts w:ascii="Cascadia Code" w:hAnsi="Cascadia Code" w:cs="Cascadia Code"/>
+          <w:color w:val="0E2841" w:themeColor="text2"/>
+          <w:sz w:val="28"/>
+          <w:szCs w:val="28"/>
+        </w:rPr>
+        <w:t>=</w:t>
+      </w:r>
+      <w:proofErr w:type="spellStart"/>
+      <w:r>
+        <w:rPr>
+          <w:rFonts w:ascii="Cascadia Code" w:hAnsi="Cascadia Code" w:cs="Cascadia Code"/>
+          <w:color w:val="0E2841" w:themeColor="text2"/>
+          <w:sz w:val="28"/>
+          <w:szCs w:val="28"/>
+        </w:rPr>
+        <w:t>username</w:t>
+      </w:r>
+      <w:proofErr w:type="spellEnd"/>
+      <w:r>
+        <w:rPr>
+          <w:rFonts w:ascii="Cascadia Code" w:hAnsi="Cascadia Code" w:cs="Cascadia Code"/>
+          <w:color w:val="0E2841" w:themeColor="text2"/>
+          <w:sz w:val="28"/>
+          <w:szCs w:val="28"/>
+        </w:rPr>
+        <w:t>,</w:t>
+      </w:r>
+    </w:p>
+    <w:p>
+      <w:pPr>
+        <w:spacing w:after="0"/>
+        <w:jc w:val="both"/>
+        <w:rPr>
+          <w:rFonts w:ascii="Cascadia Code" w:hAnsi="Cascadia Code" w:cs="Cascadia Code"/>
+          <w:color w:val="0E2841" w:themeColor="text2"/>
+          <w:sz w:val="28"/>
+          <w:szCs w:val="28"/>
+        </w:rPr>
+      </w:pPr>
+      <w:r>
+        <w:rPr>
+          <w:rFonts w:ascii="Cascadia Code" w:hAnsi="Cascadia Code" w:cs="Cascadia Code"/>
+          <w:color w:val="0E2841" w:themeColor="text2"/>
+          <w:sz w:val="28"/>
+          <w:szCs w:val="28"/>
+        </w:rPr>
+        <w:t xml:space="preserve">    </w:t>
+      </w:r>
+      <w:proofErr w:type="spellStart"/>
+      <w:r>
+        <w:rPr>
+          <w:rFonts w:ascii="Cascadia Code" w:hAnsi="Cascadia Code" w:cs="Cascadia Code"/>
+          <w:color w:val="0E2841" w:themeColor="text2"/>
+          <w:sz w:val="28"/>
+          <w:szCs w:val="28"/>
+        </w:rPr>
+        <w:t>password</w:t>
+      </w:r>
+      <w:proofErr w:type="spellEnd"/>
+      <w:r>
+        <w:rPr>
+          <w:rFonts w:ascii="Cascadia Code" w:hAnsi="Cascadia Code" w:cs="Cascadia Code"/>
+          <w:color w:val="0E2841" w:themeColor="text2"/>
+          <w:sz w:val="28"/>
+          <w:szCs w:val="28"/>
+        </w:rPr>
+        <w:t>=</w:t>
+      </w:r>
+      <w:proofErr w:type="spellStart"/>
+      <w:r>
+        <w:rPr>
+          <w:rFonts w:ascii="Cascadia Code" w:hAnsi="Cascadia Code" w:cs="Cascadia Code"/>
+          <w:color w:val="0E2841" w:themeColor="text2"/>
+          <w:sz w:val="28"/>
+          <w:szCs w:val="28"/>
+        </w:rPr>
+        <w:t>password</w:t>
+      </w:r>
+      <w:proofErr w:type="spellEnd"/>
+      <w:r>
+        <w:rPr>
+          <w:rFonts w:ascii="Cascadia Code" w:hAnsi="Cascadia Code" w:cs="Cascadia Code"/>
+          <w:color w:val="0E2841" w:themeColor="text2"/>
+          <w:sz w:val="28"/>
+          <w:szCs w:val="28"/>
+        </w:rPr>
+        <w:t>,</w:t>
+      </w:r>
+    </w:p>
+    <w:p>
+      <w:pPr>
+        <w:spacing w:after="0"/>
+        <w:jc w:val="both"/>
+        <w:rPr>
+          <w:rFonts w:ascii="Cascadia Code" w:hAnsi="Cascadia Code" w:cs="Cascadia Code"/>
+          <w:color w:val="0E2841" w:themeColor="text2"/>
+          <w:sz w:val="28"/>
+          <w:szCs w:val="28"/>
+        </w:rPr>
+      </w:pPr>
+      <w:r>
+        <w:rPr>
+          <w:rFonts w:ascii="Cascadia Code" w:hAnsi="Cascadia Code" w:cs="Cascadia Code"/>
+          <w:color w:val="0E2841" w:themeColor="text2"/>
+          <w:sz w:val="28"/>
+          <w:szCs w:val="28"/>
+        </w:rPr>
+        <w:t xml:space="preserve">    </w:t>
+      </w:r>
+      <w:proofErr w:type="spellStart"/>
+      <w:r>
+        <w:rPr>
+          <w:rFonts w:ascii="Cascadia Code" w:hAnsi="Cascadia Code" w:cs="Cascadia Code"/>
+          <w:color w:val="0E2841" w:themeColor="text2"/>
+          <w:sz w:val="28"/>
+          <w:szCs w:val="28"/>
+        </w:rPr>
+        <w:t>look_for_keys</w:t>
+      </w:r>
+      <w:proofErr w:type="spellEnd"/>
+      <w:r>
+        <w:rPr>
+          <w:rFonts w:ascii="Cascadia Code" w:hAnsi="Cascadia Code" w:cs="Cascadia Code"/>
+          <w:color w:val="0E2841" w:themeColor="text2"/>
+          <w:sz w:val="28"/>
+          <w:szCs w:val="28"/>
+        </w:rPr>
+        <w:t>=</w:t>
+      </w:r>
+      <w:proofErr w:type="spellStart"/>
+      <w:r>
+        <w:rPr>
+          <w:rFonts w:ascii="Cascadia Code" w:hAnsi="Cascadia Code" w:cs="Cascadia Code"/>
+          <w:color w:val="0E2841" w:themeColor="text2"/>
+          <w:sz w:val="28"/>
+          <w:szCs w:val="28"/>
+        </w:rPr>
+        <w:t>False</w:t>
+      </w:r>
+      <w:proofErr w:type="spellEnd"/>
+      <w:r>
+        <w:rPr>
+          <w:rFonts w:ascii="Cascadia Code" w:hAnsi="Cascadia Code" w:cs="Cascadia Code"/>
+          <w:color w:val="0E2841" w:themeColor="text2"/>
+          <w:sz w:val="28"/>
+          <w:szCs w:val="28"/>
+        </w:rPr>
+        <w:t>,</w:t>
+      </w:r>
+    </w:p>
+    <w:p>
+      <w:pPr>
+        <w:spacing w:after="0"/>
+        <w:jc w:val="both"/>
+        <w:rPr>
+          <w:rFonts w:ascii="Cascadia Code" w:hAnsi="Cascadia Code" w:cs="Cascadia Code"/>
+          <w:color w:val="0E2841" w:themeColor="text2"/>
+          <w:sz w:val="28"/>
+          <w:szCs w:val="28"/>
+        </w:rPr>
+      </w:pPr>
+      <w:r>
+        <w:rPr>
+          <w:rFonts w:ascii="Cascadia Code" w:hAnsi="Cascadia Code" w:cs="Cascadia Code"/>
+          <w:color w:val="0E2841" w:themeColor="text2"/>
+          <w:sz w:val="28"/>
+          <w:szCs w:val="28"/>
+        </w:rPr>
+        <w:t xml:space="preserve">    </w:t>
+      </w:r>
+      <w:proofErr w:type="spellStart"/>
+      <w:r>
+        <w:rPr>
+          <w:rFonts w:ascii="Cascadia Code" w:hAnsi="Cascadia Code" w:cs="Cascadia Code"/>
+          <w:color w:val="0E2841" w:themeColor="text2"/>
+          <w:sz w:val="28"/>
+          <w:szCs w:val="28"/>
+        </w:rPr>
+        <w:t>allow_agent</w:t>
+      </w:r>
+      <w:proofErr w:type="spellEnd"/>
+      <w:r>
+        <w:rPr>
+          <w:rFonts w:ascii="Cascadia Code" w:hAnsi="Cascadia Code" w:cs="Cascadia Code"/>
+          <w:color w:val="0E2841" w:themeColor="text2"/>
+          <w:sz w:val="28"/>
+          <w:szCs w:val="28"/>
+        </w:rPr>
+        <w:t>=</w:t>
+      </w:r>
+      <w:proofErr w:type="spellStart"/>
+      <w:r>
+        <w:rPr>
+          <w:rFonts w:ascii="Cascadia Code" w:hAnsi="Cascadia Code" w:cs="Cascadia Code"/>
+          <w:color w:val="0E2841" w:themeColor="text2"/>
+          <w:sz w:val="28"/>
+          <w:szCs w:val="28"/>
+        </w:rPr>
+        <w:t>False</w:t>
+      </w:r>
+      <w:proofErr w:type="spellEnd"/>
+    </w:p>
+    <w:p>
+      <w:pPr>
+        <w:spacing w:after="0"/>
+        <w:jc w:val="both"/>
+        <w:rPr>
+          <w:rFonts w:ascii="Cascadia Code" w:hAnsi="Cascadia Code" w:cs="Cascadia Code"/>
+          <w:color w:val="0E2841" w:themeColor="text2"/>
+          <w:sz w:val="28"/>
+          <w:szCs w:val="28"/>
+        </w:rPr>
+      </w:pPr>
+      <w:r>
+        <w:rPr>
+          <w:rFonts w:ascii="Cascadia Code" w:hAnsi="Cascadia Code" w:cs="Cascadia Code"/>
+          <w:color w:val="0E2841" w:themeColor="text2"/>
+          <w:sz w:val="28"/>
+          <w:szCs w:val="28"/>
         </w:rPr>
         <w:lastRenderedPageBreak/>
-        <w:t>Script:</w:t>
+        <w:t>)</w:t>
       </w:r>
     </w:p>
     <w:p>
@@ -1302,15 +2213,138 @@
           <w:szCs w:val="28"/>
         </w:rPr>
       </w:pPr>
-      <w:proofErr w:type="spellStart"/>
-      <w:r>
-        <w:rPr>
-          <w:rFonts w:ascii="Cascadia Code" w:hAnsi="Cascadia Code" w:cs="Cascadia Code"/>
-          <w:color w:val="0E2841" w:themeColor="text2"/>
-          <w:sz w:val="28"/>
-          <w:szCs w:val="28"/>
-        </w:rPr>
-        <w:t>from</w:t>
+    </w:p>
+    <w:p>
+      <w:pPr>
+        <w:spacing w:after="0"/>
+        <w:jc w:val="both"/>
+        <w:rPr>
+          <w:rFonts w:ascii="Cascadia Code" w:hAnsi="Cascadia Code" w:cs="Cascadia Code"/>
+          <w:color w:val="0E2841" w:themeColor="text2"/>
+          <w:sz w:val="28"/>
+          <w:szCs w:val="28"/>
+        </w:rPr>
+      </w:pPr>
+      <w:proofErr w:type="spellStart"/>
+      <w:r>
+        <w:rPr>
+          <w:rFonts w:ascii="Cascadia Code" w:hAnsi="Cascadia Code" w:cs="Cascadia Code"/>
+          <w:color w:val="0E2841" w:themeColor="text2"/>
+          <w:sz w:val="28"/>
+          <w:szCs w:val="28"/>
+        </w:rPr>
+        <w:t>stdin</w:t>
+      </w:r>
+      <w:proofErr w:type="spellEnd"/>
+      <w:r>
+        <w:rPr>
+          <w:rFonts w:ascii="Cascadia Code" w:hAnsi="Cascadia Code" w:cs="Cascadia Code"/>
+          <w:color w:val="0E2841" w:themeColor="text2"/>
+          <w:sz w:val="28"/>
+          <w:szCs w:val="28"/>
+        </w:rPr>
+        <w:t xml:space="preserve">, </w:t>
+      </w:r>
+      <w:proofErr w:type="spellStart"/>
+      <w:r>
+        <w:rPr>
+          <w:rFonts w:ascii="Cascadia Code" w:hAnsi="Cascadia Code" w:cs="Cascadia Code"/>
+          <w:color w:val="0E2841" w:themeColor="text2"/>
+          <w:sz w:val="28"/>
+          <w:szCs w:val="28"/>
+        </w:rPr>
+        <w:t>stdout</w:t>
+      </w:r>
+      <w:proofErr w:type="spellEnd"/>
+      <w:r>
+        <w:rPr>
+          <w:rFonts w:ascii="Cascadia Code" w:hAnsi="Cascadia Code" w:cs="Cascadia Code"/>
+          <w:color w:val="0E2841" w:themeColor="text2"/>
+          <w:sz w:val="28"/>
+          <w:szCs w:val="28"/>
+        </w:rPr>
+        <w:t xml:space="preserve">, </w:t>
+      </w:r>
+      <w:proofErr w:type="spellStart"/>
+      <w:r>
+        <w:rPr>
+          <w:rFonts w:ascii="Cascadia Code" w:hAnsi="Cascadia Code" w:cs="Cascadia Code"/>
+          <w:color w:val="0E2841" w:themeColor="text2"/>
+          <w:sz w:val="28"/>
+          <w:szCs w:val="28"/>
+        </w:rPr>
+        <w:t>stderr</w:t>
+      </w:r>
+      <w:proofErr w:type="spellEnd"/>
+      <w:r>
+        <w:rPr>
+          <w:rFonts w:ascii="Cascadia Code" w:hAnsi="Cascadia Code" w:cs="Cascadia Code"/>
+          <w:color w:val="0E2841" w:themeColor="text2"/>
+          <w:sz w:val="28"/>
+          <w:szCs w:val="28"/>
+        </w:rPr>
+        <w:t xml:space="preserve"> = </w:t>
+      </w:r>
+      <w:proofErr w:type="spellStart"/>
+      <w:proofErr w:type="gramStart"/>
+      <w:r>
+        <w:rPr>
+          <w:rFonts w:ascii="Cascadia Code" w:hAnsi="Cascadia Code" w:cs="Cascadia Code"/>
+          <w:color w:val="0E2841" w:themeColor="text2"/>
+          <w:sz w:val="28"/>
+          <w:szCs w:val="28"/>
+        </w:rPr>
+        <w:t>client.exec</w:t>
+      </w:r>
+      <w:proofErr w:type="gramEnd"/>
+      <w:r>
+        <w:rPr>
+          <w:rFonts w:ascii="Cascadia Code" w:hAnsi="Cascadia Code" w:cs="Cascadia Code"/>
+          <w:color w:val="0E2841" w:themeColor="text2"/>
+          <w:sz w:val="28"/>
+          <w:szCs w:val="28"/>
+        </w:rPr>
+        <w:t>_</w:t>
+      </w:r>
+      <w:proofErr w:type="gramStart"/>
+      <w:r>
+        <w:rPr>
+          <w:rFonts w:ascii="Cascadia Code" w:hAnsi="Cascadia Code" w:cs="Cascadia Code"/>
+          <w:color w:val="0E2841" w:themeColor="text2"/>
+          <w:sz w:val="28"/>
+          <w:szCs w:val="28"/>
+        </w:rPr>
+        <w:t>command</w:t>
+      </w:r>
+      <w:proofErr w:type="spellEnd"/>
+      <w:r>
+        <w:rPr>
+          <w:rFonts w:ascii="Cascadia Code" w:hAnsi="Cascadia Code" w:cs="Cascadia Code"/>
+          <w:color w:val="0E2841" w:themeColor="text2"/>
+          <w:sz w:val="28"/>
+          <w:szCs w:val="28"/>
+        </w:rPr>
+        <w:t>(</w:t>
+      </w:r>
+      <w:proofErr w:type="gramEnd"/>
+      <w:r>
+        <w:rPr>
+          <w:rFonts w:ascii="Cascadia Code" w:hAnsi="Cascadia Code" w:cs="Cascadia Code"/>
+          <w:color w:val="0E2841" w:themeColor="text2"/>
+          <w:sz w:val="28"/>
+          <w:szCs w:val="28"/>
+        </w:rPr>
+        <w:t xml:space="preserve">"show </w:t>
+      </w:r>
+      <w:proofErr w:type="spellStart"/>
+      <w:r>
+        <w:rPr>
+          <w:rFonts w:ascii="Cascadia Code" w:hAnsi="Cascadia Code" w:cs="Cascadia Code"/>
+          <w:color w:val="0E2841" w:themeColor="text2"/>
+          <w:sz w:val="28"/>
+          <w:szCs w:val="28"/>
+        </w:rPr>
+        <w:t>bgp</w:t>
       </w:r>
       <w:proofErr w:type="spellEnd"/>
       <w:r>
@@ -1330,29 +2364,18 @@
           <w:sz w:val="28"/>
           <w:szCs w:val="28"/>
         </w:rPr>
-        <w:t>datetime</w:t>
-      </w:r>
-      <w:proofErr w:type="spellEnd"/>
-      <w:r>
-        <w:rPr>
-          <w:rFonts w:ascii="Cascadia Code" w:hAnsi="Cascadia Code" w:cs="Cascadia Code"/>
-          <w:color w:val="0E2841" w:themeColor="text2"/>
-          <w:sz w:val="28"/>
-          <w:szCs w:val="28"/>
-        </w:rPr>
-        <w:t xml:space="preserve"> import </w:t>
-      </w:r>
-      <w:proofErr w:type="spellStart"/>
-      <w:r>
-        <w:rPr>
-          <w:rFonts w:ascii="Cascadia Code" w:hAnsi="Cascadia Code" w:cs="Cascadia Code"/>
-          <w:color w:val="0E2841" w:themeColor="text2"/>
-          <w:sz w:val="28"/>
-          <w:szCs w:val="28"/>
-        </w:rPr>
-        <w:t>datetime</w:t>
-      </w:r>
-      <w:proofErr w:type="spellEnd"/>
+        <w:t>summary</w:t>
+      </w:r>
+      <w:proofErr w:type="spellEnd"/>
+      <w:r>
+        <w:rPr>
+          <w:rFonts w:ascii="Cascadia Code" w:hAnsi="Cascadia Code" w:cs="Cascadia Code"/>
+          <w:color w:val="0E2841" w:themeColor="text2"/>
+          <w:sz w:val="28"/>
+          <w:szCs w:val="28"/>
+        </w:rPr>
+        <w:t>")</w:t>
+      </w:r>
     </w:p>
     <w:p>
       <w:pPr>
@@ -1372,19 +2395,61 @@
           <w:sz w:val="28"/>
           <w:szCs w:val="28"/>
         </w:rPr>
-        <w:t xml:space="preserve">import </w:t>
-      </w:r>
-      <w:proofErr w:type="spellStart"/>
-      <w:r>
-        <w:rPr>
-          <w:rFonts w:ascii="Cascadia Code" w:hAnsi="Cascadia Code" w:cs="Cascadia Code"/>
-          <w:color w:val="0E2841" w:themeColor="text2"/>
-          <w:sz w:val="28"/>
-          <w:szCs w:val="28"/>
-        </w:rPr>
-        <w:t>paramiko</w:t>
-      </w:r>
-      <w:proofErr w:type="spellEnd"/>
+        <w:t xml:space="preserve">output = </w:t>
+      </w:r>
+      <w:proofErr w:type="spellStart"/>
+      <w:proofErr w:type="gramStart"/>
+      <w:r>
+        <w:rPr>
+          <w:rFonts w:ascii="Cascadia Code" w:hAnsi="Cascadia Code" w:cs="Cascadia Code"/>
+          <w:color w:val="0E2841" w:themeColor="text2"/>
+          <w:sz w:val="28"/>
+          <w:szCs w:val="28"/>
+        </w:rPr>
+        <w:t>stdout.read</w:t>
+      </w:r>
+      <w:proofErr w:type="spellEnd"/>
+      <w:proofErr w:type="gramEnd"/>
+      <w:r>
+        <w:rPr>
+          <w:rFonts w:ascii="Cascadia Code" w:hAnsi="Cascadia Code" w:cs="Cascadia Code"/>
+          <w:color w:val="0E2841" w:themeColor="text2"/>
+          <w:sz w:val="28"/>
+          <w:szCs w:val="28"/>
+        </w:rPr>
+        <w:t>(</w:t>
+      </w:r>
+      <w:proofErr w:type="gramStart"/>
+      <w:r>
+        <w:rPr>
+          <w:rFonts w:ascii="Cascadia Code" w:hAnsi="Cascadia Code" w:cs="Cascadia Code"/>
+          <w:color w:val="0E2841" w:themeColor="text2"/>
+          <w:sz w:val="28"/>
+          <w:szCs w:val="28"/>
+        </w:rPr>
+        <w:t>).</w:t>
+      </w:r>
+      <w:proofErr w:type="spellStart"/>
+      <w:r>
+        <w:rPr>
+          <w:rFonts w:ascii="Cascadia Code" w:hAnsi="Cascadia Code" w:cs="Cascadia Code"/>
+          <w:color w:val="0E2841" w:themeColor="text2"/>
+          <w:sz w:val="28"/>
+          <w:szCs w:val="28"/>
+        </w:rPr>
+        <w:t>decode</w:t>
+      </w:r>
+      <w:proofErr w:type="spellEnd"/>
+      <w:proofErr w:type="gramEnd"/>
+      <w:r>
+        <w:rPr>
+          <w:rFonts w:ascii="Cascadia Code" w:hAnsi="Cascadia Code" w:cs="Cascadia Code"/>
+          <w:color w:val="0E2841" w:themeColor="text2"/>
+          <w:sz w:val="28"/>
+          <w:szCs w:val="28"/>
+        </w:rPr>
+        <w:t>()</w:t>
+      </w:r>
     </w:p>
     <w:p>
       <w:pPr>
@@ -1397,15 +2462,6 @@
           <w:szCs w:val="28"/>
         </w:rPr>
       </w:pPr>
-      <w:r>
-        <w:rPr>
-          <w:rFonts w:ascii="Cascadia Code" w:hAnsi="Cascadia Code" w:cs="Cascadia Code"/>
-          <w:color w:val="0E2841" w:themeColor="text2"/>
-          <w:sz w:val="28"/>
-          <w:szCs w:val="28"/>
-        </w:rPr>
-        <w:t xml:space="preserve">import </w:t>
-      </w:r>
       <w:proofErr w:type="spellStart"/>
       <w:proofErr w:type="gramStart"/>
       <w:r>
@@ -1415,8 +2471,9 @@
           <w:sz w:val="28"/>
           <w:szCs w:val="28"/>
         </w:rPr>
-        <w:t>xml.etree</w:t>
-      </w:r>
+        <w:t>client.close</w:t>
+      </w:r>
+      <w:proofErr w:type="spellEnd"/>
       <w:proofErr w:type="gramEnd"/>
       <w:r>
         <w:rPr>
@@ -1425,7 +2482,61 @@
           <w:sz w:val="28"/>
           <w:szCs w:val="28"/>
         </w:rPr>
-        <w:t>.ElementTree</w:t>
+        <w:t>()</w:t>
+      </w:r>
+    </w:p>
+    <w:p>
+      <w:pPr>
+        <w:spacing w:after="0"/>
+        <w:jc w:val="both"/>
+        <w:rPr>
+          <w:rFonts w:ascii="Cascadia Code" w:hAnsi="Cascadia Code" w:cs="Cascadia Code"/>
+          <w:color w:val="0E2841" w:themeColor="text2"/>
+          <w:sz w:val="28"/>
+          <w:szCs w:val="28"/>
+        </w:rPr>
+      </w:pPr>
+    </w:p>
+    <w:p>
+      <w:pPr>
+        <w:spacing w:after="0"/>
+        <w:jc w:val="both"/>
+        <w:rPr>
+          <w:rFonts w:ascii="Cascadia Code" w:hAnsi="Cascadia Code" w:cs="Cascadia Code"/>
+          <w:color w:val="0E2841" w:themeColor="text2"/>
+          <w:sz w:val="28"/>
+          <w:szCs w:val="28"/>
+        </w:rPr>
+      </w:pPr>
+      <w:proofErr w:type="gramStart"/>
+      <w:r>
+        <w:rPr>
+          <w:rFonts w:ascii="Cascadia Code" w:hAnsi="Cascadia Code" w:cs="Cascadia Code"/>
+          <w:color w:val="0E2841" w:themeColor="text2"/>
+          <w:sz w:val="28"/>
+          <w:szCs w:val="28"/>
+        </w:rPr>
+        <w:t>print(</w:t>
+      </w:r>
+      <w:proofErr w:type="gramEnd"/>
+      <w:r>
+        <w:rPr>
+          <w:rFonts w:ascii="Cascadia Code" w:hAnsi="Cascadia Code" w:cs="Cascadia Code"/>
+          <w:color w:val="0E2841" w:themeColor="text2"/>
+          <w:sz w:val="28"/>
+          <w:szCs w:val="28"/>
+        </w:rPr>
+        <w:t>"\</w:t>
+      </w:r>
+      <w:proofErr w:type="spellStart"/>
+      <w:r>
+        <w:rPr>
+          <w:rFonts w:ascii="Cascadia Code" w:hAnsi="Cascadia Code" w:cs="Cascadia Code"/>
+          <w:color w:val="0E2841" w:themeColor="text2"/>
+          <w:sz w:val="28"/>
+          <w:szCs w:val="28"/>
+        </w:rPr>
+        <w:t>nshow</w:t>
       </w:r>
       <w:proofErr w:type="spellEnd"/>
       <w:r>
@@ -1445,17 +2556,37 @@
           <w:sz w:val="28"/>
           <w:szCs w:val="28"/>
         </w:rPr>
-        <w:t>as</w:t>
-      </w:r>
-      <w:proofErr w:type="spellEnd"/>
-      <w:r>
-        <w:rPr>
-          <w:rFonts w:ascii="Cascadia Code" w:hAnsi="Cascadia Code" w:cs="Cascadia Code"/>
-          <w:color w:val="0E2841" w:themeColor="text2"/>
-          <w:sz w:val="28"/>
-          <w:szCs w:val="28"/>
-        </w:rPr>
-        <w:t xml:space="preserve"> ET</w:t>
+        <w:t>bgp</w:t>
+      </w:r>
+      <w:proofErr w:type="spellEnd"/>
+      <w:r>
+        <w:rPr>
+          <w:rFonts w:ascii="Cascadia Code" w:hAnsi="Cascadia Code" w:cs="Cascadia Code"/>
+          <w:color w:val="0E2841" w:themeColor="text2"/>
+          <w:sz w:val="28"/>
+          <w:szCs w:val="28"/>
+        </w:rPr>
+        <w:t xml:space="preserve"> </w:t>
+      </w:r>
+      <w:proofErr w:type="spellStart"/>
+      <w:r>
+        <w:rPr>
+          <w:rFonts w:ascii="Cascadia Code" w:hAnsi="Cascadia Code" w:cs="Cascadia Code"/>
+          <w:color w:val="0E2841" w:themeColor="text2"/>
+          <w:sz w:val="28"/>
+          <w:szCs w:val="28"/>
+        </w:rPr>
+        <w:t>summary</w:t>
+      </w:r>
+      <w:proofErr w:type="spellEnd"/>
+      <w:r>
+        <w:rPr>
+          <w:rFonts w:ascii="Cascadia Code" w:hAnsi="Cascadia Code" w:cs="Cascadia Code"/>
+          <w:color w:val="0E2841" w:themeColor="text2"/>
+          <w:sz w:val="28"/>
+          <w:szCs w:val="28"/>
+        </w:rPr>
+        <w:t xml:space="preserve"> kimenet:")</w:t>
       </w:r>
     </w:p>
     <w:p>
@@ -1476,19 +2607,8 @@
           <w:sz w:val="28"/>
           <w:szCs w:val="28"/>
         </w:rPr>
-        <w:t xml:space="preserve">import </w:t>
-      </w:r>
-      <w:proofErr w:type="spellStart"/>
-      <w:r>
-        <w:rPr>
-          <w:rFonts w:ascii="Cascadia Code" w:hAnsi="Cascadia Code" w:cs="Cascadia Code"/>
-          <w:color w:val="0E2841" w:themeColor="text2"/>
-          <w:sz w:val="28"/>
-          <w:szCs w:val="28"/>
-        </w:rPr>
-        <w:t>requests</w:t>
-      </w:r>
-      <w:proofErr w:type="spellEnd"/>
+        <w:t>print(output)</w:t>
+      </w:r>
     </w:p>
     <w:p>
       <w:pPr>
@@ -1496,6 +2616,7 @@
         <w:jc w:val="both"/>
         <w:rPr>
           <w:rFonts w:ascii="Cascadia Code" w:hAnsi="Cascadia Code" w:cs="Cascadia Code"/>
+          <w:color w:val="0E2841" w:themeColor="text2"/>
           <w:sz w:val="28"/>
           <w:szCs w:val="28"/>
         </w:rPr>
@@ -1540,17 +2661,761 @@
           <w:sz w:val="28"/>
           <w:szCs w:val="28"/>
         </w:rPr>
-        <w:t># 1) Router adatok (</w:t>
-      </w:r>
-      <w:proofErr w:type="spellStart"/>
-      <w:r>
-        <w:rPr>
-          <w:rFonts w:ascii="Cascadia Code" w:hAnsi="Cascadia Code" w:cs="Cascadia Code"/>
-          <w:color w:val="0E2841" w:themeColor="text2"/>
-          <w:sz w:val="28"/>
-          <w:szCs w:val="28"/>
-        </w:rPr>
-        <w:t>Always-On</w:t>
+        <w:t># 3) BGP állapot feldolgozása (nagyon egyszerű parser)</w:t>
+      </w:r>
+    </w:p>
+    <w:p>
+      <w:pPr>
+        <w:spacing w:after="0"/>
+        <w:jc w:val="both"/>
+        <w:rPr>
+          <w:rFonts w:ascii="Cascadia Code" w:hAnsi="Cascadia Code" w:cs="Cascadia Code"/>
+          <w:color w:val="0E2841" w:themeColor="text2"/>
+          <w:sz w:val="28"/>
+          <w:szCs w:val="28"/>
+        </w:rPr>
+      </w:pPr>
+      <w:r>
+        <w:rPr>
+          <w:rFonts w:ascii="Cascadia Code" w:hAnsi="Cascadia Code" w:cs="Cascadia Code"/>
+          <w:color w:val="0E2841" w:themeColor="text2"/>
+          <w:sz w:val="28"/>
+          <w:szCs w:val="28"/>
+        </w:rPr>
+        <w:t># -----------------------------------------------------</w:t>
+      </w:r>
+    </w:p>
+    <w:p>
+      <w:pPr>
+        <w:spacing w:after="0"/>
+        <w:jc w:val="both"/>
+        <w:rPr>
+          <w:rFonts w:ascii="Cascadia Code" w:hAnsi="Cascadia Code" w:cs="Cascadia Code"/>
+          <w:color w:val="0E2841" w:themeColor="text2"/>
+          <w:sz w:val="28"/>
+          <w:szCs w:val="28"/>
+        </w:rPr>
+      </w:pPr>
+      <w:proofErr w:type="spellStart"/>
+      <w:r>
+        <w:rPr>
+          <w:rFonts w:ascii="Cascadia Code" w:hAnsi="Cascadia Code" w:cs="Cascadia Code"/>
+          <w:color w:val="0E2841" w:themeColor="text2"/>
+          <w:sz w:val="28"/>
+          <w:szCs w:val="28"/>
+        </w:rPr>
+        <w:t>lines</w:t>
+      </w:r>
+      <w:proofErr w:type="spellEnd"/>
+      <w:r>
+        <w:rPr>
+          <w:rFonts w:ascii="Cascadia Code" w:hAnsi="Cascadia Code" w:cs="Cascadia Code"/>
+          <w:color w:val="0E2841" w:themeColor="text2"/>
+          <w:sz w:val="28"/>
+          <w:szCs w:val="28"/>
+        </w:rPr>
+        <w:t xml:space="preserve"> = </w:t>
+      </w:r>
+      <w:proofErr w:type="spellStart"/>
+      <w:proofErr w:type="gramStart"/>
+      <w:r>
+        <w:rPr>
+          <w:rFonts w:ascii="Cascadia Code" w:hAnsi="Cascadia Code" w:cs="Cascadia Code"/>
+          <w:color w:val="0E2841" w:themeColor="text2"/>
+          <w:sz w:val="28"/>
+          <w:szCs w:val="28"/>
+        </w:rPr>
+        <w:t>output.splitlines</w:t>
+      </w:r>
+      <w:proofErr w:type="spellEnd"/>
+      <w:proofErr w:type="gramEnd"/>
+      <w:r>
+        <w:rPr>
+          <w:rFonts w:ascii="Cascadia Code" w:hAnsi="Cascadia Code" w:cs="Cascadia Code"/>
+          <w:color w:val="0E2841" w:themeColor="text2"/>
+          <w:sz w:val="28"/>
+          <w:szCs w:val="28"/>
+        </w:rPr>
+        <w:t>()</w:t>
+      </w:r>
+    </w:p>
+    <w:p>
+      <w:pPr>
+        <w:spacing w:after="0"/>
+        <w:jc w:val="both"/>
+        <w:rPr>
+          <w:rFonts w:ascii="Cascadia Code" w:hAnsi="Cascadia Code" w:cs="Cascadia Code"/>
+          <w:color w:val="0E2841" w:themeColor="text2"/>
+          <w:sz w:val="28"/>
+          <w:szCs w:val="28"/>
+        </w:rPr>
+      </w:pPr>
+      <w:proofErr w:type="spellStart"/>
+      <w:r>
+        <w:rPr>
+          <w:rFonts w:ascii="Cascadia Code" w:hAnsi="Cascadia Code" w:cs="Cascadia Code"/>
+          <w:color w:val="0E2841" w:themeColor="text2"/>
+          <w:sz w:val="28"/>
+          <w:szCs w:val="28"/>
+        </w:rPr>
+        <w:t>neighbors</w:t>
+      </w:r>
+      <w:proofErr w:type="spellEnd"/>
+      <w:r>
+        <w:rPr>
+          <w:rFonts w:ascii="Cascadia Code" w:hAnsi="Cascadia Code" w:cs="Cascadia Code"/>
+          <w:color w:val="0E2841" w:themeColor="text2"/>
+          <w:sz w:val="28"/>
+          <w:szCs w:val="28"/>
+        </w:rPr>
+        <w:t xml:space="preserve"> = []</w:t>
+      </w:r>
+    </w:p>
+    <w:p>
+      <w:pPr>
+        <w:spacing w:after="0"/>
+        <w:jc w:val="both"/>
+        <w:rPr>
+          <w:rFonts w:ascii="Cascadia Code" w:hAnsi="Cascadia Code" w:cs="Cascadia Code"/>
+          <w:color w:val="0E2841" w:themeColor="text2"/>
+          <w:sz w:val="28"/>
+          <w:szCs w:val="28"/>
+        </w:rPr>
+      </w:pPr>
+    </w:p>
+    <w:p>
+      <w:pPr>
+        <w:spacing w:after="0"/>
+        <w:jc w:val="both"/>
+        <w:rPr>
+          <w:rFonts w:ascii="Cascadia Code" w:hAnsi="Cascadia Code" w:cs="Cascadia Code"/>
+          <w:color w:val="0E2841" w:themeColor="text2"/>
+          <w:sz w:val="28"/>
+          <w:szCs w:val="28"/>
+        </w:rPr>
+      </w:pPr>
+      <w:proofErr w:type="spellStart"/>
+      <w:r>
+        <w:rPr>
+          <w:rFonts w:ascii="Cascadia Code" w:hAnsi="Cascadia Code" w:cs="Cascadia Code"/>
+          <w:color w:val="0E2841" w:themeColor="text2"/>
+          <w:sz w:val="28"/>
+          <w:szCs w:val="28"/>
+        </w:rPr>
+        <w:t>for</w:t>
+      </w:r>
+      <w:proofErr w:type="spellEnd"/>
+      <w:r>
+        <w:rPr>
+          <w:rFonts w:ascii="Cascadia Code" w:hAnsi="Cascadia Code" w:cs="Cascadia Code"/>
+          <w:color w:val="0E2841" w:themeColor="text2"/>
+          <w:sz w:val="28"/>
+          <w:szCs w:val="28"/>
+        </w:rPr>
+        <w:t xml:space="preserve"> line in </w:t>
+      </w:r>
+      <w:proofErr w:type="spellStart"/>
+      <w:r>
+        <w:rPr>
+          <w:rFonts w:ascii="Cascadia Code" w:hAnsi="Cascadia Code" w:cs="Cascadia Code"/>
+          <w:color w:val="0E2841" w:themeColor="text2"/>
+          <w:sz w:val="28"/>
+          <w:szCs w:val="28"/>
+        </w:rPr>
+        <w:t>lines</w:t>
+      </w:r>
+      <w:proofErr w:type="spellEnd"/>
+      <w:r>
+        <w:rPr>
+          <w:rFonts w:ascii="Cascadia Code" w:hAnsi="Cascadia Code" w:cs="Cascadia Code"/>
+          <w:color w:val="0E2841" w:themeColor="text2"/>
+          <w:sz w:val="28"/>
+          <w:szCs w:val="28"/>
+        </w:rPr>
+        <w:t>:</w:t>
+      </w:r>
+    </w:p>
+    <w:p>
+      <w:pPr>
+        <w:spacing w:after="0"/>
+        <w:jc w:val="both"/>
+        <w:rPr>
+          <w:rFonts w:ascii="Cascadia Code" w:hAnsi="Cascadia Code" w:cs="Cascadia Code"/>
+          <w:color w:val="0E2841" w:themeColor="text2"/>
+          <w:sz w:val="28"/>
+          <w:szCs w:val="28"/>
+        </w:rPr>
+      </w:pPr>
+      <w:r>
+        <w:rPr>
+          <w:rFonts w:ascii="Cascadia Code" w:hAnsi="Cascadia Code" w:cs="Cascadia Code"/>
+          <w:color w:val="0E2841" w:themeColor="text2"/>
+          <w:sz w:val="28"/>
+          <w:szCs w:val="28"/>
+        </w:rPr>
+        <w:t xml:space="preserve">    </w:t>
+      </w:r>
+      <w:proofErr w:type="spellStart"/>
+      <w:r>
+        <w:rPr>
+          <w:rFonts w:ascii="Cascadia Code" w:hAnsi="Cascadia Code" w:cs="Cascadia Code"/>
+          <w:color w:val="0E2841" w:themeColor="text2"/>
+          <w:sz w:val="28"/>
+          <w:szCs w:val="28"/>
+        </w:rPr>
+        <w:t>parts</w:t>
+      </w:r>
+      <w:proofErr w:type="spellEnd"/>
+      <w:r>
+        <w:rPr>
+          <w:rFonts w:ascii="Cascadia Code" w:hAnsi="Cascadia Code" w:cs="Cascadia Code"/>
+          <w:color w:val="0E2841" w:themeColor="text2"/>
+          <w:sz w:val="28"/>
+          <w:szCs w:val="28"/>
+        </w:rPr>
+        <w:t xml:space="preserve"> = </w:t>
+      </w:r>
+      <w:proofErr w:type="spellStart"/>
+      <w:proofErr w:type="gramStart"/>
+      <w:r>
+        <w:rPr>
+          <w:rFonts w:ascii="Cascadia Code" w:hAnsi="Cascadia Code" w:cs="Cascadia Code"/>
+          <w:color w:val="0E2841" w:themeColor="text2"/>
+          <w:sz w:val="28"/>
+          <w:szCs w:val="28"/>
+        </w:rPr>
+        <w:t>line.split</w:t>
+      </w:r>
+      <w:proofErr w:type="spellEnd"/>
+      <w:proofErr w:type="gramEnd"/>
+      <w:r>
+        <w:rPr>
+          <w:rFonts w:ascii="Cascadia Code" w:hAnsi="Cascadia Code" w:cs="Cascadia Code"/>
+          <w:color w:val="0E2841" w:themeColor="text2"/>
+          <w:sz w:val="28"/>
+          <w:szCs w:val="28"/>
+        </w:rPr>
+        <w:t>()</w:t>
+      </w:r>
+    </w:p>
+    <w:p>
+      <w:pPr>
+        <w:spacing w:after="0"/>
+        <w:jc w:val="both"/>
+        <w:rPr>
+          <w:rFonts w:ascii="Cascadia Code" w:hAnsi="Cascadia Code" w:cs="Cascadia Code"/>
+          <w:color w:val="0E2841" w:themeColor="text2"/>
+          <w:sz w:val="28"/>
+          <w:szCs w:val="28"/>
+        </w:rPr>
+      </w:pPr>
+      <w:r>
+        <w:rPr>
+          <w:rFonts w:ascii="Cascadia Code" w:hAnsi="Cascadia Code" w:cs="Cascadia Code"/>
+          <w:color w:val="0E2841" w:themeColor="text2"/>
+          <w:sz w:val="28"/>
+          <w:szCs w:val="28"/>
+        </w:rPr>
+        <w:t xml:space="preserve">    </w:t>
+      </w:r>
+      <w:proofErr w:type="spellStart"/>
+      <w:r>
+        <w:rPr>
+          <w:rFonts w:ascii="Cascadia Code" w:hAnsi="Cascadia Code" w:cs="Cascadia Code"/>
+          <w:color w:val="0E2841" w:themeColor="text2"/>
+          <w:sz w:val="28"/>
+          <w:szCs w:val="28"/>
+        </w:rPr>
+        <w:t>if</w:t>
+      </w:r>
+      <w:proofErr w:type="spellEnd"/>
+      <w:r>
+        <w:rPr>
+          <w:rFonts w:ascii="Cascadia Code" w:hAnsi="Cascadia Code" w:cs="Cascadia Code"/>
+          <w:color w:val="0E2841" w:themeColor="text2"/>
+          <w:sz w:val="28"/>
+          <w:szCs w:val="28"/>
+        </w:rPr>
+        <w:t xml:space="preserve"> len(</w:t>
+      </w:r>
+      <w:proofErr w:type="spellStart"/>
+      <w:r>
+        <w:rPr>
+          <w:rFonts w:ascii="Cascadia Code" w:hAnsi="Cascadia Code" w:cs="Cascadia Code"/>
+          <w:color w:val="0E2841" w:themeColor="text2"/>
+          <w:sz w:val="28"/>
+          <w:szCs w:val="28"/>
+        </w:rPr>
+        <w:t>parts</w:t>
+      </w:r>
+      <w:proofErr w:type="spellEnd"/>
+      <w:r>
+        <w:rPr>
+          <w:rFonts w:ascii="Cascadia Code" w:hAnsi="Cascadia Code" w:cs="Cascadia Code"/>
+          <w:color w:val="0E2841" w:themeColor="text2"/>
+          <w:sz w:val="28"/>
+          <w:szCs w:val="28"/>
+        </w:rPr>
+        <w:t xml:space="preserve">) &gt; 2 and </w:t>
+      </w:r>
+      <w:proofErr w:type="spellStart"/>
+      <w:r>
+        <w:rPr>
+          <w:rFonts w:ascii="Cascadia Code" w:hAnsi="Cascadia Code" w:cs="Cascadia Code"/>
+          <w:color w:val="0E2841" w:themeColor="text2"/>
+          <w:sz w:val="28"/>
+          <w:szCs w:val="28"/>
+        </w:rPr>
+        <w:t>parts</w:t>
+      </w:r>
+      <w:proofErr w:type="spellEnd"/>
+      <w:r>
+        <w:rPr>
+          <w:rFonts w:ascii="Cascadia Code" w:hAnsi="Cascadia Code" w:cs="Cascadia Code"/>
+          <w:color w:val="0E2841" w:themeColor="text2"/>
+          <w:sz w:val="28"/>
+          <w:szCs w:val="28"/>
+        </w:rPr>
+        <w:t>[0</w:t>
+      </w:r>
+      <w:proofErr w:type="gramStart"/>
+      <w:r>
+        <w:rPr>
+          <w:rFonts w:ascii="Cascadia Code" w:hAnsi="Cascadia Code" w:cs="Cascadia Code"/>
+          <w:color w:val="0E2841" w:themeColor="text2"/>
+          <w:sz w:val="28"/>
+          <w:szCs w:val="28"/>
+        </w:rPr>
+        <w:t>].</w:t>
+      </w:r>
+      <w:proofErr w:type="spellStart"/>
+      <w:r>
+        <w:rPr>
+          <w:rFonts w:ascii="Cascadia Code" w:hAnsi="Cascadia Code" w:cs="Cascadia Code"/>
+          <w:color w:val="0E2841" w:themeColor="text2"/>
+          <w:sz w:val="28"/>
+          <w:szCs w:val="28"/>
+        </w:rPr>
+        <w:t>count</w:t>
+      </w:r>
+      <w:proofErr w:type="spellEnd"/>
+      <w:proofErr w:type="gramEnd"/>
+      <w:r>
+        <w:rPr>
+          <w:rFonts w:ascii="Cascadia Code" w:hAnsi="Cascadia Code" w:cs="Cascadia Code"/>
+          <w:color w:val="0E2841" w:themeColor="text2"/>
+          <w:sz w:val="28"/>
+          <w:szCs w:val="28"/>
+        </w:rPr>
+        <w:t>(".") == 3:</w:t>
+      </w:r>
+    </w:p>
+    <w:p>
+      <w:pPr>
+        <w:spacing w:after="0"/>
+        <w:jc w:val="both"/>
+        <w:rPr>
+          <w:rFonts w:ascii="Cascadia Code" w:hAnsi="Cascadia Code" w:cs="Cascadia Code"/>
+          <w:color w:val="0E2841" w:themeColor="text2"/>
+          <w:sz w:val="28"/>
+          <w:szCs w:val="28"/>
+        </w:rPr>
+      </w:pPr>
+      <w:r>
+        <w:rPr>
+          <w:rFonts w:ascii="Cascadia Code" w:hAnsi="Cascadia Code" w:cs="Cascadia Code"/>
+          <w:color w:val="0E2841" w:themeColor="text2"/>
+          <w:sz w:val="28"/>
+          <w:szCs w:val="28"/>
+        </w:rPr>
+        <w:t xml:space="preserve">        </w:t>
+      </w:r>
+      <w:proofErr w:type="spellStart"/>
+      <w:r>
+        <w:rPr>
+          <w:rFonts w:ascii="Cascadia Code" w:hAnsi="Cascadia Code" w:cs="Cascadia Code"/>
+          <w:color w:val="0E2841" w:themeColor="text2"/>
+          <w:sz w:val="28"/>
+          <w:szCs w:val="28"/>
+        </w:rPr>
+        <w:t>neighbor_ip</w:t>
+      </w:r>
+      <w:proofErr w:type="spellEnd"/>
+      <w:r>
+        <w:rPr>
+          <w:rFonts w:ascii="Cascadia Code" w:hAnsi="Cascadia Code" w:cs="Cascadia Code"/>
+          <w:color w:val="0E2841" w:themeColor="text2"/>
+          <w:sz w:val="28"/>
+          <w:szCs w:val="28"/>
+        </w:rPr>
+        <w:t xml:space="preserve"> = </w:t>
+      </w:r>
+      <w:proofErr w:type="spellStart"/>
+      <w:proofErr w:type="gramStart"/>
+      <w:r>
+        <w:rPr>
+          <w:rFonts w:ascii="Cascadia Code" w:hAnsi="Cascadia Code" w:cs="Cascadia Code"/>
+          <w:color w:val="0E2841" w:themeColor="text2"/>
+          <w:sz w:val="28"/>
+          <w:szCs w:val="28"/>
+        </w:rPr>
+        <w:t>parts</w:t>
+      </w:r>
+      <w:proofErr w:type="spellEnd"/>
+      <w:r>
+        <w:rPr>
+          <w:rFonts w:ascii="Cascadia Code" w:hAnsi="Cascadia Code" w:cs="Cascadia Code"/>
+          <w:color w:val="0E2841" w:themeColor="text2"/>
+          <w:sz w:val="28"/>
+          <w:szCs w:val="28"/>
+        </w:rPr>
+        <w:t>[</w:t>
+      </w:r>
+      <w:proofErr w:type="gramEnd"/>
+      <w:r>
+        <w:rPr>
+          <w:rFonts w:ascii="Cascadia Code" w:hAnsi="Cascadia Code" w:cs="Cascadia Code"/>
+          <w:color w:val="0E2841" w:themeColor="text2"/>
+          <w:sz w:val="28"/>
+          <w:szCs w:val="28"/>
+        </w:rPr>
+        <w:t>0]</w:t>
+      </w:r>
+    </w:p>
+    <w:p>
+      <w:pPr>
+        <w:spacing w:after="0"/>
+        <w:jc w:val="both"/>
+        <w:rPr>
+          <w:rFonts w:ascii="Cascadia Code" w:hAnsi="Cascadia Code" w:cs="Cascadia Code"/>
+          <w:color w:val="0E2841" w:themeColor="text2"/>
+          <w:sz w:val="28"/>
+          <w:szCs w:val="28"/>
+        </w:rPr>
+      </w:pPr>
+      <w:r>
+        <w:rPr>
+          <w:rFonts w:ascii="Cascadia Code" w:hAnsi="Cascadia Code" w:cs="Cascadia Code"/>
+          <w:color w:val="0E2841" w:themeColor="text2"/>
+          <w:sz w:val="28"/>
+          <w:szCs w:val="28"/>
+        </w:rPr>
+        <w:t xml:space="preserve">        </w:t>
+      </w:r>
+      <w:proofErr w:type="spellStart"/>
+      <w:r>
+        <w:rPr>
+          <w:rFonts w:ascii="Cascadia Code" w:hAnsi="Cascadia Code" w:cs="Cascadia Code"/>
+          <w:color w:val="0E2841" w:themeColor="text2"/>
+          <w:sz w:val="28"/>
+          <w:szCs w:val="28"/>
+        </w:rPr>
+        <w:t>state_or_prefix</w:t>
+      </w:r>
+      <w:proofErr w:type="spellEnd"/>
+      <w:r>
+        <w:rPr>
+          <w:rFonts w:ascii="Cascadia Code" w:hAnsi="Cascadia Code" w:cs="Cascadia Code"/>
+          <w:color w:val="0E2841" w:themeColor="text2"/>
+          <w:sz w:val="28"/>
+          <w:szCs w:val="28"/>
+        </w:rPr>
+        <w:t xml:space="preserve"> = </w:t>
+      </w:r>
+      <w:proofErr w:type="spellStart"/>
+      <w:proofErr w:type="gramStart"/>
+      <w:r>
+        <w:rPr>
+          <w:rFonts w:ascii="Cascadia Code" w:hAnsi="Cascadia Code" w:cs="Cascadia Code"/>
+          <w:color w:val="0E2841" w:themeColor="text2"/>
+          <w:sz w:val="28"/>
+          <w:szCs w:val="28"/>
+        </w:rPr>
+        <w:t>parts</w:t>
+      </w:r>
+      <w:proofErr w:type="spellEnd"/>
+      <w:r>
+        <w:rPr>
+          <w:rFonts w:ascii="Cascadia Code" w:hAnsi="Cascadia Code" w:cs="Cascadia Code"/>
+          <w:color w:val="0E2841" w:themeColor="text2"/>
+          <w:sz w:val="28"/>
+          <w:szCs w:val="28"/>
+        </w:rPr>
+        <w:t>[</w:t>
+      </w:r>
+      <w:proofErr w:type="gramEnd"/>
+      <w:r>
+        <w:rPr>
+          <w:rFonts w:ascii="Cascadia Code" w:hAnsi="Cascadia Code" w:cs="Cascadia Code"/>
+          <w:color w:val="0E2841" w:themeColor="text2"/>
+          <w:sz w:val="28"/>
+          <w:szCs w:val="28"/>
+        </w:rPr>
+        <w:t>-1]</w:t>
+      </w:r>
+    </w:p>
+    <w:p>
+      <w:pPr>
+        <w:spacing w:after="0"/>
+        <w:jc w:val="both"/>
+        <w:rPr>
+          <w:rFonts w:ascii="Cascadia Code" w:hAnsi="Cascadia Code" w:cs="Cascadia Code"/>
+          <w:color w:val="0E2841" w:themeColor="text2"/>
+          <w:sz w:val="28"/>
+          <w:szCs w:val="28"/>
+        </w:rPr>
+      </w:pPr>
+      <w:r>
+        <w:rPr>
+          <w:rFonts w:ascii="Cascadia Code" w:hAnsi="Cascadia Code" w:cs="Cascadia Code"/>
+          <w:color w:val="0E2841" w:themeColor="text2"/>
+          <w:sz w:val="28"/>
+          <w:szCs w:val="28"/>
+        </w:rPr>
+        <w:t xml:space="preserve">        </w:t>
+      </w:r>
+      <w:proofErr w:type="spellStart"/>
+      <w:proofErr w:type="gramStart"/>
+      <w:r>
+        <w:rPr>
+          <w:rFonts w:ascii="Cascadia Code" w:hAnsi="Cascadia Code" w:cs="Cascadia Code"/>
+          <w:color w:val="0E2841" w:themeColor="text2"/>
+          <w:sz w:val="28"/>
+          <w:szCs w:val="28"/>
+        </w:rPr>
+        <w:t>neighbors.append</w:t>
+      </w:r>
+      <w:proofErr w:type="spellEnd"/>
+      <w:proofErr w:type="gramEnd"/>
+      <w:r>
+        <w:rPr>
+          <w:rFonts w:ascii="Cascadia Code" w:hAnsi="Cascadia Code" w:cs="Cascadia Code"/>
+          <w:color w:val="0E2841" w:themeColor="text2"/>
+          <w:sz w:val="28"/>
+          <w:szCs w:val="28"/>
+        </w:rPr>
+        <w:t>((</w:t>
+      </w:r>
+      <w:proofErr w:type="spellStart"/>
+      <w:r>
+        <w:rPr>
+          <w:rFonts w:ascii="Cascadia Code" w:hAnsi="Cascadia Code" w:cs="Cascadia Code"/>
+          <w:color w:val="0E2841" w:themeColor="text2"/>
+          <w:sz w:val="28"/>
+          <w:szCs w:val="28"/>
+        </w:rPr>
+        <w:t>neighbor_ip</w:t>
+      </w:r>
+      <w:proofErr w:type="spellEnd"/>
+      <w:r>
+        <w:rPr>
+          <w:rFonts w:ascii="Cascadia Code" w:hAnsi="Cascadia Code" w:cs="Cascadia Code"/>
+          <w:color w:val="0E2841" w:themeColor="text2"/>
+          <w:sz w:val="28"/>
+          <w:szCs w:val="28"/>
+        </w:rPr>
+        <w:t xml:space="preserve">, </w:t>
+      </w:r>
+      <w:proofErr w:type="spellStart"/>
+      <w:r>
+        <w:rPr>
+          <w:rFonts w:ascii="Cascadia Code" w:hAnsi="Cascadia Code" w:cs="Cascadia Code"/>
+          <w:color w:val="0E2841" w:themeColor="text2"/>
+          <w:sz w:val="28"/>
+          <w:szCs w:val="28"/>
+        </w:rPr>
+        <w:t>state_or_prefix</w:t>
+      </w:r>
+      <w:proofErr w:type="spellEnd"/>
+      <w:r>
+        <w:rPr>
+          <w:rFonts w:ascii="Cascadia Code" w:hAnsi="Cascadia Code" w:cs="Cascadia Code"/>
+          <w:color w:val="0E2841" w:themeColor="text2"/>
+          <w:sz w:val="28"/>
+          <w:szCs w:val="28"/>
+        </w:rPr>
+        <w:t>))</w:t>
+      </w:r>
+    </w:p>
+    <w:p>
+      <w:pPr>
+        <w:spacing w:after="0"/>
+        <w:jc w:val="both"/>
+        <w:rPr>
+          <w:rFonts w:ascii="Cascadia Code" w:hAnsi="Cascadia Code" w:cs="Cascadia Code"/>
+          <w:color w:val="0E2841" w:themeColor="text2"/>
+          <w:sz w:val="28"/>
+          <w:szCs w:val="28"/>
+        </w:rPr>
+      </w:pPr>
+    </w:p>
+    <w:p>
+      <w:pPr>
+        <w:spacing w:after="0"/>
+        <w:jc w:val="both"/>
+        <w:rPr>
+          <w:rFonts w:ascii="Cascadia Code" w:hAnsi="Cascadia Code" w:cs="Cascadia Code"/>
+          <w:color w:val="0E2841" w:themeColor="text2"/>
+          <w:sz w:val="28"/>
+          <w:szCs w:val="28"/>
+        </w:rPr>
+      </w:pPr>
+      <w:r>
+        <w:rPr>
+          <w:rFonts w:ascii="Cascadia Code" w:hAnsi="Cascadia Code" w:cs="Cascadia Code"/>
+          <w:color w:val="0E2841" w:themeColor="text2"/>
+          <w:sz w:val="28"/>
+          <w:szCs w:val="28"/>
+        </w:rPr>
+        <w:t># -----------------------------------------------------</w:t>
+      </w:r>
+    </w:p>
+    <w:p>
+      <w:pPr>
+        <w:spacing w:after="0"/>
+        <w:jc w:val="both"/>
+        <w:rPr>
+          <w:rFonts w:ascii="Cascadia Code" w:hAnsi="Cascadia Code" w:cs="Cascadia Code"/>
+          <w:color w:val="0E2841" w:themeColor="text2"/>
+          <w:sz w:val="28"/>
+          <w:szCs w:val="28"/>
+        </w:rPr>
+      </w:pPr>
+      <w:r>
+        <w:rPr>
+          <w:rFonts w:ascii="Cascadia Code" w:hAnsi="Cascadia Code" w:cs="Cascadia Code"/>
+          <w:color w:val="0E2841" w:themeColor="text2"/>
+          <w:sz w:val="28"/>
+          <w:szCs w:val="28"/>
+        </w:rPr>
+        <w:t># 4) XML riport generálása</w:t>
+      </w:r>
+    </w:p>
+    <w:p>
+      <w:pPr>
+        <w:spacing w:after="0"/>
+        <w:jc w:val="both"/>
+        <w:rPr>
+          <w:rFonts w:ascii="Cascadia Code" w:hAnsi="Cascadia Code" w:cs="Cascadia Code"/>
+          <w:color w:val="0E2841" w:themeColor="text2"/>
+          <w:sz w:val="28"/>
+          <w:szCs w:val="28"/>
+        </w:rPr>
+      </w:pPr>
+      <w:r>
+        <w:rPr>
+          <w:rFonts w:ascii="Cascadia Code" w:hAnsi="Cascadia Code" w:cs="Cascadia Code"/>
+          <w:color w:val="0E2841" w:themeColor="text2"/>
+          <w:sz w:val="28"/>
+          <w:szCs w:val="28"/>
+        </w:rPr>
+        <w:t># -----------------------------------------------------</w:t>
+      </w:r>
+    </w:p>
+    <w:p>
+      <w:pPr>
+        <w:spacing w:after="0"/>
+        <w:jc w:val="both"/>
+        <w:rPr>
+          <w:rFonts w:ascii="Cascadia Code" w:hAnsi="Cascadia Code" w:cs="Cascadia Code"/>
+          <w:color w:val="0E2841" w:themeColor="text2"/>
+          <w:sz w:val="28"/>
+          <w:szCs w:val="28"/>
+        </w:rPr>
+      </w:pPr>
+      <w:proofErr w:type="spellStart"/>
+      <w:r>
+        <w:rPr>
+          <w:rFonts w:ascii="Cascadia Code" w:hAnsi="Cascadia Code" w:cs="Cascadia Code"/>
+          <w:color w:val="0E2841" w:themeColor="text2"/>
+          <w:sz w:val="28"/>
+          <w:szCs w:val="28"/>
+        </w:rPr>
+        <w:t>root</w:t>
+      </w:r>
+      <w:proofErr w:type="spellEnd"/>
+      <w:r>
+        <w:rPr>
+          <w:rFonts w:ascii="Cascadia Code" w:hAnsi="Cascadia Code" w:cs="Cascadia Code"/>
+          <w:color w:val="0E2841" w:themeColor="text2"/>
+          <w:sz w:val="28"/>
+          <w:szCs w:val="28"/>
+        </w:rPr>
+        <w:t xml:space="preserve"> = </w:t>
+      </w:r>
+      <w:proofErr w:type="spellStart"/>
+      <w:r>
+        <w:rPr>
+          <w:rFonts w:ascii="Cascadia Code" w:hAnsi="Cascadia Code" w:cs="Cascadia Code"/>
+          <w:color w:val="0E2841" w:themeColor="text2"/>
+          <w:sz w:val="28"/>
+          <w:szCs w:val="28"/>
+        </w:rPr>
+        <w:t>ET.Element</w:t>
+      </w:r>
+      <w:proofErr w:type="spellEnd"/>
+      <w:r>
+        <w:rPr>
+          <w:rFonts w:ascii="Cascadia Code" w:hAnsi="Cascadia Code" w:cs="Cascadia Code"/>
+          <w:color w:val="0E2841" w:themeColor="text2"/>
+          <w:sz w:val="28"/>
+          <w:szCs w:val="28"/>
+        </w:rPr>
+        <w:t>("</w:t>
+      </w:r>
+      <w:proofErr w:type="spellStart"/>
+      <w:r>
+        <w:rPr>
+          <w:rFonts w:ascii="Cascadia Code" w:hAnsi="Cascadia Code" w:cs="Cascadia Code"/>
+          <w:color w:val="0E2841" w:themeColor="text2"/>
+          <w:sz w:val="28"/>
+          <w:szCs w:val="28"/>
+        </w:rPr>
+        <w:t>bgp_report</w:t>
+      </w:r>
+      <w:proofErr w:type="spellEnd"/>
+      <w:r>
+        <w:rPr>
+          <w:rFonts w:ascii="Cascadia Code" w:hAnsi="Cascadia Code" w:cs="Cascadia Code"/>
+          <w:color w:val="0E2841" w:themeColor="text2"/>
+          <w:sz w:val="28"/>
+          <w:szCs w:val="28"/>
+        </w:rPr>
+        <w:t>")</w:t>
+      </w:r>
+    </w:p>
+    <w:p>
+      <w:pPr>
+        <w:spacing w:after="0"/>
+        <w:jc w:val="both"/>
+        <w:rPr>
+          <w:rFonts w:ascii="Cascadia Code" w:hAnsi="Cascadia Code" w:cs="Cascadia Code"/>
+          <w:color w:val="0E2841" w:themeColor="text2"/>
+          <w:sz w:val="28"/>
+          <w:szCs w:val="28"/>
+        </w:rPr>
+      </w:pPr>
+    </w:p>
+    <w:p>
+      <w:pPr>
+        <w:spacing w:after="0"/>
+        <w:jc w:val="both"/>
+        <w:rPr>
+          <w:rFonts w:ascii="Cascadia Code" w:hAnsi="Cascadia Code" w:cs="Cascadia Code"/>
+          <w:color w:val="0E2841" w:themeColor="text2"/>
+          <w:sz w:val="28"/>
+          <w:szCs w:val="28"/>
+        </w:rPr>
+      </w:pPr>
+      <w:proofErr w:type="spellStart"/>
+      <w:r>
+        <w:rPr>
+          <w:rFonts w:ascii="Cascadia Code" w:hAnsi="Cascadia Code" w:cs="Cascadia Code"/>
+          <w:color w:val="0E2841" w:themeColor="text2"/>
+          <w:sz w:val="28"/>
+          <w:szCs w:val="28"/>
+        </w:rPr>
+        <w:t>for</w:t>
       </w:r>
       <w:proofErr w:type="spellEnd"/>
       <w:r>
@@ -1570,7 +3435,416 @@
           <w:sz w:val="28"/>
           <w:szCs w:val="28"/>
         </w:rPr>
-        <w:t>sandbox</w:t>
+        <w:t>ip</w:t>
+      </w:r>
+      <w:proofErr w:type="spellEnd"/>
+      <w:r>
+        <w:rPr>
+          <w:rFonts w:ascii="Cascadia Code" w:hAnsi="Cascadia Code" w:cs="Cascadia Code"/>
+          <w:color w:val="0E2841" w:themeColor="text2"/>
+          <w:sz w:val="28"/>
+          <w:szCs w:val="28"/>
+        </w:rPr>
+        <w:t xml:space="preserve">, </w:t>
+      </w:r>
+      <w:proofErr w:type="spellStart"/>
+      <w:r>
+        <w:rPr>
+          <w:rFonts w:ascii="Cascadia Code" w:hAnsi="Cascadia Code" w:cs="Cascadia Code"/>
+          <w:color w:val="0E2841" w:themeColor="text2"/>
+          <w:sz w:val="28"/>
+          <w:szCs w:val="28"/>
+        </w:rPr>
+        <w:t>state</w:t>
+      </w:r>
+      <w:proofErr w:type="spellEnd"/>
+      <w:r>
+        <w:rPr>
+          <w:rFonts w:ascii="Cascadia Code" w:hAnsi="Cascadia Code" w:cs="Cascadia Code"/>
+          <w:color w:val="0E2841" w:themeColor="text2"/>
+          <w:sz w:val="28"/>
+          <w:szCs w:val="28"/>
+        </w:rPr>
+        <w:t xml:space="preserve"> in </w:t>
+      </w:r>
+      <w:proofErr w:type="spellStart"/>
+      <w:r>
+        <w:rPr>
+          <w:rFonts w:ascii="Cascadia Code" w:hAnsi="Cascadia Code" w:cs="Cascadia Code"/>
+          <w:color w:val="0E2841" w:themeColor="text2"/>
+          <w:sz w:val="28"/>
+          <w:szCs w:val="28"/>
+        </w:rPr>
+        <w:t>neighbors</w:t>
+      </w:r>
+      <w:proofErr w:type="spellEnd"/>
+      <w:r>
+        <w:rPr>
+          <w:rFonts w:ascii="Cascadia Code" w:hAnsi="Cascadia Code" w:cs="Cascadia Code"/>
+          <w:color w:val="0E2841" w:themeColor="text2"/>
+          <w:sz w:val="28"/>
+          <w:szCs w:val="28"/>
+        </w:rPr>
+        <w:t>:</w:t>
+      </w:r>
+    </w:p>
+    <w:p>
+      <w:pPr>
+        <w:spacing w:after="0"/>
+        <w:jc w:val="both"/>
+        <w:rPr>
+          <w:rFonts w:ascii="Cascadia Code" w:hAnsi="Cascadia Code" w:cs="Cascadia Code"/>
+          <w:color w:val="0E2841" w:themeColor="text2"/>
+          <w:sz w:val="28"/>
+          <w:szCs w:val="28"/>
+        </w:rPr>
+      </w:pPr>
+      <w:r>
+        <w:rPr>
+          <w:rFonts w:ascii="Cascadia Code" w:hAnsi="Cascadia Code" w:cs="Cascadia Code"/>
+          <w:color w:val="0E2841" w:themeColor="text2"/>
+          <w:sz w:val="28"/>
+          <w:szCs w:val="28"/>
+        </w:rPr>
+        <w:t xml:space="preserve">    </w:t>
+      </w:r>
+      <w:proofErr w:type="spellStart"/>
+      <w:r>
+        <w:rPr>
+          <w:rFonts w:ascii="Cascadia Code" w:hAnsi="Cascadia Code" w:cs="Cascadia Code"/>
+          <w:color w:val="0E2841" w:themeColor="text2"/>
+          <w:sz w:val="28"/>
+          <w:szCs w:val="28"/>
+        </w:rPr>
+        <w:t>entry</w:t>
+      </w:r>
+      <w:proofErr w:type="spellEnd"/>
+      <w:r>
+        <w:rPr>
+          <w:rFonts w:ascii="Cascadia Code" w:hAnsi="Cascadia Code" w:cs="Cascadia Code"/>
+          <w:color w:val="0E2841" w:themeColor="text2"/>
+          <w:sz w:val="28"/>
+          <w:szCs w:val="28"/>
+        </w:rPr>
+        <w:t xml:space="preserve"> = </w:t>
+      </w:r>
+      <w:proofErr w:type="spellStart"/>
+      <w:r>
+        <w:rPr>
+          <w:rFonts w:ascii="Cascadia Code" w:hAnsi="Cascadia Code" w:cs="Cascadia Code"/>
+          <w:color w:val="0E2841" w:themeColor="text2"/>
+          <w:sz w:val="28"/>
+          <w:szCs w:val="28"/>
+        </w:rPr>
+        <w:t>ET.SubElement</w:t>
+      </w:r>
+      <w:proofErr w:type="spellEnd"/>
+      <w:r>
+        <w:rPr>
+          <w:rFonts w:ascii="Cascadia Code" w:hAnsi="Cascadia Code" w:cs="Cascadia Code"/>
+          <w:color w:val="0E2841" w:themeColor="text2"/>
+          <w:sz w:val="28"/>
+          <w:szCs w:val="28"/>
+        </w:rPr>
+        <w:t>(</w:t>
+      </w:r>
+      <w:proofErr w:type="spellStart"/>
+      <w:r>
+        <w:rPr>
+          <w:rFonts w:ascii="Cascadia Code" w:hAnsi="Cascadia Code" w:cs="Cascadia Code"/>
+          <w:color w:val="0E2841" w:themeColor="text2"/>
+          <w:sz w:val="28"/>
+          <w:szCs w:val="28"/>
+        </w:rPr>
+        <w:t>root</w:t>
+      </w:r>
+      <w:proofErr w:type="spellEnd"/>
+      <w:r>
+        <w:rPr>
+          <w:rFonts w:ascii="Cascadia Code" w:hAnsi="Cascadia Code" w:cs="Cascadia Code"/>
+          <w:color w:val="0E2841" w:themeColor="text2"/>
+          <w:sz w:val="28"/>
+          <w:szCs w:val="28"/>
+        </w:rPr>
+        <w:t>, "</w:t>
+      </w:r>
+      <w:proofErr w:type="spellStart"/>
+      <w:r>
+        <w:rPr>
+          <w:rFonts w:ascii="Cascadia Code" w:hAnsi="Cascadia Code" w:cs="Cascadia Code"/>
+          <w:color w:val="0E2841" w:themeColor="text2"/>
+          <w:sz w:val="28"/>
+          <w:szCs w:val="28"/>
+        </w:rPr>
+        <w:t>neighbor</w:t>
+      </w:r>
+      <w:proofErr w:type="spellEnd"/>
+      <w:r>
+        <w:rPr>
+          <w:rFonts w:ascii="Cascadia Code" w:hAnsi="Cascadia Code" w:cs="Cascadia Code"/>
+          <w:color w:val="0E2841" w:themeColor="text2"/>
+          <w:sz w:val="28"/>
+          <w:szCs w:val="28"/>
+        </w:rPr>
+        <w:t>")</w:t>
+      </w:r>
+    </w:p>
+    <w:p>
+      <w:pPr>
+        <w:spacing w:after="0"/>
+        <w:jc w:val="both"/>
+        <w:rPr>
+          <w:rFonts w:ascii="Cascadia Code" w:hAnsi="Cascadia Code" w:cs="Cascadia Code"/>
+          <w:color w:val="0E2841" w:themeColor="text2"/>
+          <w:sz w:val="28"/>
+          <w:szCs w:val="28"/>
+        </w:rPr>
+      </w:pPr>
+      <w:r>
+        <w:rPr>
+          <w:rFonts w:ascii="Cascadia Code" w:hAnsi="Cascadia Code" w:cs="Cascadia Code"/>
+          <w:color w:val="0E2841" w:themeColor="text2"/>
+          <w:sz w:val="28"/>
+          <w:szCs w:val="28"/>
+        </w:rPr>
+        <w:t xml:space="preserve">    </w:t>
+      </w:r>
+      <w:proofErr w:type="spellStart"/>
+      <w:r>
+        <w:rPr>
+          <w:rFonts w:ascii="Cascadia Code" w:hAnsi="Cascadia Code" w:cs="Cascadia Code"/>
+          <w:color w:val="0E2841" w:themeColor="text2"/>
+          <w:sz w:val="28"/>
+          <w:szCs w:val="28"/>
+        </w:rPr>
+        <w:t>ET.SubElement</w:t>
+      </w:r>
+      <w:proofErr w:type="spellEnd"/>
+      <w:r>
+        <w:rPr>
+          <w:rFonts w:ascii="Cascadia Code" w:hAnsi="Cascadia Code" w:cs="Cascadia Code"/>
+          <w:color w:val="0E2841" w:themeColor="text2"/>
+          <w:sz w:val="28"/>
+          <w:szCs w:val="28"/>
+        </w:rPr>
+        <w:t>(</w:t>
+      </w:r>
+      <w:proofErr w:type="spellStart"/>
+      <w:r>
+        <w:rPr>
+          <w:rFonts w:ascii="Cascadia Code" w:hAnsi="Cascadia Code" w:cs="Cascadia Code"/>
+          <w:color w:val="0E2841" w:themeColor="text2"/>
+          <w:sz w:val="28"/>
+          <w:szCs w:val="28"/>
+        </w:rPr>
+        <w:t>entry</w:t>
+      </w:r>
+      <w:proofErr w:type="spellEnd"/>
+      <w:r>
+        <w:rPr>
+          <w:rFonts w:ascii="Cascadia Code" w:hAnsi="Cascadia Code" w:cs="Cascadia Code"/>
+          <w:color w:val="0E2841" w:themeColor="text2"/>
+          <w:sz w:val="28"/>
+          <w:szCs w:val="28"/>
+        </w:rPr>
+        <w:t>, "</w:t>
+      </w:r>
+      <w:proofErr w:type="spellStart"/>
+      <w:r>
+        <w:rPr>
+          <w:rFonts w:ascii="Cascadia Code" w:hAnsi="Cascadia Code" w:cs="Cascadia Code"/>
+          <w:color w:val="0E2841" w:themeColor="text2"/>
+          <w:sz w:val="28"/>
+          <w:szCs w:val="28"/>
+        </w:rPr>
+        <w:t>ip</w:t>
+      </w:r>
+      <w:proofErr w:type="spellEnd"/>
+      <w:r>
+        <w:rPr>
+          <w:rFonts w:ascii="Cascadia Code" w:hAnsi="Cascadia Code" w:cs="Cascadia Code"/>
+          <w:color w:val="0E2841" w:themeColor="text2"/>
+          <w:sz w:val="28"/>
+          <w:szCs w:val="28"/>
+        </w:rPr>
+        <w:t xml:space="preserve">").text = </w:t>
+      </w:r>
+      <w:proofErr w:type="spellStart"/>
+      <w:r>
+        <w:rPr>
+          <w:rFonts w:ascii="Cascadia Code" w:hAnsi="Cascadia Code" w:cs="Cascadia Code"/>
+          <w:color w:val="0E2841" w:themeColor="text2"/>
+          <w:sz w:val="28"/>
+          <w:szCs w:val="28"/>
+        </w:rPr>
+        <w:t>ip</w:t>
+      </w:r>
+      <w:proofErr w:type="spellEnd"/>
+    </w:p>
+    <w:p>
+      <w:pPr>
+        <w:spacing w:after="0"/>
+        <w:jc w:val="both"/>
+        <w:rPr>
+          <w:rFonts w:ascii="Cascadia Code" w:hAnsi="Cascadia Code" w:cs="Cascadia Code"/>
+          <w:color w:val="0E2841" w:themeColor="text2"/>
+          <w:sz w:val="28"/>
+          <w:szCs w:val="28"/>
+        </w:rPr>
+      </w:pPr>
+      <w:r>
+        <w:rPr>
+          <w:rFonts w:ascii="Cascadia Code" w:hAnsi="Cascadia Code" w:cs="Cascadia Code"/>
+          <w:color w:val="0E2841" w:themeColor="text2"/>
+          <w:sz w:val="28"/>
+          <w:szCs w:val="28"/>
+        </w:rPr>
+        <w:t xml:space="preserve">    </w:t>
+      </w:r>
+      <w:proofErr w:type="spellStart"/>
+      <w:r>
+        <w:rPr>
+          <w:rFonts w:ascii="Cascadia Code" w:hAnsi="Cascadia Code" w:cs="Cascadia Code"/>
+          <w:color w:val="0E2841" w:themeColor="text2"/>
+          <w:sz w:val="28"/>
+          <w:szCs w:val="28"/>
+        </w:rPr>
+        <w:t>ET.SubElement</w:t>
+      </w:r>
+      <w:proofErr w:type="spellEnd"/>
+      <w:r>
+        <w:rPr>
+          <w:rFonts w:ascii="Cascadia Code" w:hAnsi="Cascadia Code" w:cs="Cascadia Code"/>
+          <w:color w:val="0E2841" w:themeColor="text2"/>
+          <w:sz w:val="28"/>
+          <w:szCs w:val="28"/>
+        </w:rPr>
+        <w:t>(</w:t>
+      </w:r>
+      <w:proofErr w:type="spellStart"/>
+      <w:r>
+        <w:rPr>
+          <w:rFonts w:ascii="Cascadia Code" w:hAnsi="Cascadia Code" w:cs="Cascadia Code"/>
+          <w:color w:val="0E2841" w:themeColor="text2"/>
+          <w:sz w:val="28"/>
+          <w:szCs w:val="28"/>
+        </w:rPr>
+        <w:t>entry</w:t>
+      </w:r>
+      <w:proofErr w:type="spellEnd"/>
+      <w:r>
+        <w:rPr>
+          <w:rFonts w:ascii="Cascadia Code" w:hAnsi="Cascadia Code" w:cs="Cascadia Code"/>
+          <w:color w:val="0E2841" w:themeColor="text2"/>
+          <w:sz w:val="28"/>
+          <w:szCs w:val="28"/>
+        </w:rPr>
+        <w:t>, "</w:t>
+      </w:r>
+      <w:proofErr w:type="spellStart"/>
+      <w:r>
+        <w:rPr>
+          <w:rFonts w:ascii="Cascadia Code" w:hAnsi="Cascadia Code" w:cs="Cascadia Code"/>
+          <w:color w:val="0E2841" w:themeColor="text2"/>
+          <w:sz w:val="28"/>
+          <w:szCs w:val="28"/>
+        </w:rPr>
+        <w:t>state_or_prefix</w:t>
+      </w:r>
+      <w:proofErr w:type="spellEnd"/>
+      <w:r>
+        <w:rPr>
+          <w:rFonts w:ascii="Cascadia Code" w:hAnsi="Cascadia Code" w:cs="Cascadia Code"/>
+          <w:color w:val="0E2841" w:themeColor="text2"/>
+          <w:sz w:val="28"/>
+          <w:szCs w:val="28"/>
+        </w:rPr>
+        <w:t xml:space="preserve">").text = </w:t>
+      </w:r>
+      <w:proofErr w:type="spellStart"/>
+      <w:r>
+        <w:rPr>
+          <w:rFonts w:ascii="Cascadia Code" w:hAnsi="Cascadia Code" w:cs="Cascadia Code"/>
+          <w:color w:val="0E2841" w:themeColor="text2"/>
+          <w:sz w:val="28"/>
+          <w:szCs w:val="28"/>
+        </w:rPr>
+        <w:t>state</w:t>
+      </w:r>
+      <w:proofErr w:type="spellEnd"/>
+    </w:p>
+    <w:p>
+      <w:pPr>
+        <w:spacing w:after="0"/>
+        <w:jc w:val="both"/>
+        <w:rPr>
+          <w:rFonts w:ascii="Cascadia Code" w:hAnsi="Cascadia Code" w:cs="Cascadia Code"/>
+          <w:color w:val="0E2841" w:themeColor="text2"/>
+          <w:sz w:val="28"/>
+          <w:szCs w:val="28"/>
+        </w:rPr>
+      </w:pPr>
+    </w:p>
+    <w:p>
+      <w:pPr>
+        <w:spacing w:after="0"/>
+        <w:jc w:val="both"/>
+        <w:rPr>
+          <w:rFonts w:ascii="Cascadia Code" w:hAnsi="Cascadia Code" w:cs="Cascadia Code"/>
+          <w:color w:val="0E2841" w:themeColor="text2"/>
+          <w:sz w:val="28"/>
+          <w:szCs w:val="28"/>
+        </w:rPr>
+      </w:pPr>
+      <w:proofErr w:type="spellStart"/>
+      <w:r>
+        <w:rPr>
+          <w:rFonts w:ascii="Cascadia Code" w:hAnsi="Cascadia Code" w:cs="Cascadia Code"/>
+          <w:color w:val="0E2841" w:themeColor="text2"/>
+          <w:sz w:val="28"/>
+          <w:szCs w:val="28"/>
+        </w:rPr>
+        <w:t>tree</w:t>
+      </w:r>
+      <w:proofErr w:type="spellEnd"/>
+      <w:r>
+        <w:rPr>
+          <w:rFonts w:ascii="Cascadia Code" w:hAnsi="Cascadia Code" w:cs="Cascadia Code"/>
+          <w:color w:val="0E2841" w:themeColor="text2"/>
+          <w:sz w:val="28"/>
+          <w:szCs w:val="28"/>
+        </w:rPr>
+        <w:t xml:space="preserve"> = </w:t>
+      </w:r>
+      <w:proofErr w:type="spellStart"/>
+      <w:r>
+        <w:rPr>
+          <w:rFonts w:ascii="Cascadia Code" w:hAnsi="Cascadia Code" w:cs="Cascadia Code"/>
+          <w:color w:val="0E2841" w:themeColor="text2"/>
+          <w:sz w:val="28"/>
+          <w:szCs w:val="28"/>
+        </w:rPr>
+        <w:t>ET.ElementTree</w:t>
+      </w:r>
+      <w:proofErr w:type="spellEnd"/>
+      <w:r>
+        <w:rPr>
+          <w:rFonts w:ascii="Cascadia Code" w:hAnsi="Cascadia Code" w:cs="Cascadia Code"/>
+          <w:color w:val="0E2841" w:themeColor="text2"/>
+          <w:sz w:val="28"/>
+          <w:szCs w:val="28"/>
+        </w:rPr>
+        <w:t>(</w:t>
+      </w:r>
+      <w:proofErr w:type="spellStart"/>
+      <w:r>
+        <w:rPr>
+          <w:rFonts w:ascii="Cascadia Code" w:hAnsi="Cascadia Code" w:cs="Cascadia Code"/>
+          <w:color w:val="0E2841" w:themeColor="text2"/>
+          <w:sz w:val="28"/>
+          <w:szCs w:val="28"/>
+        </w:rPr>
+        <w:t>root</w:t>
       </w:r>
       <w:proofErr w:type="spellEnd"/>
       <w:r>
@@ -1594,6 +3868,176 @@
           <w:szCs w:val="28"/>
         </w:rPr>
       </w:pPr>
+      <w:proofErr w:type="spellStart"/>
+      <w:proofErr w:type="gramStart"/>
+      <w:r>
+        <w:rPr>
+          <w:rFonts w:ascii="Cascadia Code" w:hAnsi="Cascadia Code" w:cs="Cascadia Code"/>
+          <w:color w:val="0E2841" w:themeColor="text2"/>
+          <w:sz w:val="28"/>
+          <w:szCs w:val="28"/>
+        </w:rPr>
+        <w:t>tree.write</w:t>
+      </w:r>
+      <w:proofErr w:type="spellEnd"/>
+      <w:proofErr w:type="gramEnd"/>
+      <w:r>
+        <w:rPr>
+          <w:rFonts w:ascii="Cascadia Code" w:hAnsi="Cascadia Code" w:cs="Cascadia Code"/>
+          <w:color w:val="0E2841" w:themeColor="text2"/>
+          <w:sz w:val="28"/>
+          <w:szCs w:val="28"/>
+        </w:rPr>
+        <w:t xml:space="preserve">("bgp_status.xml", </w:t>
+      </w:r>
+      <w:proofErr w:type="spellStart"/>
+      <w:r>
+        <w:rPr>
+          <w:rFonts w:ascii="Cascadia Code" w:hAnsi="Cascadia Code" w:cs="Cascadia Code"/>
+          <w:color w:val="0E2841" w:themeColor="text2"/>
+          <w:sz w:val="28"/>
+          <w:szCs w:val="28"/>
+        </w:rPr>
+        <w:t>encoding</w:t>
+      </w:r>
+      <w:proofErr w:type="spellEnd"/>
+      <w:r>
+        <w:rPr>
+          <w:rFonts w:ascii="Cascadia Code" w:hAnsi="Cascadia Code" w:cs="Cascadia Code"/>
+          <w:color w:val="0E2841" w:themeColor="text2"/>
+          <w:sz w:val="28"/>
+          <w:szCs w:val="28"/>
+        </w:rPr>
+        <w:t xml:space="preserve">="utf-8", </w:t>
+      </w:r>
+      <w:proofErr w:type="spellStart"/>
+      <w:r>
+        <w:rPr>
+          <w:rFonts w:ascii="Cascadia Code" w:hAnsi="Cascadia Code" w:cs="Cascadia Code"/>
+          <w:color w:val="0E2841" w:themeColor="text2"/>
+          <w:sz w:val="28"/>
+          <w:szCs w:val="28"/>
+        </w:rPr>
+        <w:t>xml_declaration</w:t>
+      </w:r>
+      <w:proofErr w:type="spellEnd"/>
+      <w:r>
+        <w:rPr>
+          <w:rFonts w:ascii="Cascadia Code" w:hAnsi="Cascadia Code" w:cs="Cascadia Code"/>
+          <w:color w:val="0E2841" w:themeColor="text2"/>
+          <w:sz w:val="28"/>
+          <w:szCs w:val="28"/>
+        </w:rPr>
+        <w:t>=</w:t>
+      </w:r>
+      <w:proofErr w:type="spellStart"/>
+      <w:r>
+        <w:rPr>
+          <w:rFonts w:ascii="Cascadia Code" w:hAnsi="Cascadia Code" w:cs="Cascadia Code"/>
+          <w:color w:val="0E2841" w:themeColor="text2"/>
+          <w:sz w:val="28"/>
+          <w:szCs w:val="28"/>
+        </w:rPr>
+        <w:t>True</w:t>
+      </w:r>
+      <w:proofErr w:type="spellEnd"/>
+      <w:r>
+        <w:rPr>
+          <w:rFonts w:ascii="Cascadia Code" w:hAnsi="Cascadia Code" w:cs="Cascadia Code"/>
+          <w:color w:val="0E2841" w:themeColor="text2"/>
+          <w:sz w:val="28"/>
+          <w:szCs w:val="28"/>
+        </w:rPr>
+        <w:t>)</w:t>
+      </w:r>
+    </w:p>
+    <w:p>
+      <w:pPr>
+        <w:spacing w:after="0"/>
+        <w:jc w:val="both"/>
+        <w:rPr>
+          <w:rFonts w:ascii="Cascadia Code" w:hAnsi="Cascadia Code" w:cs="Cascadia Code"/>
+          <w:color w:val="0E2841" w:themeColor="text2"/>
+          <w:sz w:val="28"/>
+          <w:szCs w:val="28"/>
+        </w:rPr>
+      </w:pPr>
+    </w:p>
+    <w:p>
+      <w:pPr>
+        <w:spacing w:after="0"/>
+        <w:jc w:val="both"/>
+        <w:rPr>
+          <w:rFonts w:ascii="Cascadia Code" w:hAnsi="Cascadia Code" w:cs="Cascadia Code"/>
+          <w:color w:val="0E2841" w:themeColor="text2"/>
+          <w:sz w:val="28"/>
+          <w:szCs w:val="28"/>
+        </w:rPr>
+      </w:pPr>
+      <w:proofErr w:type="gramStart"/>
+      <w:r>
+        <w:rPr>
+          <w:rFonts w:ascii="Cascadia Code" w:hAnsi="Cascadia Code" w:cs="Cascadia Code"/>
+          <w:color w:val="0E2841" w:themeColor="text2"/>
+          <w:sz w:val="28"/>
+          <w:szCs w:val="28"/>
+        </w:rPr>
+        <w:t>print(</w:t>
+      </w:r>
+      <w:proofErr w:type="gramEnd"/>
+      <w:r>
+        <w:rPr>
+          <w:rFonts w:ascii="Cascadia Code" w:hAnsi="Cascadia Code" w:cs="Cascadia Code"/>
+          <w:color w:val="0E2841" w:themeColor="text2"/>
+          <w:sz w:val="28"/>
+          <w:szCs w:val="28"/>
+        </w:rPr>
+        <w:t>"\</w:t>
+      </w:r>
+      <w:proofErr w:type="spellStart"/>
+      <w:r>
+        <w:rPr>
+          <w:rFonts w:ascii="Cascadia Code" w:hAnsi="Cascadia Code" w:cs="Cascadia Code"/>
+          <w:color w:val="0E2841" w:themeColor="text2"/>
+          <w:sz w:val="28"/>
+          <w:szCs w:val="28"/>
+        </w:rPr>
+        <w:t>nXML</w:t>
+      </w:r>
+      <w:proofErr w:type="spellEnd"/>
+      <w:r>
+        <w:rPr>
+          <w:rFonts w:ascii="Cascadia Code" w:hAnsi="Cascadia Code" w:cs="Cascadia Code"/>
+          <w:color w:val="0E2841" w:themeColor="text2"/>
+          <w:sz w:val="28"/>
+          <w:szCs w:val="28"/>
+        </w:rPr>
+        <w:t xml:space="preserve"> riport elkészült: bgp_status.xml")</w:t>
+      </w:r>
+    </w:p>
+    <w:p>
+      <w:pPr>
+        <w:spacing w:after="0"/>
+        <w:jc w:val="both"/>
+        <w:rPr>
+          <w:rFonts w:ascii="Cascadia Code" w:hAnsi="Cascadia Code" w:cs="Cascadia Code"/>
+          <w:color w:val="0E2841" w:themeColor="text2"/>
+          <w:sz w:val="28"/>
+          <w:szCs w:val="28"/>
+        </w:rPr>
+      </w:pPr>
+    </w:p>
+    <w:p>
+      <w:pPr>
+        <w:spacing w:after="0"/>
+        <w:jc w:val="both"/>
+        <w:rPr>
+          <w:rFonts w:ascii="Cascadia Code" w:hAnsi="Cascadia Code" w:cs="Cascadia Code"/>
+          <w:color w:val="0E2841" w:themeColor="text2"/>
+          <w:sz w:val="28"/>
+          <w:szCs w:val="28"/>
+        </w:rPr>
+      </w:pPr>
       <w:r>
         <w:rPr>
           <w:rFonts w:ascii="Cascadia Code" w:hAnsi="Cascadia Code" w:cs="Cascadia Code"/>
@@ -1622,7 +4066,27 @@
           <w:sz w:val="28"/>
           <w:szCs w:val="28"/>
         </w:rPr>
-        <w:t>ROUTER = "devnetsandboxiosxec8k.cisco.com"</w:t>
+        <w:t xml:space="preserve"># 5) BGP állapot ellenőrzése + </w:t>
+      </w:r>
+      <w:proofErr w:type="spellStart"/>
+      <w:r>
+        <w:rPr>
+          <w:rFonts w:ascii="Cascadia Code" w:hAnsi="Cascadia Code" w:cs="Cascadia Code"/>
+          <w:color w:val="0E2841" w:themeColor="text2"/>
+          <w:sz w:val="28"/>
+          <w:szCs w:val="28"/>
+        </w:rPr>
+        <w:t>Discord</w:t>
+      </w:r>
+      <w:proofErr w:type="spellEnd"/>
+      <w:r>
+        <w:rPr>
+          <w:rFonts w:ascii="Cascadia Code" w:hAnsi="Cascadia Code" w:cs="Cascadia Code"/>
+          <w:color w:val="0E2841" w:themeColor="text2"/>
+          <w:sz w:val="28"/>
+          <w:szCs w:val="28"/>
+        </w:rPr>
+        <w:t xml:space="preserve"> riasztás</w:t>
       </w:r>
     </w:p>
     <w:p>
@@ -1643,7 +4107,7 @@
           <w:sz w:val="28"/>
           <w:szCs w:val="28"/>
         </w:rPr>
-        <w:t>PORT = 22</w:t>
+        <w:t># -----------------------------------------------------</w:t>
       </w:r>
     </w:p>
     <w:p>
@@ -1657,2619 +4121,13 @@
           <w:szCs w:val="28"/>
         </w:rPr>
       </w:pPr>
-    </w:p>
-    <w:p>
-      <w:pPr>
-        <w:spacing w:after="0"/>
-        <w:jc w:val="both"/>
-        <w:rPr>
-          <w:rFonts w:ascii="Cascadia Code" w:hAnsi="Cascadia Code" w:cs="Cascadia Code"/>
-          <w:color w:val="0E2841" w:themeColor="text2"/>
-          <w:sz w:val="28"/>
-          <w:szCs w:val="28"/>
-        </w:rPr>
-      </w:pPr>
-      <w:proofErr w:type="gramStart"/>
-      <w:r>
-        <w:rPr>
-          <w:rFonts w:ascii="Cascadia Code" w:hAnsi="Cascadia Code" w:cs="Cascadia Code"/>
-          <w:color w:val="0E2841" w:themeColor="text2"/>
-          <w:sz w:val="28"/>
-          <w:szCs w:val="28"/>
-        </w:rPr>
-        <w:t>print(</w:t>
-      </w:r>
-      <w:proofErr w:type="gramEnd"/>
-      <w:r>
-        <w:rPr>
-          <w:rFonts w:ascii="Cascadia Code" w:hAnsi="Cascadia Code" w:cs="Cascadia Code"/>
-          <w:color w:val="0E2841" w:themeColor="text2"/>
-          <w:sz w:val="28"/>
-          <w:szCs w:val="28"/>
-        </w:rPr>
-        <w:t>"Add meg a router hitelesítési adatokat:")</w:t>
-      </w:r>
-    </w:p>
-    <w:p>
-      <w:pPr>
-        <w:spacing w:after="0"/>
-        <w:jc w:val="both"/>
-        <w:rPr>
-          <w:rFonts w:ascii="Cascadia Code" w:hAnsi="Cascadia Code" w:cs="Cascadia Code"/>
-          <w:color w:val="0E2841" w:themeColor="text2"/>
-          <w:sz w:val="28"/>
-          <w:szCs w:val="28"/>
-        </w:rPr>
-      </w:pPr>
-      <w:proofErr w:type="spellStart"/>
-      <w:r>
-        <w:rPr>
-          <w:rFonts w:ascii="Cascadia Code" w:hAnsi="Cascadia Code" w:cs="Cascadia Code"/>
-          <w:color w:val="0E2841" w:themeColor="text2"/>
-          <w:sz w:val="28"/>
-          <w:szCs w:val="28"/>
-        </w:rPr>
-        <w:t>username</w:t>
-      </w:r>
-      <w:proofErr w:type="spellEnd"/>
-      <w:r>
-        <w:rPr>
-          <w:rFonts w:ascii="Cascadia Code" w:hAnsi="Cascadia Code" w:cs="Cascadia Code"/>
-          <w:color w:val="0E2841" w:themeColor="text2"/>
-          <w:sz w:val="28"/>
-          <w:szCs w:val="28"/>
-        </w:rPr>
-        <w:t xml:space="preserve"> = "</w:t>
-      </w:r>
-      <w:proofErr w:type="spellStart"/>
-      <w:proofErr w:type="gramStart"/>
-      <w:r>
-        <w:rPr>
-          <w:rFonts w:ascii="Cascadia Code" w:hAnsi="Cascadia Code" w:cs="Cascadia Code"/>
-          <w:color w:val="0E2841" w:themeColor="text2"/>
-          <w:sz w:val="28"/>
-          <w:szCs w:val="28"/>
-        </w:rPr>
-        <w:t>mark.bakajenko</w:t>
-      </w:r>
-      <w:proofErr w:type="spellEnd"/>
-      <w:proofErr w:type="gramEnd"/>
-      <w:r>
-        <w:rPr>
-          <w:rFonts w:ascii="Cascadia Code" w:hAnsi="Cascadia Code" w:cs="Cascadia Code"/>
-          <w:color w:val="0E2841" w:themeColor="text2"/>
-          <w:sz w:val="28"/>
-          <w:szCs w:val="28"/>
-        </w:rPr>
-        <w:t>"</w:t>
-      </w:r>
-    </w:p>
-    <w:p>
-      <w:pPr>
-        <w:spacing w:after="0"/>
-        <w:jc w:val="both"/>
-        <w:rPr>
-          <w:rFonts w:ascii="Cascadia Code" w:hAnsi="Cascadia Code" w:cs="Cascadia Code"/>
-          <w:color w:val="0E2841" w:themeColor="text2"/>
-          <w:sz w:val="28"/>
-          <w:szCs w:val="28"/>
-        </w:rPr>
-      </w:pPr>
-      <w:proofErr w:type="spellStart"/>
-      <w:r>
-        <w:rPr>
-          <w:rFonts w:ascii="Cascadia Code" w:hAnsi="Cascadia Code" w:cs="Cascadia Code"/>
-          <w:color w:val="0E2841" w:themeColor="text2"/>
-          <w:sz w:val="28"/>
-          <w:szCs w:val="28"/>
-        </w:rPr>
-        <w:t>password</w:t>
-      </w:r>
-      <w:proofErr w:type="spellEnd"/>
-      <w:r>
-        <w:rPr>
-          <w:rFonts w:ascii="Cascadia Code" w:hAnsi="Cascadia Code" w:cs="Cascadia Code"/>
-          <w:color w:val="0E2841" w:themeColor="text2"/>
-          <w:sz w:val="28"/>
-          <w:szCs w:val="28"/>
-        </w:rPr>
-        <w:t xml:space="preserve"> = </w:t>
-      </w:r>
-      <w:proofErr w:type="gramStart"/>
-      <w:r>
-        <w:rPr>
-          <w:rFonts w:ascii="Cascadia Code" w:hAnsi="Cascadia Code" w:cs="Cascadia Code"/>
-          <w:color w:val="0E2841" w:themeColor="text2"/>
-          <w:sz w:val="28"/>
-          <w:szCs w:val="28"/>
-        </w:rPr>
-        <w:t>input(</w:t>
-      </w:r>
-      <w:proofErr w:type="gramEnd"/>
-      <w:r>
-        <w:rPr>
-          <w:rFonts w:ascii="Cascadia Code" w:hAnsi="Cascadia Code" w:cs="Cascadia Code"/>
-          <w:color w:val="0E2841" w:themeColor="text2"/>
-          <w:sz w:val="28"/>
-          <w:szCs w:val="28"/>
-        </w:rPr>
-        <w:t>"Jelszó: ")</w:t>
-      </w:r>
-    </w:p>
-    <w:p>
-      <w:pPr>
-        <w:spacing w:after="0"/>
-        <w:jc w:val="both"/>
-        <w:rPr>
-          <w:rFonts w:ascii="Cascadia Code" w:hAnsi="Cascadia Code" w:cs="Cascadia Code"/>
-          <w:color w:val="0E2841" w:themeColor="text2"/>
-          <w:sz w:val="28"/>
-          <w:szCs w:val="28"/>
-        </w:rPr>
-      </w:pPr>
-    </w:p>
-    <w:p>
-      <w:pPr>
-        <w:spacing w:after="0"/>
-        <w:jc w:val="both"/>
-        <w:rPr>
-          <w:rFonts w:ascii="Cascadia Code" w:hAnsi="Cascadia Code" w:cs="Cascadia Code"/>
-          <w:color w:val="0E2841" w:themeColor="text2"/>
-          <w:sz w:val="28"/>
-          <w:szCs w:val="28"/>
-        </w:rPr>
-      </w:pPr>
-      <w:r>
-        <w:rPr>
-          <w:rFonts w:ascii="Cascadia Code" w:hAnsi="Cascadia Code" w:cs="Cascadia Code"/>
-          <w:color w:val="0E2841" w:themeColor="text2"/>
-          <w:sz w:val="28"/>
-          <w:szCs w:val="28"/>
-        </w:rPr>
-        <w:t># -----------------------------------------------------</w:t>
-      </w:r>
-    </w:p>
-    <w:p>
-      <w:pPr>
-        <w:spacing w:after="0"/>
-        <w:jc w:val="both"/>
-        <w:rPr>
-          <w:rFonts w:ascii="Cascadia Code" w:hAnsi="Cascadia Code" w:cs="Cascadia Code"/>
-          <w:color w:val="0E2841" w:themeColor="text2"/>
-          <w:sz w:val="28"/>
-          <w:szCs w:val="28"/>
-        </w:rPr>
-      </w:pPr>
-      <w:r>
-        <w:rPr>
-          <w:rFonts w:ascii="Cascadia Code" w:hAnsi="Cascadia Code" w:cs="Cascadia Code"/>
-          <w:color w:val="0E2841" w:themeColor="text2"/>
-          <w:sz w:val="28"/>
-          <w:szCs w:val="28"/>
-        </w:rPr>
-        <w:t># 2) SSH kapcsolat és parancs futtatása</w:t>
-      </w:r>
-    </w:p>
-    <w:p>
-      <w:pPr>
-        <w:spacing w:after="0"/>
-        <w:jc w:val="both"/>
-        <w:rPr>
-          <w:rFonts w:ascii="Cascadia Code" w:hAnsi="Cascadia Code" w:cs="Cascadia Code"/>
-          <w:color w:val="0E2841" w:themeColor="text2"/>
-          <w:sz w:val="28"/>
-          <w:szCs w:val="28"/>
-        </w:rPr>
-      </w:pPr>
-      <w:r>
-        <w:rPr>
-          <w:rFonts w:ascii="Cascadia Code" w:hAnsi="Cascadia Code" w:cs="Cascadia Code"/>
-          <w:color w:val="0E2841" w:themeColor="text2"/>
-          <w:sz w:val="28"/>
-          <w:szCs w:val="28"/>
-        </w:rPr>
-        <w:t># -----------------------------------------------------</w:t>
-      </w:r>
-    </w:p>
-    <w:p>
-      <w:pPr>
-        <w:spacing w:after="0"/>
-        <w:jc w:val="both"/>
-        <w:rPr>
-          <w:rFonts w:ascii="Cascadia Code" w:hAnsi="Cascadia Code" w:cs="Cascadia Code"/>
-          <w:color w:val="0E2841" w:themeColor="text2"/>
-          <w:sz w:val="28"/>
-          <w:szCs w:val="28"/>
-        </w:rPr>
-      </w:pPr>
-      <w:proofErr w:type="spellStart"/>
-      <w:r>
-        <w:rPr>
-          <w:rFonts w:ascii="Cascadia Code" w:hAnsi="Cascadia Code" w:cs="Cascadia Code"/>
-          <w:color w:val="0E2841" w:themeColor="text2"/>
-          <w:sz w:val="28"/>
-          <w:szCs w:val="28"/>
-        </w:rPr>
-        <w:t>client</w:t>
-      </w:r>
-      <w:proofErr w:type="spellEnd"/>
-      <w:r>
-        <w:rPr>
-          <w:rFonts w:ascii="Cascadia Code" w:hAnsi="Cascadia Code" w:cs="Cascadia Code"/>
-          <w:color w:val="0E2841" w:themeColor="text2"/>
-          <w:sz w:val="28"/>
-          <w:szCs w:val="28"/>
-        </w:rPr>
-        <w:t xml:space="preserve"> = </w:t>
-      </w:r>
-      <w:proofErr w:type="spellStart"/>
-      <w:proofErr w:type="gramStart"/>
-      <w:r>
-        <w:rPr>
-          <w:rFonts w:ascii="Cascadia Code" w:hAnsi="Cascadia Code" w:cs="Cascadia Code"/>
-          <w:color w:val="0E2841" w:themeColor="text2"/>
-          <w:sz w:val="28"/>
-          <w:szCs w:val="28"/>
-        </w:rPr>
-        <w:t>paramiko.SSHClient</w:t>
-      </w:r>
-      <w:proofErr w:type="spellEnd"/>
-      <w:proofErr w:type="gramEnd"/>
-      <w:r>
-        <w:rPr>
-          <w:rFonts w:ascii="Cascadia Code" w:hAnsi="Cascadia Code" w:cs="Cascadia Code"/>
-          <w:color w:val="0E2841" w:themeColor="text2"/>
-          <w:sz w:val="28"/>
-          <w:szCs w:val="28"/>
-        </w:rPr>
-        <w:t>()</w:t>
-      </w:r>
-    </w:p>
-    <w:p>
-      <w:pPr>
-        <w:spacing w:after="0"/>
-        <w:jc w:val="both"/>
-        <w:rPr>
-          <w:rFonts w:ascii="Cascadia Code" w:hAnsi="Cascadia Code" w:cs="Cascadia Code"/>
-          <w:color w:val="0E2841" w:themeColor="text2"/>
-          <w:sz w:val="28"/>
-          <w:szCs w:val="28"/>
-        </w:rPr>
-      </w:pPr>
-      <w:proofErr w:type="spellStart"/>
-      <w:r>
-        <w:rPr>
-          <w:rFonts w:ascii="Cascadia Code" w:hAnsi="Cascadia Code" w:cs="Cascadia Code"/>
-          <w:color w:val="0E2841" w:themeColor="text2"/>
-          <w:sz w:val="28"/>
-          <w:szCs w:val="28"/>
-        </w:rPr>
-        <w:t>client.set_missing_host_key_policy</w:t>
-      </w:r>
-      <w:proofErr w:type="spellEnd"/>
-      <w:r>
-        <w:rPr>
-          <w:rFonts w:ascii="Cascadia Code" w:hAnsi="Cascadia Code" w:cs="Cascadia Code"/>
-          <w:color w:val="0E2841" w:themeColor="text2"/>
-          <w:sz w:val="28"/>
-          <w:szCs w:val="28"/>
-        </w:rPr>
-        <w:t>(</w:t>
-      </w:r>
-      <w:proofErr w:type="spellStart"/>
-      <w:proofErr w:type="gramStart"/>
-      <w:r>
-        <w:rPr>
-          <w:rFonts w:ascii="Cascadia Code" w:hAnsi="Cascadia Code" w:cs="Cascadia Code"/>
-          <w:color w:val="0E2841" w:themeColor="text2"/>
-          <w:sz w:val="28"/>
-          <w:szCs w:val="28"/>
-        </w:rPr>
-        <w:t>paramiko.AutoAddPolicy</w:t>
-      </w:r>
-      <w:proofErr w:type="spellEnd"/>
-      <w:proofErr w:type="gramEnd"/>
-      <w:r>
-        <w:rPr>
-          <w:rFonts w:ascii="Cascadia Code" w:hAnsi="Cascadia Code" w:cs="Cascadia Code"/>
-          <w:color w:val="0E2841" w:themeColor="text2"/>
-          <w:sz w:val="28"/>
-          <w:szCs w:val="28"/>
-        </w:rPr>
-        <w:t>())</w:t>
-      </w:r>
-    </w:p>
-    <w:p>
-      <w:pPr>
-        <w:spacing w:after="0"/>
-        <w:jc w:val="both"/>
-        <w:rPr>
-          <w:rFonts w:ascii="Cascadia Code" w:hAnsi="Cascadia Code" w:cs="Cascadia Code"/>
-          <w:color w:val="0E2841" w:themeColor="text2"/>
-          <w:sz w:val="28"/>
-          <w:szCs w:val="28"/>
-        </w:rPr>
-      </w:pPr>
-    </w:p>
-    <w:p>
-      <w:pPr>
-        <w:spacing w:after="0"/>
-        <w:jc w:val="both"/>
-        <w:rPr>
-          <w:rFonts w:ascii="Cascadia Code" w:hAnsi="Cascadia Code" w:cs="Cascadia Code"/>
-          <w:color w:val="0E2841" w:themeColor="text2"/>
-          <w:sz w:val="28"/>
-          <w:szCs w:val="28"/>
-        </w:rPr>
-      </w:pPr>
-      <w:proofErr w:type="spellStart"/>
-      <w:proofErr w:type="gramStart"/>
-      <w:r>
-        <w:rPr>
-          <w:rFonts w:ascii="Cascadia Code" w:hAnsi="Cascadia Code" w:cs="Cascadia Code"/>
-          <w:color w:val="0E2841" w:themeColor="text2"/>
-          <w:sz w:val="28"/>
-          <w:szCs w:val="28"/>
-        </w:rPr>
-        <w:t>client.connect</w:t>
-      </w:r>
-      <w:proofErr w:type="spellEnd"/>
-      <w:proofErr w:type="gramEnd"/>
-      <w:r>
-        <w:rPr>
-          <w:rFonts w:ascii="Cascadia Code" w:hAnsi="Cascadia Code" w:cs="Cascadia Code"/>
-          <w:color w:val="0E2841" w:themeColor="text2"/>
-          <w:sz w:val="28"/>
-          <w:szCs w:val="28"/>
-        </w:rPr>
-        <w:t>(</w:t>
-      </w:r>
-    </w:p>
-    <w:p>
-      <w:pPr>
-        <w:spacing w:after="0"/>
-        <w:jc w:val="both"/>
-        <w:rPr>
-          <w:rFonts w:ascii="Cascadia Code" w:hAnsi="Cascadia Code" w:cs="Cascadia Code"/>
-          <w:color w:val="0E2841" w:themeColor="text2"/>
-          <w:sz w:val="28"/>
-          <w:szCs w:val="28"/>
-        </w:rPr>
-      </w:pPr>
-      <w:r>
-        <w:rPr>
-          <w:rFonts w:ascii="Cascadia Code" w:hAnsi="Cascadia Code" w:cs="Cascadia Code"/>
-          <w:color w:val="0E2841" w:themeColor="text2"/>
-          <w:sz w:val="28"/>
-          <w:szCs w:val="28"/>
-        </w:rPr>
-        <w:t xml:space="preserve">    </w:t>
-      </w:r>
-      <w:proofErr w:type="spellStart"/>
-      <w:r>
-        <w:rPr>
-          <w:rFonts w:ascii="Cascadia Code" w:hAnsi="Cascadia Code" w:cs="Cascadia Code"/>
-          <w:color w:val="0E2841" w:themeColor="text2"/>
-          <w:sz w:val="28"/>
-          <w:szCs w:val="28"/>
-        </w:rPr>
-        <w:t>hostname</w:t>
-      </w:r>
-      <w:proofErr w:type="spellEnd"/>
-      <w:r>
-        <w:rPr>
-          <w:rFonts w:ascii="Cascadia Code" w:hAnsi="Cascadia Code" w:cs="Cascadia Code"/>
-          <w:color w:val="0E2841" w:themeColor="text2"/>
-          <w:sz w:val="28"/>
-          <w:szCs w:val="28"/>
-        </w:rPr>
-        <w:t>=ROUTER,</w:t>
-      </w:r>
-    </w:p>
-    <w:p>
-      <w:pPr>
-        <w:spacing w:after="0"/>
-        <w:jc w:val="both"/>
-        <w:rPr>
-          <w:rFonts w:ascii="Cascadia Code" w:hAnsi="Cascadia Code" w:cs="Cascadia Code"/>
-          <w:color w:val="0E2841" w:themeColor="text2"/>
-          <w:sz w:val="28"/>
-          <w:szCs w:val="28"/>
-        </w:rPr>
-      </w:pPr>
-      <w:r>
-        <w:rPr>
-          <w:rFonts w:ascii="Cascadia Code" w:hAnsi="Cascadia Code" w:cs="Cascadia Code"/>
-          <w:color w:val="0E2841" w:themeColor="text2"/>
-          <w:sz w:val="28"/>
-          <w:szCs w:val="28"/>
-        </w:rPr>
-        <w:t xml:space="preserve">    port=PORT,</w:t>
-      </w:r>
-    </w:p>
-    <w:p>
-      <w:pPr>
-        <w:spacing w:after="0"/>
-        <w:jc w:val="both"/>
-        <w:rPr>
-          <w:rFonts w:ascii="Cascadia Code" w:hAnsi="Cascadia Code" w:cs="Cascadia Code"/>
-          <w:color w:val="0E2841" w:themeColor="text2"/>
-          <w:sz w:val="28"/>
-          <w:szCs w:val="28"/>
-        </w:rPr>
-      </w:pPr>
-      <w:r>
-        <w:rPr>
-          <w:rFonts w:ascii="Cascadia Code" w:hAnsi="Cascadia Code" w:cs="Cascadia Code"/>
-          <w:color w:val="0E2841" w:themeColor="text2"/>
-          <w:sz w:val="28"/>
-          <w:szCs w:val="28"/>
-        </w:rPr>
-        <w:t xml:space="preserve">    </w:t>
-      </w:r>
-      <w:proofErr w:type="spellStart"/>
-      <w:r>
-        <w:rPr>
-          <w:rFonts w:ascii="Cascadia Code" w:hAnsi="Cascadia Code" w:cs="Cascadia Code"/>
-          <w:color w:val="0E2841" w:themeColor="text2"/>
-          <w:sz w:val="28"/>
-          <w:szCs w:val="28"/>
-        </w:rPr>
-        <w:t>username</w:t>
-      </w:r>
-      <w:proofErr w:type="spellEnd"/>
-      <w:r>
-        <w:rPr>
-          <w:rFonts w:ascii="Cascadia Code" w:hAnsi="Cascadia Code" w:cs="Cascadia Code"/>
-          <w:color w:val="0E2841" w:themeColor="text2"/>
-          <w:sz w:val="28"/>
-          <w:szCs w:val="28"/>
-        </w:rPr>
-        <w:t>=</w:t>
-      </w:r>
-      <w:proofErr w:type="spellStart"/>
-      <w:r>
-        <w:rPr>
-          <w:rFonts w:ascii="Cascadia Code" w:hAnsi="Cascadia Code" w:cs="Cascadia Code"/>
-          <w:color w:val="0E2841" w:themeColor="text2"/>
-          <w:sz w:val="28"/>
-          <w:szCs w:val="28"/>
-        </w:rPr>
-        <w:t>username</w:t>
-      </w:r>
-      <w:proofErr w:type="spellEnd"/>
-      <w:r>
-        <w:rPr>
-          <w:rFonts w:ascii="Cascadia Code" w:hAnsi="Cascadia Code" w:cs="Cascadia Code"/>
-          <w:color w:val="0E2841" w:themeColor="text2"/>
-          <w:sz w:val="28"/>
-          <w:szCs w:val="28"/>
-        </w:rPr>
-        <w:t>,</w:t>
-      </w:r>
-    </w:p>
-    <w:p>
-      <w:pPr>
-        <w:spacing w:after="0"/>
-        <w:jc w:val="both"/>
-        <w:rPr>
-          <w:rFonts w:ascii="Cascadia Code" w:hAnsi="Cascadia Code" w:cs="Cascadia Code"/>
-          <w:color w:val="0E2841" w:themeColor="text2"/>
-          <w:sz w:val="28"/>
-          <w:szCs w:val="28"/>
-        </w:rPr>
-      </w:pPr>
-      <w:r>
-        <w:rPr>
-          <w:rFonts w:ascii="Cascadia Code" w:hAnsi="Cascadia Code" w:cs="Cascadia Code"/>
-          <w:color w:val="0E2841" w:themeColor="text2"/>
-          <w:sz w:val="28"/>
-          <w:szCs w:val="28"/>
-        </w:rPr>
-        <w:t xml:space="preserve">    </w:t>
-      </w:r>
-      <w:proofErr w:type="spellStart"/>
-      <w:r>
-        <w:rPr>
-          <w:rFonts w:ascii="Cascadia Code" w:hAnsi="Cascadia Code" w:cs="Cascadia Code"/>
-          <w:color w:val="0E2841" w:themeColor="text2"/>
-          <w:sz w:val="28"/>
-          <w:szCs w:val="28"/>
-        </w:rPr>
-        <w:t>password</w:t>
-      </w:r>
-      <w:proofErr w:type="spellEnd"/>
-      <w:r>
-        <w:rPr>
-          <w:rFonts w:ascii="Cascadia Code" w:hAnsi="Cascadia Code" w:cs="Cascadia Code"/>
-          <w:color w:val="0E2841" w:themeColor="text2"/>
-          <w:sz w:val="28"/>
-          <w:szCs w:val="28"/>
-        </w:rPr>
-        <w:t>=</w:t>
-      </w:r>
-      <w:proofErr w:type="spellStart"/>
-      <w:r>
-        <w:rPr>
-          <w:rFonts w:ascii="Cascadia Code" w:hAnsi="Cascadia Code" w:cs="Cascadia Code"/>
-          <w:color w:val="0E2841" w:themeColor="text2"/>
-          <w:sz w:val="28"/>
-          <w:szCs w:val="28"/>
-        </w:rPr>
-        <w:t>password</w:t>
-      </w:r>
-      <w:proofErr w:type="spellEnd"/>
-      <w:r>
-        <w:rPr>
-          <w:rFonts w:ascii="Cascadia Code" w:hAnsi="Cascadia Code" w:cs="Cascadia Code"/>
-          <w:color w:val="0E2841" w:themeColor="text2"/>
-          <w:sz w:val="28"/>
-          <w:szCs w:val="28"/>
-        </w:rPr>
-        <w:t>,</w:t>
-      </w:r>
-    </w:p>
-    <w:p>
-      <w:pPr>
-        <w:spacing w:after="0"/>
-        <w:jc w:val="both"/>
-        <w:rPr>
-          <w:rFonts w:ascii="Cascadia Code" w:hAnsi="Cascadia Code" w:cs="Cascadia Code"/>
-          <w:color w:val="0E2841" w:themeColor="text2"/>
-          <w:sz w:val="28"/>
-          <w:szCs w:val="28"/>
-        </w:rPr>
-      </w:pPr>
-      <w:r>
-        <w:rPr>
-          <w:rFonts w:ascii="Cascadia Code" w:hAnsi="Cascadia Code" w:cs="Cascadia Code"/>
-          <w:color w:val="0E2841" w:themeColor="text2"/>
-          <w:sz w:val="28"/>
-          <w:szCs w:val="28"/>
-        </w:rPr>
-        <w:t xml:space="preserve">    </w:t>
-      </w:r>
-      <w:proofErr w:type="spellStart"/>
-      <w:r>
-        <w:rPr>
-          <w:rFonts w:ascii="Cascadia Code" w:hAnsi="Cascadia Code" w:cs="Cascadia Code"/>
-          <w:color w:val="0E2841" w:themeColor="text2"/>
-          <w:sz w:val="28"/>
-          <w:szCs w:val="28"/>
-        </w:rPr>
-        <w:t>look_for_keys</w:t>
-      </w:r>
-      <w:proofErr w:type="spellEnd"/>
-      <w:r>
-        <w:rPr>
-          <w:rFonts w:ascii="Cascadia Code" w:hAnsi="Cascadia Code" w:cs="Cascadia Code"/>
-          <w:color w:val="0E2841" w:themeColor="text2"/>
-          <w:sz w:val="28"/>
-          <w:szCs w:val="28"/>
-        </w:rPr>
-        <w:t>=</w:t>
-      </w:r>
-      <w:proofErr w:type="spellStart"/>
-      <w:r>
-        <w:rPr>
-          <w:rFonts w:ascii="Cascadia Code" w:hAnsi="Cascadia Code" w:cs="Cascadia Code"/>
-          <w:color w:val="0E2841" w:themeColor="text2"/>
-          <w:sz w:val="28"/>
-          <w:szCs w:val="28"/>
-        </w:rPr>
-        <w:t>False</w:t>
-      </w:r>
-      <w:proofErr w:type="spellEnd"/>
-      <w:r>
-        <w:rPr>
-          <w:rFonts w:ascii="Cascadia Code" w:hAnsi="Cascadia Code" w:cs="Cascadia Code"/>
-          <w:color w:val="0E2841" w:themeColor="text2"/>
-          <w:sz w:val="28"/>
-          <w:szCs w:val="28"/>
-        </w:rPr>
-        <w:t>,</w:t>
-      </w:r>
-    </w:p>
-    <w:p>
-      <w:pPr>
-        <w:spacing w:after="0"/>
-        <w:jc w:val="both"/>
-        <w:rPr>
-          <w:rFonts w:ascii="Cascadia Code" w:hAnsi="Cascadia Code" w:cs="Cascadia Code"/>
-          <w:color w:val="0E2841" w:themeColor="text2"/>
-          <w:sz w:val="28"/>
-          <w:szCs w:val="28"/>
-        </w:rPr>
-      </w:pPr>
-      <w:r>
-        <w:rPr>
-          <w:rFonts w:ascii="Cascadia Code" w:hAnsi="Cascadia Code" w:cs="Cascadia Code"/>
-          <w:color w:val="0E2841" w:themeColor="text2"/>
-          <w:sz w:val="28"/>
-          <w:szCs w:val="28"/>
-        </w:rPr>
-        <w:t xml:space="preserve">    </w:t>
-      </w:r>
-      <w:proofErr w:type="spellStart"/>
-      <w:r>
-        <w:rPr>
-          <w:rFonts w:ascii="Cascadia Code" w:hAnsi="Cascadia Code" w:cs="Cascadia Code"/>
-          <w:color w:val="0E2841" w:themeColor="text2"/>
-          <w:sz w:val="28"/>
-          <w:szCs w:val="28"/>
-        </w:rPr>
-        <w:t>allow_agent</w:t>
-      </w:r>
-      <w:proofErr w:type="spellEnd"/>
-      <w:r>
-        <w:rPr>
-          <w:rFonts w:ascii="Cascadia Code" w:hAnsi="Cascadia Code" w:cs="Cascadia Code"/>
-          <w:color w:val="0E2841" w:themeColor="text2"/>
-          <w:sz w:val="28"/>
-          <w:szCs w:val="28"/>
-        </w:rPr>
-        <w:t>=</w:t>
-      </w:r>
-      <w:proofErr w:type="spellStart"/>
-      <w:r>
-        <w:rPr>
-          <w:rFonts w:ascii="Cascadia Code" w:hAnsi="Cascadia Code" w:cs="Cascadia Code"/>
-          <w:color w:val="0E2841" w:themeColor="text2"/>
-          <w:sz w:val="28"/>
-          <w:szCs w:val="28"/>
-        </w:rPr>
-        <w:t>False</w:t>
-      </w:r>
-      <w:proofErr w:type="spellEnd"/>
-    </w:p>
-    <w:p>
-      <w:pPr>
-        <w:spacing w:after="0"/>
-        <w:jc w:val="both"/>
-        <w:rPr>
-          <w:rFonts w:ascii="Cascadia Code" w:hAnsi="Cascadia Code" w:cs="Cascadia Code"/>
-          <w:color w:val="0E2841" w:themeColor="text2"/>
-          <w:sz w:val="28"/>
-          <w:szCs w:val="28"/>
-        </w:rPr>
-      </w:pPr>
-      <w:r>
-        <w:rPr>
-          <w:rFonts w:ascii="Cascadia Code" w:hAnsi="Cascadia Code" w:cs="Cascadia Code"/>
-          <w:color w:val="0E2841" w:themeColor="text2"/>
-          <w:sz w:val="28"/>
-          <w:szCs w:val="28"/>
-        </w:rPr>
-        <w:t>)</w:t>
-      </w:r>
-    </w:p>
-    <w:p>
-      <w:pPr>
-        <w:spacing w:after="0"/>
-        <w:jc w:val="both"/>
-        <w:rPr>
-          <w:rFonts w:ascii="Cascadia Code" w:hAnsi="Cascadia Code" w:cs="Cascadia Code"/>
-          <w:color w:val="0E2841" w:themeColor="text2"/>
-          <w:sz w:val="28"/>
-          <w:szCs w:val="28"/>
-        </w:rPr>
-      </w:pPr>
-    </w:p>
-    <w:p>
-      <w:pPr>
-        <w:spacing w:after="0"/>
-        <w:jc w:val="both"/>
-        <w:rPr>
-          <w:rFonts w:ascii="Cascadia Code" w:hAnsi="Cascadia Code" w:cs="Cascadia Code"/>
-          <w:color w:val="0E2841" w:themeColor="text2"/>
-          <w:sz w:val="28"/>
-          <w:szCs w:val="28"/>
-        </w:rPr>
-      </w:pPr>
-      <w:proofErr w:type="spellStart"/>
-      <w:r>
-        <w:rPr>
-          <w:rFonts w:ascii="Cascadia Code" w:hAnsi="Cascadia Code" w:cs="Cascadia Code"/>
-          <w:color w:val="0E2841" w:themeColor="text2"/>
-          <w:sz w:val="28"/>
-          <w:szCs w:val="28"/>
-        </w:rPr>
-        <w:t>stdin</w:t>
-      </w:r>
-      <w:proofErr w:type="spellEnd"/>
-      <w:r>
-        <w:rPr>
-          <w:rFonts w:ascii="Cascadia Code" w:hAnsi="Cascadia Code" w:cs="Cascadia Code"/>
-          <w:color w:val="0E2841" w:themeColor="text2"/>
-          <w:sz w:val="28"/>
-          <w:szCs w:val="28"/>
-        </w:rPr>
-        <w:t xml:space="preserve">, </w:t>
-      </w:r>
-      <w:proofErr w:type="spellStart"/>
-      <w:r>
-        <w:rPr>
-          <w:rFonts w:ascii="Cascadia Code" w:hAnsi="Cascadia Code" w:cs="Cascadia Code"/>
-          <w:color w:val="0E2841" w:themeColor="text2"/>
-          <w:sz w:val="28"/>
-          <w:szCs w:val="28"/>
-        </w:rPr>
-        <w:t>stdout</w:t>
-      </w:r>
-      <w:proofErr w:type="spellEnd"/>
-      <w:r>
-        <w:rPr>
-          <w:rFonts w:ascii="Cascadia Code" w:hAnsi="Cascadia Code" w:cs="Cascadia Code"/>
-          <w:color w:val="0E2841" w:themeColor="text2"/>
-          <w:sz w:val="28"/>
-          <w:szCs w:val="28"/>
-        </w:rPr>
-        <w:t xml:space="preserve">, </w:t>
-      </w:r>
-      <w:proofErr w:type="spellStart"/>
-      <w:r>
-        <w:rPr>
-          <w:rFonts w:ascii="Cascadia Code" w:hAnsi="Cascadia Code" w:cs="Cascadia Code"/>
-          <w:color w:val="0E2841" w:themeColor="text2"/>
-          <w:sz w:val="28"/>
-          <w:szCs w:val="28"/>
-        </w:rPr>
-        <w:t>stderr</w:t>
-      </w:r>
-      <w:proofErr w:type="spellEnd"/>
-      <w:r>
-        <w:rPr>
-          <w:rFonts w:ascii="Cascadia Code" w:hAnsi="Cascadia Code" w:cs="Cascadia Code"/>
-          <w:color w:val="0E2841" w:themeColor="text2"/>
-          <w:sz w:val="28"/>
-          <w:szCs w:val="28"/>
-        </w:rPr>
-        <w:t xml:space="preserve"> = </w:t>
-      </w:r>
-      <w:proofErr w:type="spellStart"/>
-      <w:proofErr w:type="gramStart"/>
-      <w:r>
-        <w:rPr>
-          <w:rFonts w:ascii="Cascadia Code" w:hAnsi="Cascadia Code" w:cs="Cascadia Code"/>
-          <w:color w:val="0E2841" w:themeColor="text2"/>
-          <w:sz w:val="28"/>
-          <w:szCs w:val="28"/>
-        </w:rPr>
-        <w:t>client.exec</w:t>
-      </w:r>
-      <w:proofErr w:type="gramEnd"/>
-      <w:r>
-        <w:rPr>
-          <w:rFonts w:ascii="Cascadia Code" w:hAnsi="Cascadia Code" w:cs="Cascadia Code"/>
-          <w:color w:val="0E2841" w:themeColor="text2"/>
-          <w:sz w:val="28"/>
-          <w:szCs w:val="28"/>
-        </w:rPr>
-        <w:t>_</w:t>
-      </w:r>
-      <w:proofErr w:type="gramStart"/>
-      <w:r>
-        <w:rPr>
-          <w:rFonts w:ascii="Cascadia Code" w:hAnsi="Cascadia Code" w:cs="Cascadia Code"/>
-          <w:color w:val="0E2841" w:themeColor="text2"/>
-          <w:sz w:val="28"/>
-          <w:szCs w:val="28"/>
-        </w:rPr>
-        <w:t>command</w:t>
-      </w:r>
-      <w:proofErr w:type="spellEnd"/>
-      <w:r>
-        <w:rPr>
-          <w:rFonts w:ascii="Cascadia Code" w:hAnsi="Cascadia Code" w:cs="Cascadia Code"/>
-          <w:color w:val="0E2841" w:themeColor="text2"/>
-          <w:sz w:val="28"/>
-          <w:szCs w:val="28"/>
-        </w:rPr>
-        <w:t>(</w:t>
-      </w:r>
-      <w:proofErr w:type="gramEnd"/>
-      <w:r>
-        <w:rPr>
-          <w:rFonts w:ascii="Cascadia Code" w:hAnsi="Cascadia Code" w:cs="Cascadia Code"/>
-          <w:color w:val="0E2841" w:themeColor="text2"/>
-          <w:sz w:val="28"/>
-          <w:szCs w:val="28"/>
-        </w:rPr>
-        <w:t xml:space="preserve">"show </w:t>
-      </w:r>
-      <w:proofErr w:type="spellStart"/>
-      <w:r>
-        <w:rPr>
-          <w:rFonts w:ascii="Cascadia Code" w:hAnsi="Cascadia Code" w:cs="Cascadia Code"/>
-          <w:color w:val="0E2841" w:themeColor="text2"/>
-          <w:sz w:val="28"/>
-          <w:szCs w:val="28"/>
-        </w:rPr>
-        <w:t>bgp</w:t>
-      </w:r>
-      <w:proofErr w:type="spellEnd"/>
-      <w:r>
-        <w:rPr>
-          <w:rFonts w:ascii="Cascadia Code" w:hAnsi="Cascadia Code" w:cs="Cascadia Code"/>
-          <w:color w:val="0E2841" w:themeColor="text2"/>
-          <w:sz w:val="28"/>
-          <w:szCs w:val="28"/>
-        </w:rPr>
-        <w:t xml:space="preserve"> </w:t>
-      </w:r>
-      <w:proofErr w:type="spellStart"/>
-      <w:r>
-        <w:rPr>
-          <w:rFonts w:ascii="Cascadia Code" w:hAnsi="Cascadia Code" w:cs="Cascadia Code"/>
-          <w:color w:val="0E2841" w:themeColor="text2"/>
-          <w:sz w:val="28"/>
-          <w:szCs w:val="28"/>
-        </w:rPr>
-        <w:t>summary</w:t>
-      </w:r>
-      <w:proofErr w:type="spellEnd"/>
-      <w:r>
-        <w:rPr>
-          <w:rFonts w:ascii="Cascadia Code" w:hAnsi="Cascadia Code" w:cs="Cascadia Code"/>
-          <w:color w:val="0E2841" w:themeColor="text2"/>
-          <w:sz w:val="28"/>
-          <w:szCs w:val="28"/>
-        </w:rPr>
-        <w:t>")</w:t>
-      </w:r>
-    </w:p>
-    <w:p>
-      <w:pPr>
-        <w:spacing w:after="0"/>
-        <w:jc w:val="both"/>
-        <w:rPr>
-          <w:rFonts w:ascii="Cascadia Code" w:hAnsi="Cascadia Code" w:cs="Cascadia Code"/>
-          <w:color w:val="0E2841" w:themeColor="text2"/>
-          <w:sz w:val="28"/>
-          <w:szCs w:val="28"/>
-        </w:rPr>
-      </w:pPr>
-      <w:r>
-        <w:rPr>
-          <w:rFonts w:ascii="Cascadia Code" w:hAnsi="Cascadia Code" w:cs="Cascadia Code"/>
-          <w:color w:val="0E2841" w:themeColor="text2"/>
-          <w:sz w:val="28"/>
-          <w:szCs w:val="28"/>
-        </w:rPr>
-        <w:t xml:space="preserve">output = </w:t>
-      </w:r>
-      <w:proofErr w:type="spellStart"/>
-      <w:proofErr w:type="gramStart"/>
-      <w:r>
-        <w:rPr>
-          <w:rFonts w:ascii="Cascadia Code" w:hAnsi="Cascadia Code" w:cs="Cascadia Code"/>
-          <w:color w:val="0E2841" w:themeColor="text2"/>
-          <w:sz w:val="28"/>
-          <w:szCs w:val="28"/>
-        </w:rPr>
-        <w:t>stdout.read</w:t>
-      </w:r>
-      <w:proofErr w:type="spellEnd"/>
-      <w:proofErr w:type="gramEnd"/>
-      <w:r>
-        <w:rPr>
-          <w:rFonts w:ascii="Cascadia Code" w:hAnsi="Cascadia Code" w:cs="Cascadia Code"/>
-          <w:color w:val="0E2841" w:themeColor="text2"/>
-          <w:sz w:val="28"/>
-          <w:szCs w:val="28"/>
-        </w:rPr>
-        <w:t>(</w:t>
-      </w:r>
-      <w:proofErr w:type="gramStart"/>
-      <w:r>
-        <w:rPr>
-          <w:rFonts w:ascii="Cascadia Code" w:hAnsi="Cascadia Code" w:cs="Cascadia Code"/>
-          <w:color w:val="0E2841" w:themeColor="text2"/>
-          <w:sz w:val="28"/>
-          <w:szCs w:val="28"/>
-        </w:rPr>
-        <w:t>).</w:t>
-      </w:r>
-      <w:proofErr w:type="spellStart"/>
-      <w:r>
-        <w:rPr>
-          <w:rFonts w:ascii="Cascadia Code" w:hAnsi="Cascadia Code" w:cs="Cascadia Code"/>
-          <w:color w:val="0E2841" w:themeColor="text2"/>
-          <w:sz w:val="28"/>
-          <w:szCs w:val="28"/>
-        </w:rPr>
-        <w:t>decode</w:t>
-      </w:r>
-      <w:proofErr w:type="spellEnd"/>
-      <w:proofErr w:type="gramEnd"/>
-      <w:r>
-        <w:rPr>
-          <w:rFonts w:ascii="Cascadia Code" w:hAnsi="Cascadia Code" w:cs="Cascadia Code"/>
-          <w:color w:val="0E2841" w:themeColor="text2"/>
-          <w:sz w:val="28"/>
-          <w:szCs w:val="28"/>
-        </w:rPr>
-        <w:t>()</w:t>
-      </w:r>
-    </w:p>
-    <w:p>
-      <w:pPr>
-        <w:spacing w:after="0"/>
-        <w:jc w:val="both"/>
-        <w:rPr>
-          <w:rFonts w:ascii="Cascadia Code" w:hAnsi="Cascadia Code" w:cs="Cascadia Code"/>
-          <w:color w:val="0E2841" w:themeColor="text2"/>
-          <w:sz w:val="28"/>
-          <w:szCs w:val="28"/>
-        </w:rPr>
-      </w:pPr>
-      <w:proofErr w:type="spellStart"/>
-      <w:proofErr w:type="gramStart"/>
-      <w:r>
-        <w:rPr>
-          <w:rFonts w:ascii="Cascadia Code" w:hAnsi="Cascadia Code" w:cs="Cascadia Code"/>
-          <w:color w:val="0E2841" w:themeColor="text2"/>
-          <w:sz w:val="28"/>
-          <w:szCs w:val="28"/>
-        </w:rPr>
-        <w:t>client.close</w:t>
-      </w:r>
-      <w:proofErr w:type="spellEnd"/>
-      <w:proofErr w:type="gramEnd"/>
-      <w:r>
-        <w:rPr>
-          <w:rFonts w:ascii="Cascadia Code" w:hAnsi="Cascadia Code" w:cs="Cascadia Code"/>
-          <w:color w:val="0E2841" w:themeColor="text2"/>
-          <w:sz w:val="28"/>
-          <w:szCs w:val="28"/>
-        </w:rPr>
-        <w:t>()</w:t>
-      </w:r>
-    </w:p>
-    <w:p>
-      <w:pPr>
-        <w:spacing w:after="0"/>
-        <w:jc w:val="both"/>
-        <w:rPr>
-          <w:rFonts w:ascii="Cascadia Code" w:hAnsi="Cascadia Code" w:cs="Cascadia Code"/>
-          <w:color w:val="0E2841" w:themeColor="text2"/>
-          <w:sz w:val="28"/>
-          <w:szCs w:val="28"/>
-        </w:rPr>
-      </w:pPr>
-    </w:p>
-    <w:p>
-      <w:pPr>
-        <w:spacing w:after="0"/>
-        <w:jc w:val="both"/>
-        <w:rPr>
-          <w:rFonts w:ascii="Cascadia Code" w:hAnsi="Cascadia Code" w:cs="Cascadia Code"/>
-          <w:color w:val="0E2841" w:themeColor="text2"/>
-          <w:sz w:val="28"/>
-          <w:szCs w:val="28"/>
-        </w:rPr>
-      </w:pPr>
-      <w:proofErr w:type="gramStart"/>
-      <w:r>
-        <w:rPr>
-          <w:rFonts w:ascii="Cascadia Code" w:hAnsi="Cascadia Code" w:cs="Cascadia Code"/>
-          <w:color w:val="0E2841" w:themeColor="text2"/>
-          <w:sz w:val="28"/>
-          <w:szCs w:val="28"/>
-        </w:rPr>
-        <w:t>print(</w:t>
-      </w:r>
-      <w:proofErr w:type="gramEnd"/>
-      <w:r>
-        <w:rPr>
-          <w:rFonts w:ascii="Cascadia Code" w:hAnsi="Cascadia Code" w:cs="Cascadia Code"/>
-          <w:color w:val="0E2841" w:themeColor="text2"/>
-          <w:sz w:val="28"/>
-          <w:szCs w:val="28"/>
-        </w:rPr>
-        <w:t>"\</w:t>
-      </w:r>
-      <w:proofErr w:type="spellStart"/>
-      <w:r>
-        <w:rPr>
-          <w:rFonts w:ascii="Cascadia Code" w:hAnsi="Cascadia Code" w:cs="Cascadia Code"/>
-          <w:color w:val="0E2841" w:themeColor="text2"/>
-          <w:sz w:val="28"/>
-          <w:szCs w:val="28"/>
-        </w:rPr>
-        <w:t>nshow</w:t>
-      </w:r>
-      <w:proofErr w:type="spellEnd"/>
-      <w:r>
-        <w:rPr>
-          <w:rFonts w:ascii="Cascadia Code" w:hAnsi="Cascadia Code" w:cs="Cascadia Code"/>
-          <w:color w:val="0E2841" w:themeColor="text2"/>
-          <w:sz w:val="28"/>
-          <w:szCs w:val="28"/>
-        </w:rPr>
-        <w:t xml:space="preserve"> </w:t>
-      </w:r>
-      <w:proofErr w:type="spellStart"/>
-      <w:r>
-        <w:rPr>
-          <w:rFonts w:ascii="Cascadia Code" w:hAnsi="Cascadia Code" w:cs="Cascadia Code"/>
-          <w:color w:val="0E2841" w:themeColor="text2"/>
-          <w:sz w:val="28"/>
-          <w:szCs w:val="28"/>
-        </w:rPr>
-        <w:t>bgp</w:t>
-      </w:r>
-      <w:proofErr w:type="spellEnd"/>
-      <w:r>
-        <w:rPr>
-          <w:rFonts w:ascii="Cascadia Code" w:hAnsi="Cascadia Code" w:cs="Cascadia Code"/>
-          <w:color w:val="0E2841" w:themeColor="text2"/>
-          <w:sz w:val="28"/>
-          <w:szCs w:val="28"/>
-        </w:rPr>
-        <w:t xml:space="preserve"> </w:t>
-      </w:r>
-      <w:proofErr w:type="spellStart"/>
-      <w:r>
-        <w:rPr>
-          <w:rFonts w:ascii="Cascadia Code" w:hAnsi="Cascadia Code" w:cs="Cascadia Code"/>
-          <w:color w:val="0E2841" w:themeColor="text2"/>
-          <w:sz w:val="28"/>
-          <w:szCs w:val="28"/>
-        </w:rPr>
-        <w:t>summary</w:t>
-      </w:r>
-      <w:proofErr w:type="spellEnd"/>
-      <w:r>
-        <w:rPr>
-          <w:rFonts w:ascii="Cascadia Code" w:hAnsi="Cascadia Code" w:cs="Cascadia Code"/>
-          <w:color w:val="0E2841" w:themeColor="text2"/>
-          <w:sz w:val="28"/>
-          <w:szCs w:val="28"/>
-        </w:rPr>
-        <w:t xml:space="preserve"> kimenet:")</w:t>
-      </w:r>
-    </w:p>
-    <w:p>
-      <w:pPr>
-        <w:spacing w:after="0"/>
-        <w:jc w:val="both"/>
-        <w:rPr>
-          <w:rFonts w:ascii="Cascadia Code" w:hAnsi="Cascadia Code" w:cs="Cascadia Code"/>
-          <w:color w:val="0E2841" w:themeColor="text2"/>
-          <w:sz w:val="28"/>
-          <w:szCs w:val="28"/>
-        </w:rPr>
-      </w:pPr>
-      <w:r>
-        <w:rPr>
-          <w:rFonts w:ascii="Cascadia Code" w:hAnsi="Cascadia Code" w:cs="Cascadia Code"/>
-          <w:color w:val="0E2841" w:themeColor="text2"/>
-          <w:sz w:val="28"/>
-          <w:szCs w:val="28"/>
-        </w:rPr>
-        <w:t>print(output)</w:t>
-      </w:r>
-    </w:p>
-    <w:p>
-      <w:pPr>
-        <w:spacing w:after="0"/>
-        <w:jc w:val="both"/>
-        <w:rPr>
-          <w:rFonts w:ascii="Cascadia Code" w:hAnsi="Cascadia Code" w:cs="Cascadia Code"/>
-          <w:color w:val="0E2841" w:themeColor="text2"/>
-          <w:sz w:val="28"/>
-          <w:szCs w:val="28"/>
-        </w:rPr>
-      </w:pPr>
-    </w:p>
-    <w:p>
-      <w:pPr>
-        <w:spacing w:after="0"/>
-        <w:jc w:val="both"/>
-        <w:rPr>
-          <w:rFonts w:ascii="Cascadia Code" w:hAnsi="Cascadia Code" w:cs="Cascadia Code"/>
-          <w:color w:val="0E2841" w:themeColor="text2"/>
-          <w:sz w:val="28"/>
-          <w:szCs w:val="28"/>
-        </w:rPr>
-      </w:pPr>
-      <w:r>
-        <w:rPr>
-          <w:rFonts w:ascii="Cascadia Code" w:hAnsi="Cascadia Code" w:cs="Cascadia Code"/>
-          <w:color w:val="0E2841" w:themeColor="text2"/>
-          <w:sz w:val="28"/>
-          <w:szCs w:val="28"/>
-        </w:rPr>
-        <w:t># -----------------------------------------------------</w:t>
-      </w:r>
-    </w:p>
-    <w:p>
-      <w:pPr>
-        <w:spacing w:after="0"/>
-        <w:jc w:val="both"/>
-        <w:rPr>
-          <w:rFonts w:ascii="Cascadia Code" w:hAnsi="Cascadia Code" w:cs="Cascadia Code"/>
-          <w:color w:val="0E2841" w:themeColor="text2"/>
-          <w:sz w:val="28"/>
-          <w:szCs w:val="28"/>
-        </w:rPr>
-      </w:pPr>
-      <w:r>
-        <w:rPr>
-          <w:rFonts w:ascii="Cascadia Code" w:hAnsi="Cascadia Code" w:cs="Cascadia Code"/>
-          <w:color w:val="0E2841" w:themeColor="text2"/>
-          <w:sz w:val="28"/>
-          <w:szCs w:val="28"/>
-        </w:rPr>
-        <w:t># 3) BGP állapot feldolgozása (nagyon egyszerű parser)</w:t>
-      </w:r>
-    </w:p>
-    <w:p>
-      <w:pPr>
-        <w:spacing w:after="0"/>
-        <w:jc w:val="both"/>
-        <w:rPr>
-          <w:rFonts w:ascii="Cascadia Code" w:hAnsi="Cascadia Code" w:cs="Cascadia Code"/>
-          <w:color w:val="0E2841" w:themeColor="text2"/>
-          <w:sz w:val="28"/>
-          <w:szCs w:val="28"/>
-        </w:rPr>
-      </w:pPr>
-      <w:r>
-        <w:rPr>
-          <w:rFonts w:ascii="Cascadia Code" w:hAnsi="Cascadia Code" w:cs="Cascadia Code"/>
-          <w:color w:val="0E2841" w:themeColor="text2"/>
-          <w:sz w:val="28"/>
-          <w:szCs w:val="28"/>
-        </w:rPr>
-        <w:t># -----------------------------------------------------</w:t>
-      </w:r>
-    </w:p>
-    <w:p>
-      <w:pPr>
-        <w:spacing w:after="0"/>
-        <w:jc w:val="both"/>
-        <w:rPr>
-          <w:rFonts w:ascii="Cascadia Code" w:hAnsi="Cascadia Code" w:cs="Cascadia Code"/>
-          <w:color w:val="0E2841" w:themeColor="text2"/>
-          <w:sz w:val="28"/>
-          <w:szCs w:val="28"/>
-        </w:rPr>
-      </w:pPr>
-      <w:proofErr w:type="spellStart"/>
-      <w:r>
-        <w:rPr>
-          <w:rFonts w:ascii="Cascadia Code" w:hAnsi="Cascadia Code" w:cs="Cascadia Code"/>
-          <w:color w:val="0E2841" w:themeColor="text2"/>
-          <w:sz w:val="28"/>
-          <w:szCs w:val="28"/>
-        </w:rPr>
-        <w:t>lines</w:t>
-      </w:r>
-      <w:proofErr w:type="spellEnd"/>
-      <w:r>
-        <w:rPr>
-          <w:rFonts w:ascii="Cascadia Code" w:hAnsi="Cascadia Code" w:cs="Cascadia Code"/>
-          <w:color w:val="0E2841" w:themeColor="text2"/>
-          <w:sz w:val="28"/>
-          <w:szCs w:val="28"/>
-        </w:rPr>
-        <w:t xml:space="preserve"> = </w:t>
-      </w:r>
-      <w:proofErr w:type="spellStart"/>
-      <w:proofErr w:type="gramStart"/>
-      <w:r>
-        <w:rPr>
-          <w:rFonts w:ascii="Cascadia Code" w:hAnsi="Cascadia Code" w:cs="Cascadia Code"/>
-          <w:color w:val="0E2841" w:themeColor="text2"/>
-          <w:sz w:val="28"/>
-          <w:szCs w:val="28"/>
-        </w:rPr>
-        <w:t>output.splitlines</w:t>
-      </w:r>
-      <w:proofErr w:type="spellEnd"/>
-      <w:proofErr w:type="gramEnd"/>
-      <w:r>
-        <w:rPr>
-          <w:rFonts w:ascii="Cascadia Code" w:hAnsi="Cascadia Code" w:cs="Cascadia Code"/>
-          <w:color w:val="0E2841" w:themeColor="text2"/>
-          <w:sz w:val="28"/>
-          <w:szCs w:val="28"/>
-        </w:rPr>
-        <w:t>()</w:t>
-      </w:r>
-    </w:p>
-    <w:p>
-      <w:pPr>
-        <w:spacing w:after="0"/>
-        <w:jc w:val="both"/>
-        <w:rPr>
-          <w:rFonts w:ascii="Cascadia Code" w:hAnsi="Cascadia Code" w:cs="Cascadia Code"/>
-          <w:color w:val="0E2841" w:themeColor="text2"/>
-          <w:sz w:val="28"/>
-          <w:szCs w:val="28"/>
-        </w:rPr>
-      </w:pPr>
-      <w:proofErr w:type="spellStart"/>
-      <w:r>
-        <w:rPr>
-          <w:rFonts w:ascii="Cascadia Code" w:hAnsi="Cascadia Code" w:cs="Cascadia Code"/>
-          <w:color w:val="0E2841" w:themeColor="text2"/>
-          <w:sz w:val="28"/>
-          <w:szCs w:val="28"/>
-        </w:rPr>
-        <w:t>neighbors</w:t>
-      </w:r>
-      <w:proofErr w:type="spellEnd"/>
-      <w:r>
-        <w:rPr>
-          <w:rFonts w:ascii="Cascadia Code" w:hAnsi="Cascadia Code" w:cs="Cascadia Code"/>
-          <w:color w:val="0E2841" w:themeColor="text2"/>
-          <w:sz w:val="28"/>
-          <w:szCs w:val="28"/>
-        </w:rPr>
-        <w:t xml:space="preserve"> = []</w:t>
-      </w:r>
-    </w:p>
-    <w:p>
-      <w:pPr>
-        <w:spacing w:after="0"/>
-        <w:jc w:val="both"/>
-        <w:rPr>
-          <w:rFonts w:ascii="Cascadia Code" w:hAnsi="Cascadia Code" w:cs="Cascadia Code"/>
-          <w:color w:val="0E2841" w:themeColor="text2"/>
-          <w:sz w:val="28"/>
-          <w:szCs w:val="28"/>
-        </w:rPr>
-      </w:pPr>
-    </w:p>
-    <w:p>
-      <w:pPr>
-        <w:spacing w:after="0"/>
-        <w:jc w:val="both"/>
-        <w:rPr>
-          <w:rFonts w:ascii="Cascadia Code" w:hAnsi="Cascadia Code" w:cs="Cascadia Code"/>
-          <w:color w:val="0E2841" w:themeColor="text2"/>
-          <w:sz w:val="28"/>
-          <w:szCs w:val="28"/>
-        </w:rPr>
-      </w:pPr>
-      <w:proofErr w:type="spellStart"/>
-      <w:r>
-        <w:rPr>
-          <w:rFonts w:ascii="Cascadia Code" w:hAnsi="Cascadia Code" w:cs="Cascadia Code"/>
-          <w:color w:val="0E2841" w:themeColor="text2"/>
-          <w:sz w:val="28"/>
-          <w:szCs w:val="28"/>
-        </w:rPr>
-        <w:t>for</w:t>
-      </w:r>
-      <w:proofErr w:type="spellEnd"/>
-      <w:r>
-        <w:rPr>
-          <w:rFonts w:ascii="Cascadia Code" w:hAnsi="Cascadia Code" w:cs="Cascadia Code"/>
-          <w:color w:val="0E2841" w:themeColor="text2"/>
-          <w:sz w:val="28"/>
-          <w:szCs w:val="28"/>
-        </w:rPr>
-        <w:t xml:space="preserve"> line in </w:t>
-      </w:r>
-      <w:proofErr w:type="spellStart"/>
-      <w:r>
-        <w:rPr>
-          <w:rFonts w:ascii="Cascadia Code" w:hAnsi="Cascadia Code" w:cs="Cascadia Code"/>
-          <w:color w:val="0E2841" w:themeColor="text2"/>
-          <w:sz w:val="28"/>
-          <w:szCs w:val="28"/>
-        </w:rPr>
-        <w:t>lines</w:t>
-      </w:r>
-      <w:proofErr w:type="spellEnd"/>
-      <w:r>
-        <w:rPr>
-          <w:rFonts w:ascii="Cascadia Code" w:hAnsi="Cascadia Code" w:cs="Cascadia Code"/>
-          <w:color w:val="0E2841" w:themeColor="text2"/>
-          <w:sz w:val="28"/>
-          <w:szCs w:val="28"/>
-        </w:rPr>
-        <w:t>:</w:t>
-      </w:r>
-    </w:p>
-    <w:p>
-      <w:pPr>
-        <w:spacing w:after="0"/>
-        <w:jc w:val="both"/>
-        <w:rPr>
-          <w:rFonts w:ascii="Cascadia Code" w:hAnsi="Cascadia Code" w:cs="Cascadia Code"/>
-          <w:color w:val="0E2841" w:themeColor="text2"/>
-          <w:sz w:val="28"/>
-          <w:szCs w:val="28"/>
-        </w:rPr>
-      </w:pPr>
-      <w:r>
-        <w:rPr>
-          <w:rFonts w:ascii="Cascadia Code" w:hAnsi="Cascadia Code" w:cs="Cascadia Code"/>
-          <w:color w:val="0E2841" w:themeColor="text2"/>
-          <w:sz w:val="28"/>
-          <w:szCs w:val="28"/>
-        </w:rPr>
-        <w:t xml:space="preserve">    </w:t>
-      </w:r>
-      <w:proofErr w:type="spellStart"/>
-      <w:r>
-        <w:rPr>
-          <w:rFonts w:ascii="Cascadia Code" w:hAnsi="Cascadia Code" w:cs="Cascadia Code"/>
-          <w:color w:val="0E2841" w:themeColor="text2"/>
-          <w:sz w:val="28"/>
-          <w:szCs w:val="28"/>
-        </w:rPr>
-        <w:t>parts</w:t>
-      </w:r>
-      <w:proofErr w:type="spellEnd"/>
-      <w:r>
-        <w:rPr>
-          <w:rFonts w:ascii="Cascadia Code" w:hAnsi="Cascadia Code" w:cs="Cascadia Code"/>
-          <w:color w:val="0E2841" w:themeColor="text2"/>
-          <w:sz w:val="28"/>
-          <w:szCs w:val="28"/>
-        </w:rPr>
-        <w:t xml:space="preserve"> = </w:t>
-      </w:r>
-      <w:proofErr w:type="spellStart"/>
-      <w:proofErr w:type="gramStart"/>
-      <w:r>
-        <w:rPr>
-          <w:rFonts w:ascii="Cascadia Code" w:hAnsi="Cascadia Code" w:cs="Cascadia Code"/>
-          <w:color w:val="0E2841" w:themeColor="text2"/>
-          <w:sz w:val="28"/>
-          <w:szCs w:val="28"/>
-        </w:rPr>
-        <w:t>line.split</w:t>
-      </w:r>
-      <w:proofErr w:type="spellEnd"/>
-      <w:proofErr w:type="gramEnd"/>
-      <w:r>
-        <w:rPr>
-          <w:rFonts w:ascii="Cascadia Code" w:hAnsi="Cascadia Code" w:cs="Cascadia Code"/>
-          <w:color w:val="0E2841" w:themeColor="text2"/>
-          <w:sz w:val="28"/>
-          <w:szCs w:val="28"/>
-        </w:rPr>
-        <w:t>()</w:t>
-      </w:r>
-    </w:p>
-    <w:p>
-      <w:pPr>
-        <w:spacing w:after="0"/>
-        <w:jc w:val="both"/>
-        <w:rPr>
-          <w:rFonts w:ascii="Cascadia Code" w:hAnsi="Cascadia Code" w:cs="Cascadia Code"/>
-          <w:color w:val="0E2841" w:themeColor="text2"/>
-          <w:sz w:val="28"/>
-          <w:szCs w:val="28"/>
-        </w:rPr>
-      </w:pPr>
-      <w:r>
-        <w:rPr>
-          <w:rFonts w:ascii="Cascadia Code" w:hAnsi="Cascadia Code" w:cs="Cascadia Code"/>
-          <w:color w:val="0E2841" w:themeColor="text2"/>
-          <w:sz w:val="28"/>
-          <w:szCs w:val="28"/>
-        </w:rPr>
-        <w:t xml:space="preserve">    </w:t>
-      </w:r>
-      <w:proofErr w:type="spellStart"/>
-      <w:r>
-        <w:rPr>
-          <w:rFonts w:ascii="Cascadia Code" w:hAnsi="Cascadia Code" w:cs="Cascadia Code"/>
-          <w:color w:val="0E2841" w:themeColor="text2"/>
-          <w:sz w:val="28"/>
-          <w:szCs w:val="28"/>
-        </w:rPr>
-        <w:t>if</w:t>
-      </w:r>
-      <w:proofErr w:type="spellEnd"/>
-      <w:r>
-        <w:rPr>
-          <w:rFonts w:ascii="Cascadia Code" w:hAnsi="Cascadia Code" w:cs="Cascadia Code"/>
-          <w:color w:val="0E2841" w:themeColor="text2"/>
-          <w:sz w:val="28"/>
-          <w:szCs w:val="28"/>
-        </w:rPr>
-        <w:t xml:space="preserve"> len(</w:t>
-      </w:r>
-      <w:proofErr w:type="spellStart"/>
-      <w:r>
-        <w:rPr>
-          <w:rFonts w:ascii="Cascadia Code" w:hAnsi="Cascadia Code" w:cs="Cascadia Code"/>
-          <w:color w:val="0E2841" w:themeColor="text2"/>
-          <w:sz w:val="28"/>
-          <w:szCs w:val="28"/>
-        </w:rPr>
-        <w:t>parts</w:t>
-      </w:r>
-      <w:proofErr w:type="spellEnd"/>
-      <w:r>
-        <w:rPr>
-          <w:rFonts w:ascii="Cascadia Code" w:hAnsi="Cascadia Code" w:cs="Cascadia Code"/>
-          <w:color w:val="0E2841" w:themeColor="text2"/>
-          <w:sz w:val="28"/>
-          <w:szCs w:val="28"/>
-        </w:rPr>
-        <w:t xml:space="preserve">) &gt; 2 and </w:t>
-      </w:r>
-      <w:proofErr w:type="spellStart"/>
-      <w:r>
-        <w:rPr>
-          <w:rFonts w:ascii="Cascadia Code" w:hAnsi="Cascadia Code" w:cs="Cascadia Code"/>
-          <w:color w:val="0E2841" w:themeColor="text2"/>
-          <w:sz w:val="28"/>
-          <w:szCs w:val="28"/>
-        </w:rPr>
-        <w:t>parts</w:t>
-      </w:r>
-      <w:proofErr w:type="spellEnd"/>
-      <w:r>
-        <w:rPr>
-          <w:rFonts w:ascii="Cascadia Code" w:hAnsi="Cascadia Code" w:cs="Cascadia Code"/>
-          <w:color w:val="0E2841" w:themeColor="text2"/>
-          <w:sz w:val="28"/>
-          <w:szCs w:val="28"/>
-        </w:rPr>
-        <w:t>[0</w:t>
-      </w:r>
-      <w:proofErr w:type="gramStart"/>
-      <w:r>
-        <w:rPr>
-          <w:rFonts w:ascii="Cascadia Code" w:hAnsi="Cascadia Code" w:cs="Cascadia Code"/>
-          <w:color w:val="0E2841" w:themeColor="text2"/>
-          <w:sz w:val="28"/>
-          <w:szCs w:val="28"/>
-        </w:rPr>
-        <w:t>].</w:t>
-      </w:r>
-      <w:proofErr w:type="spellStart"/>
-      <w:r>
-        <w:rPr>
-          <w:rFonts w:ascii="Cascadia Code" w:hAnsi="Cascadia Code" w:cs="Cascadia Code"/>
-          <w:color w:val="0E2841" w:themeColor="text2"/>
-          <w:sz w:val="28"/>
-          <w:szCs w:val="28"/>
-        </w:rPr>
-        <w:t>count</w:t>
-      </w:r>
-      <w:proofErr w:type="spellEnd"/>
-      <w:proofErr w:type="gramEnd"/>
-      <w:r>
-        <w:rPr>
-          <w:rFonts w:ascii="Cascadia Code" w:hAnsi="Cascadia Code" w:cs="Cascadia Code"/>
-          <w:color w:val="0E2841" w:themeColor="text2"/>
-          <w:sz w:val="28"/>
-          <w:szCs w:val="28"/>
-        </w:rPr>
-        <w:t>(".") == 3:</w:t>
-      </w:r>
-    </w:p>
-    <w:p>
-      <w:pPr>
-        <w:spacing w:after="0"/>
-        <w:jc w:val="both"/>
-        <w:rPr>
-          <w:rFonts w:ascii="Cascadia Code" w:hAnsi="Cascadia Code" w:cs="Cascadia Code"/>
-          <w:color w:val="0E2841" w:themeColor="text2"/>
-          <w:sz w:val="28"/>
-          <w:szCs w:val="28"/>
-        </w:rPr>
-      </w:pPr>
-      <w:r>
-        <w:rPr>
-          <w:rFonts w:ascii="Cascadia Code" w:hAnsi="Cascadia Code" w:cs="Cascadia Code"/>
-          <w:color w:val="0E2841" w:themeColor="text2"/>
-          <w:sz w:val="28"/>
-          <w:szCs w:val="28"/>
-        </w:rPr>
-        <w:t xml:space="preserve">        </w:t>
-      </w:r>
-      <w:proofErr w:type="spellStart"/>
-      <w:r>
-        <w:rPr>
-          <w:rFonts w:ascii="Cascadia Code" w:hAnsi="Cascadia Code" w:cs="Cascadia Code"/>
-          <w:color w:val="0E2841" w:themeColor="text2"/>
-          <w:sz w:val="28"/>
-          <w:szCs w:val="28"/>
-        </w:rPr>
-        <w:t>neighbor_ip</w:t>
-      </w:r>
-      <w:proofErr w:type="spellEnd"/>
-      <w:r>
-        <w:rPr>
-          <w:rFonts w:ascii="Cascadia Code" w:hAnsi="Cascadia Code" w:cs="Cascadia Code"/>
-          <w:color w:val="0E2841" w:themeColor="text2"/>
-          <w:sz w:val="28"/>
-          <w:szCs w:val="28"/>
-        </w:rPr>
-        <w:t xml:space="preserve"> = </w:t>
-      </w:r>
-      <w:proofErr w:type="spellStart"/>
-      <w:proofErr w:type="gramStart"/>
-      <w:r>
-        <w:rPr>
-          <w:rFonts w:ascii="Cascadia Code" w:hAnsi="Cascadia Code" w:cs="Cascadia Code"/>
-          <w:color w:val="0E2841" w:themeColor="text2"/>
-          <w:sz w:val="28"/>
-          <w:szCs w:val="28"/>
-        </w:rPr>
-        <w:t>parts</w:t>
-      </w:r>
-      <w:proofErr w:type="spellEnd"/>
-      <w:r>
-        <w:rPr>
-          <w:rFonts w:ascii="Cascadia Code" w:hAnsi="Cascadia Code" w:cs="Cascadia Code"/>
-          <w:color w:val="0E2841" w:themeColor="text2"/>
-          <w:sz w:val="28"/>
-          <w:szCs w:val="28"/>
-        </w:rPr>
-        <w:t>[</w:t>
-      </w:r>
-      <w:proofErr w:type="gramEnd"/>
-      <w:r>
-        <w:rPr>
-          <w:rFonts w:ascii="Cascadia Code" w:hAnsi="Cascadia Code" w:cs="Cascadia Code"/>
-          <w:color w:val="0E2841" w:themeColor="text2"/>
-          <w:sz w:val="28"/>
-          <w:szCs w:val="28"/>
-        </w:rPr>
-        <w:t>0]</w:t>
-      </w:r>
-    </w:p>
-    <w:p>
-      <w:pPr>
-        <w:spacing w:after="0"/>
-        <w:jc w:val="both"/>
-        <w:rPr>
-          <w:rFonts w:ascii="Cascadia Code" w:hAnsi="Cascadia Code" w:cs="Cascadia Code"/>
-          <w:color w:val="0E2841" w:themeColor="text2"/>
-          <w:sz w:val="28"/>
-          <w:szCs w:val="28"/>
-        </w:rPr>
-      </w:pPr>
-      <w:r>
-        <w:rPr>
-          <w:rFonts w:ascii="Cascadia Code" w:hAnsi="Cascadia Code" w:cs="Cascadia Code"/>
-          <w:color w:val="0E2841" w:themeColor="text2"/>
-          <w:sz w:val="28"/>
-          <w:szCs w:val="28"/>
-        </w:rPr>
-        <w:t xml:space="preserve">        </w:t>
-      </w:r>
-      <w:proofErr w:type="spellStart"/>
-      <w:r>
-        <w:rPr>
-          <w:rFonts w:ascii="Cascadia Code" w:hAnsi="Cascadia Code" w:cs="Cascadia Code"/>
-          <w:color w:val="0E2841" w:themeColor="text2"/>
-          <w:sz w:val="28"/>
-          <w:szCs w:val="28"/>
-        </w:rPr>
-        <w:t>state_or_prefix</w:t>
-      </w:r>
-      <w:proofErr w:type="spellEnd"/>
-      <w:r>
-        <w:rPr>
-          <w:rFonts w:ascii="Cascadia Code" w:hAnsi="Cascadia Code" w:cs="Cascadia Code"/>
-          <w:color w:val="0E2841" w:themeColor="text2"/>
-          <w:sz w:val="28"/>
-          <w:szCs w:val="28"/>
-        </w:rPr>
-        <w:t xml:space="preserve"> = </w:t>
-      </w:r>
-      <w:proofErr w:type="spellStart"/>
-      <w:proofErr w:type="gramStart"/>
-      <w:r>
-        <w:rPr>
-          <w:rFonts w:ascii="Cascadia Code" w:hAnsi="Cascadia Code" w:cs="Cascadia Code"/>
-          <w:color w:val="0E2841" w:themeColor="text2"/>
-          <w:sz w:val="28"/>
-          <w:szCs w:val="28"/>
-        </w:rPr>
-        <w:t>parts</w:t>
-      </w:r>
-      <w:proofErr w:type="spellEnd"/>
-      <w:r>
-        <w:rPr>
-          <w:rFonts w:ascii="Cascadia Code" w:hAnsi="Cascadia Code" w:cs="Cascadia Code"/>
-          <w:color w:val="0E2841" w:themeColor="text2"/>
-          <w:sz w:val="28"/>
-          <w:szCs w:val="28"/>
-        </w:rPr>
-        <w:t>[</w:t>
-      </w:r>
-      <w:proofErr w:type="gramEnd"/>
-      <w:r>
-        <w:rPr>
-          <w:rFonts w:ascii="Cascadia Code" w:hAnsi="Cascadia Code" w:cs="Cascadia Code"/>
-          <w:color w:val="0E2841" w:themeColor="text2"/>
-          <w:sz w:val="28"/>
-          <w:szCs w:val="28"/>
-        </w:rPr>
-        <w:t>-1]</w:t>
-      </w:r>
-    </w:p>
-    <w:p>
-      <w:pPr>
-        <w:spacing w:after="0"/>
-        <w:jc w:val="both"/>
-        <w:rPr>
-          <w:rFonts w:ascii="Cascadia Code" w:hAnsi="Cascadia Code" w:cs="Cascadia Code"/>
-          <w:color w:val="0E2841" w:themeColor="text2"/>
-          <w:sz w:val="28"/>
-          <w:szCs w:val="28"/>
-        </w:rPr>
-      </w:pPr>
-      <w:r>
-        <w:rPr>
-          <w:rFonts w:ascii="Cascadia Code" w:hAnsi="Cascadia Code" w:cs="Cascadia Code"/>
-          <w:color w:val="0E2841" w:themeColor="text2"/>
-          <w:sz w:val="28"/>
-          <w:szCs w:val="28"/>
-        </w:rPr>
-        <w:t xml:space="preserve">        </w:t>
-      </w:r>
-      <w:proofErr w:type="spellStart"/>
-      <w:proofErr w:type="gramStart"/>
-      <w:r>
-        <w:rPr>
-          <w:rFonts w:ascii="Cascadia Code" w:hAnsi="Cascadia Code" w:cs="Cascadia Code"/>
-          <w:color w:val="0E2841" w:themeColor="text2"/>
-          <w:sz w:val="28"/>
-          <w:szCs w:val="28"/>
-        </w:rPr>
-        <w:t>neighbors.append</w:t>
-      </w:r>
-      <w:proofErr w:type="spellEnd"/>
-      <w:proofErr w:type="gramEnd"/>
-      <w:r>
-        <w:rPr>
-          <w:rFonts w:ascii="Cascadia Code" w:hAnsi="Cascadia Code" w:cs="Cascadia Code"/>
-          <w:color w:val="0E2841" w:themeColor="text2"/>
-          <w:sz w:val="28"/>
-          <w:szCs w:val="28"/>
-        </w:rPr>
-        <w:t>((</w:t>
-      </w:r>
-      <w:proofErr w:type="spellStart"/>
-      <w:r>
-        <w:rPr>
-          <w:rFonts w:ascii="Cascadia Code" w:hAnsi="Cascadia Code" w:cs="Cascadia Code"/>
-          <w:color w:val="0E2841" w:themeColor="text2"/>
-          <w:sz w:val="28"/>
-          <w:szCs w:val="28"/>
-        </w:rPr>
-        <w:t>neighbor_ip</w:t>
-      </w:r>
-      <w:proofErr w:type="spellEnd"/>
-      <w:r>
-        <w:rPr>
-          <w:rFonts w:ascii="Cascadia Code" w:hAnsi="Cascadia Code" w:cs="Cascadia Code"/>
-          <w:color w:val="0E2841" w:themeColor="text2"/>
-          <w:sz w:val="28"/>
-          <w:szCs w:val="28"/>
-        </w:rPr>
-        <w:t xml:space="preserve">, </w:t>
-      </w:r>
-      <w:proofErr w:type="spellStart"/>
-      <w:r>
-        <w:rPr>
-          <w:rFonts w:ascii="Cascadia Code" w:hAnsi="Cascadia Code" w:cs="Cascadia Code"/>
-          <w:color w:val="0E2841" w:themeColor="text2"/>
-          <w:sz w:val="28"/>
-          <w:szCs w:val="28"/>
-        </w:rPr>
-        <w:t>state_or_prefix</w:t>
-      </w:r>
-      <w:proofErr w:type="spellEnd"/>
-      <w:r>
-        <w:rPr>
-          <w:rFonts w:ascii="Cascadia Code" w:hAnsi="Cascadia Code" w:cs="Cascadia Code"/>
-          <w:color w:val="0E2841" w:themeColor="text2"/>
-          <w:sz w:val="28"/>
-          <w:szCs w:val="28"/>
-        </w:rPr>
-        <w:t>))</w:t>
-      </w:r>
-    </w:p>
-    <w:p>
-      <w:pPr>
-        <w:spacing w:after="0"/>
-        <w:jc w:val="both"/>
-        <w:rPr>
-          <w:rFonts w:ascii="Cascadia Code" w:hAnsi="Cascadia Code" w:cs="Cascadia Code"/>
-          <w:color w:val="0E2841" w:themeColor="text2"/>
-          <w:sz w:val="28"/>
-          <w:szCs w:val="28"/>
-        </w:rPr>
-      </w:pPr>
-    </w:p>
-    <w:p>
-      <w:pPr>
-        <w:spacing w:after="0"/>
-        <w:jc w:val="both"/>
-        <w:rPr>
-          <w:rFonts w:ascii="Cascadia Code" w:hAnsi="Cascadia Code" w:cs="Cascadia Code"/>
-          <w:color w:val="0E2841" w:themeColor="text2"/>
-          <w:sz w:val="28"/>
-          <w:szCs w:val="28"/>
-        </w:rPr>
-      </w:pPr>
-      <w:r>
-        <w:rPr>
-          <w:rFonts w:ascii="Cascadia Code" w:hAnsi="Cascadia Code" w:cs="Cascadia Code"/>
-          <w:color w:val="0E2841" w:themeColor="text2"/>
-          <w:sz w:val="28"/>
-          <w:szCs w:val="28"/>
-        </w:rPr>
-        <w:t># -----------------------------------------------------</w:t>
-      </w:r>
-    </w:p>
-    <w:p>
-      <w:pPr>
-        <w:spacing w:after="0"/>
-        <w:jc w:val="both"/>
-        <w:rPr>
-          <w:rFonts w:ascii="Cascadia Code" w:hAnsi="Cascadia Code" w:cs="Cascadia Code"/>
-          <w:color w:val="0E2841" w:themeColor="text2"/>
-          <w:sz w:val="28"/>
-          <w:szCs w:val="28"/>
-        </w:rPr>
-      </w:pPr>
-      <w:r>
-        <w:rPr>
-          <w:rFonts w:ascii="Cascadia Code" w:hAnsi="Cascadia Code" w:cs="Cascadia Code"/>
-          <w:color w:val="0E2841" w:themeColor="text2"/>
-          <w:sz w:val="28"/>
-          <w:szCs w:val="28"/>
-        </w:rPr>
-        <w:t># 4) XML riport generálása</w:t>
-      </w:r>
-    </w:p>
-    <w:p>
-      <w:pPr>
-        <w:spacing w:after="0"/>
-        <w:jc w:val="both"/>
-        <w:rPr>
-          <w:rFonts w:ascii="Cascadia Code" w:hAnsi="Cascadia Code" w:cs="Cascadia Code"/>
-          <w:color w:val="0E2841" w:themeColor="text2"/>
-          <w:sz w:val="28"/>
-          <w:szCs w:val="28"/>
-        </w:rPr>
-      </w:pPr>
-      <w:r>
-        <w:rPr>
-          <w:rFonts w:ascii="Cascadia Code" w:hAnsi="Cascadia Code" w:cs="Cascadia Code"/>
-          <w:color w:val="0E2841" w:themeColor="text2"/>
-          <w:sz w:val="28"/>
-          <w:szCs w:val="28"/>
-        </w:rPr>
-        <w:t># -----------------------------------------------------</w:t>
-      </w:r>
-    </w:p>
-    <w:p>
-      <w:pPr>
-        <w:spacing w:after="0"/>
-        <w:jc w:val="both"/>
-        <w:rPr>
-          <w:rFonts w:ascii="Cascadia Code" w:hAnsi="Cascadia Code" w:cs="Cascadia Code"/>
-          <w:color w:val="0E2841" w:themeColor="text2"/>
-          <w:sz w:val="28"/>
-          <w:szCs w:val="28"/>
-        </w:rPr>
-      </w:pPr>
-      <w:proofErr w:type="spellStart"/>
-      <w:r>
-        <w:rPr>
-          <w:rFonts w:ascii="Cascadia Code" w:hAnsi="Cascadia Code" w:cs="Cascadia Code"/>
-          <w:color w:val="0E2841" w:themeColor="text2"/>
-          <w:sz w:val="28"/>
-          <w:szCs w:val="28"/>
-        </w:rPr>
-        <w:t>root</w:t>
-      </w:r>
-      <w:proofErr w:type="spellEnd"/>
-      <w:r>
-        <w:rPr>
-          <w:rFonts w:ascii="Cascadia Code" w:hAnsi="Cascadia Code" w:cs="Cascadia Code"/>
-          <w:color w:val="0E2841" w:themeColor="text2"/>
-          <w:sz w:val="28"/>
-          <w:szCs w:val="28"/>
-        </w:rPr>
-        <w:t xml:space="preserve"> = </w:t>
-      </w:r>
-      <w:proofErr w:type="spellStart"/>
-      <w:r>
-        <w:rPr>
-          <w:rFonts w:ascii="Cascadia Code" w:hAnsi="Cascadia Code" w:cs="Cascadia Code"/>
-          <w:color w:val="0E2841" w:themeColor="text2"/>
-          <w:sz w:val="28"/>
-          <w:szCs w:val="28"/>
-        </w:rPr>
-        <w:t>ET.Element</w:t>
-      </w:r>
-      <w:proofErr w:type="spellEnd"/>
-      <w:r>
-        <w:rPr>
-          <w:rFonts w:ascii="Cascadia Code" w:hAnsi="Cascadia Code" w:cs="Cascadia Code"/>
-          <w:color w:val="0E2841" w:themeColor="text2"/>
-          <w:sz w:val="28"/>
-          <w:szCs w:val="28"/>
-        </w:rPr>
-        <w:t>("</w:t>
-      </w:r>
-      <w:proofErr w:type="spellStart"/>
-      <w:r>
-        <w:rPr>
-          <w:rFonts w:ascii="Cascadia Code" w:hAnsi="Cascadia Code" w:cs="Cascadia Code"/>
-          <w:color w:val="0E2841" w:themeColor="text2"/>
-          <w:sz w:val="28"/>
-          <w:szCs w:val="28"/>
-        </w:rPr>
-        <w:t>bgp_report</w:t>
-      </w:r>
-      <w:proofErr w:type="spellEnd"/>
-      <w:r>
-        <w:rPr>
-          <w:rFonts w:ascii="Cascadia Code" w:hAnsi="Cascadia Code" w:cs="Cascadia Code"/>
-          <w:color w:val="0E2841" w:themeColor="text2"/>
-          <w:sz w:val="28"/>
-          <w:szCs w:val="28"/>
-        </w:rPr>
-        <w:t>")</w:t>
-      </w:r>
-    </w:p>
-    <w:p>
-      <w:pPr>
-        <w:spacing w:after="0"/>
-        <w:jc w:val="both"/>
-        <w:rPr>
-          <w:rFonts w:ascii="Cascadia Code" w:hAnsi="Cascadia Code" w:cs="Cascadia Code"/>
-          <w:color w:val="0E2841" w:themeColor="text2"/>
-          <w:sz w:val="28"/>
-          <w:szCs w:val="28"/>
-        </w:rPr>
-      </w:pPr>
-    </w:p>
-    <w:p>
-      <w:pPr>
-        <w:spacing w:after="0"/>
-        <w:jc w:val="both"/>
-        <w:rPr>
-          <w:rFonts w:ascii="Cascadia Code" w:hAnsi="Cascadia Code" w:cs="Cascadia Code"/>
-          <w:color w:val="0E2841" w:themeColor="text2"/>
-          <w:sz w:val="28"/>
-          <w:szCs w:val="28"/>
-        </w:rPr>
-      </w:pPr>
-      <w:proofErr w:type="spellStart"/>
-      <w:r>
-        <w:rPr>
-          <w:rFonts w:ascii="Cascadia Code" w:hAnsi="Cascadia Code" w:cs="Cascadia Code"/>
-          <w:color w:val="0E2841" w:themeColor="text2"/>
-          <w:sz w:val="28"/>
-          <w:szCs w:val="28"/>
-        </w:rPr>
-        <w:t>for</w:t>
-      </w:r>
-      <w:proofErr w:type="spellEnd"/>
-      <w:r>
-        <w:rPr>
-          <w:rFonts w:ascii="Cascadia Code" w:hAnsi="Cascadia Code" w:cs="Cascadia Code"/>
-          <w:color w:val="0E2841" w:themeColor="text2"/>
-          <w:sz w:val="28"/>
-          <w:szCs w:val="28"/>
-        </w:rPr>
-        <w:t xml:space="preserve"> </w:t>
-      </w:r>
-      <w:proofErr w:type="spellStart"/>
-      <w:r>
-        <w:rPr>
-          <w:rFonts w:ascii="Cascadia Code" w:hAnsi="Cascadia Code" w:cs="Cascadia Code"/>
-          <w:color w:val="0E2841" w:themeColor="text2"/>
-          <w:sz w:val="28"/>
-          <w:szCs w:val="28"/>
-        </w:rPr>
-        <w:t>ip</w:t>
-      </w:r>
-      <w:proofErr w:type="spellEnd"/>
-      <w:r>
-        <w:rPr>
-          <w:rFonts w:ascii="Cascadia Code" w:hAnsi="Cascadia Code" w:cs="Cascadia Code"/>
-          <w:color w:val="0E2841" w:themeColor="text2"/>
-          <w:sz w:val="28"/>
-          <w:szCs w:val="28"/>
-        </w:rPr>
-        <w:t xml:space="preserve">, </w:t>
-      </w:r>
-      <w:proofErr w:type="spellStart"/>
-      <w:r>
-        <w:rPr>
-          <w:rFonts w:ascii="Cascadia Code" w:hAnsi="Cascadia Code" w:cs="Cascadia Code"/>
-          <w:color w:val="0E2841" w:themeColor="text2"/>
-          <w:sz w:val="28"/>
-          <w:szCs w:val="28"/>
-        </w:rPr>
-        <w:t>state</w:t>
-      </w:r>
-      <w:proofErr w:type="spellEnd"/>
-      <w:r>
-        <w:rPr>
-          <w:rFonts w:ascii="Cascadia Code" w:hAnsi="Cascadia Code" w:cs="Cascadia Code"/>
-          <w:color w:val="0E2841" w:themeColor="text2"/>
-          <w:sz w:val="28"/>
-          <w:szCs w:val="28"/>
-        </w:rPr>
-        <w:t xml:space="preserve"> in </w:t>
-      </w:r>
-      <w:proofErr w:type="spellStart"/>
-      <w:r>
-        <w:rPr>
-          <w:rFonts w:ascii="Cascadia Code" w:hAnsi="Cascadia Code" w:cs="Cascadia Code"/>
-          <w:color w:val="0E2841" w:themeColor="text2"/>
-          <w:sz w:val="28"/>
-          <w:szCs w:val="28"/>
-        </w:rPr>
-        <w:t>neighbors</w:t>
-      </w:r>
-      <w:proofErr w:type="spellEnd"/>
-      <w:r>
-        <w:rPr>
-          <w:rFonts w:ascii="Cascadia Code" w:hAnsi="Cascadia Code" w:cs="Cascadia Code"/>
-          <w:color w:val="0E2841" w:themeColor="text2"/>
-          <w:sz w:val="28"/>
-          <w:szCs w:val="28"/>
-        </w:rPr>
-        <w:t>:</w:t>
-      </w:r>
-    </w:p>
-    <w:p>
-      <w:pPr>
-        <w:spacing w:after="0"/>
-        <w:jc w:val="both"/>
-        <w:rPr>
-          <w:rFonts w:ascii="Cascadia Code" w:hAnsi="Cascadia Code" w:cs="Cascadia Code"/>
-          <w:color w:val="0E2841" w:themeColor="text2"/>
-          <w:sz w:val="28"/>
-          <w:szCs w:val="28"/>
-        </w:rPr>
-      </w:pPr>
-      <w:r>
-        <w:rPr>
-          <w:rFonts w:ascii="Cascadia Code" w:hAnsi="Cascadia Code" w:cs="Cascadia Code"/>
-          <w:color w:val="0E2841" w:themeColor="text2"/>
-          <w:sz w:val="28"/>
-          <w:szCs w:val="28"/>
-        </w:rPr>
-        <w:t xml:space="preserve">    </w:t>
-      </w:r>
-      <w:proofErr w:type="spellStart"/>
-      <w:r>
-        <w:rPr>
-          <w:rFonts w:ascii="Cascadia Code" w:hAnsi="Cascadia Code" w:cs="Cascadia Code"/>
-          <w:color w:val="0E2841" w:themeColor="text2"/>
-          <w:sz w:val="28"/>
-          <w:szCs w:val="28"/>
-        </w:rPr>
-        <w:t>entry</w:t>
-      </w:r>
-      <w:proofErr w:type="spellEnd"/>
-      <w:r>
-        <w:rPr>
-          <w:rFonts w:ascii="Cascadia Code" w:hAnsi="Cascadia Code" w:cs="Cascadia Code"/>
-          <w:color w:val="0E2841" w:themeColor="text2"/>
-          <w:sz w:val="28"/>
-          <w:szCs w:val="28"/>
-        </w:rPr>
-        <w:t xml:space="preserve"> = </w:t>
-      </w:r>
-      <w:proofErr w:type="spellStart"/>
-      <w:r>
-        <w:rPr>
-          <w:rFonts w:ascii="Cascadia Code" w:hAnsi="Cascadia Code" w:cs="Cascadia Code"/>
-          <w:color w:val="0E2841" w:themeColor="text2"/>
-          <w:sz w:val="28"/>
-          <w:szCs w:val="28"/>
-        </w:rPr>
-        <w:t>ET.SubElement</w:t>
-      </w:r>
-      <w:proofErr w:type="spellEnd"/>
-      <w:r>
-        <w:rPr>
-          <w:rFonts w:ascii="Cascadia Code" w:hAnsi="Cascadia Code" w:cs="Cascadia Code"/>
-          <w:color w:val="0E2841" w:themeColor="text2"/>
-          <w:sz w:val="28"/>
-          <w:szCs w:val="28"/>
-        </w:rPr>
-        <w:t>(</w:t>
-      </w:r>
-      <w:proofErr w:type="spellStart"/>
-      <w:r>
-        <w:rPr>
-          <w:rFonts w:ascii="Cascadia Code" w:hAnsi="Cascadia Code" w:cs="Cascadia Code"/>
-          <w:color w:val="0E2841" w:themeColor="text2"/>
-          <w:sz w:val="28"/>
-          <w:szCs w:val="28"/>
-        </w:rPr>
-        <w:t>root</w:t>
-      </w:r>
-      <w:proofErr w:type="spellEnd"/>
-      <w:r>
-        <w:rPr>
-          <w:rFonts w:ascii="Cascadia Code" w:hAnsi="Cascadia Code" w:cs="Cascadia Code"/>
-          <w:color w:val="0E2841" w:themeColor="text2"/>
-          <w:sz w:val="28"/>
-          <w:szCs w:val="28"/>
-        </w:rPr>
-        <w:t>, "</w:t>
-      </w:r>
-      <w:proofErr w:type="spellStart"/>
-      <w:r>
-        <w:rPr>
-          <w:rFonts w:ascii="Cascadia Code" w:hAnsi="Cascadia Code" w:cs="Cascadia Code"/>
-          <w:color w:val="0E2841" w:themeColor="text2"/>
-          <w:sz w:val="28"/>
-          <w:szCs w:val="28"/>
-        </w:rPr>
-        <w:t>neighbor</w:t>
-      </w:r>
-      <w:proofErr w:type="spellEnd"/>
-      <w:r>
-        <w:rPr>
-          <w:rFonts w:ascii="Cascadia Code" w:hAnsi="Cascadia Code" w:cs="Cascadia Code"/>
-          <w:color w:val="0E2841" w:themeColor="text2"/>
-          <w:sz w:val="28"/>
-          <w:szCs w:val="28"/>
-        </w:rPr>
-        <w:t>")</w:t>
-      </w:r>
-    </w:p>
-    <w:p>
-      <w:pPr>
-        <w:spacing w:after="0"/>
-        <w:jc w:val="both"/>
-        <w:rPr>
-          <w:rFonts w:ascii="Cascadia Code" w:hAnsi="Cascadia Code" w:cs="Cascadia Code"/>
-          <w:color w:val="0E2841" w:themeColor="text2"/>
-          <w:sz w:val="28"/>
-          <w:szCs w:val="28"/>
-        </w:rPr>
-      </w:pPr>
-      <w:r>
-        <w:rPr>
-          <w:rFonts w:ascii="Cascadia Code" w:hAnsi="Cascadia Code" w:cs="Cascadia Code"/>
-          <w:color w:val="0E2841" w:themeColor="text2"/>
-          <w:sz w:val="28"/>
-          <w:szCs w:val="28"/>
-        </w:rPr>
-        <w:t xml:space="preserve">    </w:t>
-      </w:r>
-      <w:proofErr w:type="spellStart"/>
-      <w:r>
-        <w:rPr>
-          <w:rFonts w:ascii="Cascadia Code" w:hAnsi="Cascadia Code" w:cs="Cascadia Code"/>
-          <w:color w:val="0E2841" w:themeColor="text2"/>
-          <w:sz w:val="28"/>
-          <w:szCs w:val="28"/>
-        </w:rPr>
-        <w:t>ET.SubElement</w:t>
-      </w:r>
-      <w:proofErr w:type="spellEnd"/>
-      <w:r>
-        <w:rPr>
-          <w:rFonts w:ascii="Cascadia Code" w:hAnsi="Cascadia Code" w:cs="Cascadia Code"/>
-          <w:color w:val="0E2841" w:themeColor="text2"/>
-          <w:sz w:val="28"/>
-          <w:szCs w:val="28"/>
-        </w:rPr>
-        <w:t>(</w:t>
-      </w:r>
-      <w:proofErr w:type="spellStart"/>
-      <w:r>
-        <w:rPr>
-          <w:rFonts w:ascii="Cascadia Code" w:hAnsi="Cascadia Code" w:cs="Cascadia Code"/>
-          <w:color w:val="0E2841" w:themeColor="text2"/>
-          <w:sz w:val="28"/>
-          <w:szCs w:val="28"/>
-        </w:rPr>
-        <w:t>entry</w:t>
-      </w:r>
-      <w:proofErr w:type="spellEnd"/>
-      <w:r>
-        <w:rPr>
-          <w:rFonts w:ascii="Cascadia Code" w:hAnsi="Cascadia Code" w:cs="Cascadia Code"/>
-          <w:color w:val="0E2841" w:themeColor="text2"/>
-          <w:sz w:val="28"/>
-          <w:szCs w:val="28"/>
-        </w:rPr>
-        <w:t>, "</w:t>
-      </w:r>
-      <w:proofErr w:type="spellStart"/>
-      <w:r>
-        <w:rPr>
-          <w:rFonts w:ascii="Cascadia Code" w:hAnsi="Cascadia Code" w:cs="Cascadia Code"/>
-          <w:color w:val="0E2841" w:themeColor="text2"/>
-          <w:sz w:val="28"/>
-          <w:szCs w:val="28"/>
-        </w:rPr>
-        <w:t>ip</w:t>
-      </w:r>
-      <w:proofErr w:type="spellEnd"/>
-      <w:r>
-        <w:rPr>
-          <w:rFonts w:ascii="Cascadia Code" w:hAnsi="Cascadia Code" w:cs="Cascadia Code"/>
-          <w:color w:val="0E2841" w:themeColor="text2"/>
-          <w:sz w:val="28"/>
-          <w:szCs w:val="28"/>
-        </w:rPr>
-        <w:t xml:space="preserve">").text = </w:t>
-      </w:r>
-      <w:proofErr w:type="spellStart"/>
-      <w:r>
-        <w:rPr>
-          <w:rFonts w:ascii="Cascadia Code" w:hAnsi="Cascadia Code" w:cs="Cascadia Code"/>
-          <w:color w:val="0E2841" w:themeColor="text2"/>
-          <w:sz w:val="28"/>
-          <w:szCs w:val="28"/>
-        </w:rPr>
-        <w:t>ip</w:t>
-      </w:r>
-      <w:proofErr w:type="spellEnd"/>
-    </w:p>
-    <w:p>
-      <w:pPr>
-        <w:spacing w:after="0"/>
-        <w:jc w:val="both"/>
-        <w:rPr>
-          <w:rFonts w:ascii="Cascadia Code" w:hAnsi="Cascadia Code" w:cs="Cascadia Code"/>
-          <w:color w:val="0E2841" w:themeColor="text2"/>
-          <w:sz w:val="28"/>
-          <w:szCs w:val="28"/>
-        </w:rPr>
-      </w:pPr>
-      <w:r>
-        <w:rPr>
-          <w:rFonts w:ascii="Cascadia Code" w:hAnsi="Cascadia Code" w:cs="Cascadia Code"/>
-          <w:color w:val="0E2841" w:themeColor="text2"/>
-          <w:sz w:val="28"/>
-          <w:szCs w:val="28"/>
-        </w:rPr>
-        <w:t xml:space="preserve">    </w:t>
-      </w:r>
-      <w:proofErr w:type="spellStart"/>
-      <w:r>
-        <w:rPr>
-          <w:rFonts w:ascii="Cascadia Code" w:hAnsi="Cascadia Code" w:cs="Cascadia Code"/>
-          <w:color w:val="0E2841" w:themeColor="text2"/>
-          <w:sz w:val="28"/>
-          <w:szCs w:val="28"/>
-        </w:rPr>
-        <w:t>ET.SubElement</w:t>
-      </w:r>
-      <w:proofErr w:type="spellEnd"/>
-      <w:r>
-        <w:rPr>
-          <w:rFonts w:ascii="Cascadia Code" w:hAnsi="Cascadia Code" w:cs="Cascadia Code"/>
-          <w:color w:val="0E2841" w:themeColor="text2"/>
-          <w:sz w:val="28"/>
-          <w:szCs w:val="28"/>
-        </w:rPr>
-        <w:t>(</w:t>
-      </w:r>
-      <w:proofErr w:type="spellStart"/>
-      <w:r>
-        <w:rPr>
-          <w:rFonts w:ascii="Cascadia Code" w:hAnsi="Cascadia Code" w:cs="Cascadia Code"/>
-          <w:color w:val="0E2841" w:themeColor="text2"/>
-          <w:sz w:val="28"/>
-          <w:szCs w:val="28"/>
-        </w:rPr>
-        <w:t>entry</w:t>
-      </w:r>
-      <w:proofErr w:type="spellEnd"/>
-      <w:r>
-        <w:rPr>
-          <w:rFonts w:ascii="Cascadia Code" w:hAnsi="Cascadia Code" w:cs="Cascadia Code"/>
-          <w:color w:val="0E2841" w:themeColor="text2"/>
-          <w:sz w:val="28"/>
-          <w:szCs w:val="28"/>
-        </w:rPr>
-        <w:t>, "</w:t>
-      </w:r>
-      <w:proofErr w:type="spellStart"/>
-      <w:r>
-        <w:rPr>
-          <w:rFonts w:ascii="Cascadia Code" w:hAnsi="Cascadia Code" w:cs="Cascadia Code"/>
-          <w:color w:val="0E2841" w:themeColor="text2"/>
-          <w:sz w:val="28"/>
-          <w:szCs w:val="28"/>
-        </w:rPr>
-        <w:t>state_or_prefix</w:t>
-      </w:r>
-      <w:proofErr w:type="spellEnd"/>
-      <w:r>
-        <w:rPr>
-          <w:rFonts w:ascii="Cascadia Code" w:hAnsi="Cascadia Code" w:cs="Cascadia Code"/>
-          <w:color w:val="0E2841" w:themeColor="text2"/>
-          <w:sz w:val="28"/>
-          <w:szCs w:val="28"/>
-        </w:rPr>
-        <w:t xml:space="preserve">").text = </w:t>
-      </w:r>
-      <w:proofErr w:type="spellStart"/>
-      <w:r>
-        <w:rPr>
-          <w:rFonts w:ascii="Cascadia Code" w:hAnsi="Cascadia Code" w:cs="Cascadia Code"/>
-          <w:color w:val="0E2841" w:themeColor="text2"/>
-          <w:sz w:val="28"/>
-          <w:szCs w:val="28"/>
-        </w:rPr>
-        <w:t>state</w:t>
-      </w:r>
-      <w:proofErr w:type="spellEnd"/>
-    </w:p>
-    <w:p>
-      <w:pPr>
-        <w:spacing w:after="0"/>
-        <w:jc w:val="both"/>
-        <w:rPr>
-          <w:rFonts w:ascii="Cascadia Code" w:hAnsi="Cascadia Code" w:cs="Cascadia Code"/>
-          <w:color w:val="0E2841" w:themeColor="text2"/>
-          <w:sz w:val="28"/>
-          <w:szCs w:val="28"/>
-        </w:rPr>
-      </w:pPr>
-    </w:p>
-    <w:p>
-      <w:pPr>
-        <w:spacing w:after="0"/>
-        <w:jc w:val="both"/>
-        <w:rPr>
-          <w:rFonts w:ascii="Cascadia Code" w:hAnsi="Cascadia Code" w:cs="Cascadia Code"/>
-          <w:color w:val="0E2841" w:themeColor="text2"/>
-          <w:sz w:val="28"/>
-          <w:szCs w:val="28"/>
-        </w:rPr>
-      </w:pPr>
-      <w:proofErr w:type="spellStart"/>
-      <w:r>
-        <w:rPr>
-          <w:rFonts w:ascii="Cascadia Code" w:hAnsi="Cascadia Code" w:cs="Cascadia Code"/>
-          <w:color w:val="0E2841" w:themeColor="text2"/>
-          <w:sz w:val="28"/>
-          <w:szCs w:val="28"/>
-        </w:rPr>
-        <w:t>tree</w:t>
-      </w:r>
-      <w:proofErr w:type="spellEnd"/>
-      <w:r>
-        <w:rPr>
-          <w:rFonts w:ascii="Cascadia Code" w:hAnsi="Cascadia Code" w:cs="Cascadia Code"/>
-          <w:color w:val="0E2841" w:themeColor="text2"/>
-          <w:sz w:val="28"/>
-          <w:szCs w:val="28"/>
-        </w:rPr>
-        <w:t xml:space="preserve"> = </w:t>
-      </w:r>
-      <w:proofErr w:type="spellStart"/>
-      <w:r>
-        <w:rPr>
-          <w:rFonts w:ascii="Cascadia Code" w:hAnsi="Cascadia Code" w:cs="Cascadia Code"/>
-          <w:color w:val="0E2841" w:themeColor="text2"/>
-          <w:sz w:val="28"/>
-          <w:szCs w:val="28"/>
-        </w:rPr>
-        <w:t>ET.ElementTree</w:t>
-      </w:r>
-      <w:proofErr w:type="spellEnd"/>
-      <w:r>
-        <w:rPr>
-          <w:rFonts w:ascii="Cascadia Code" w:hAnsi="Cascadia Code" w:cs="Cascadia Code"/>
-          <w:color w:val="0E2841" w:themeColor="text2"/>
-          <w:sz w:val="28"/>
-          <w:szCs w:val="28"/>
-        </w:rPr>
-        <w:t>(</w:t>
-      </w:r>
-      <w:proofErr w:type="spellStart"/>
-      <w:r>
-        <w:rPr>
-          <w:rFonts w:ascii="Cascadia Code" w:hAnsi="Cascadia Code" w:cs="Cascadia Code"/>
-          <w:color w:val="0E2841" w:themeColor="text2"/>
-          <w:sz w:val="28"/>
-          <w:szCs w:val="28"/>
-        </w:rPr>
-        <w:t>root</w:t>
-      </w:r>
-      <w:proofErr w:type="spellEnd"/>
-      <w:r>
-        <w:rPr>
-          <w:rFonts w:ascii="Cascadia Code" w:hAnsi="Cascadia Code" w:cs="Cascadia Code"/>
-          <w:color w:val="0E2841" w:themeColor="text2"/>
-          <w:sz w:val="28"/>
-          <w:szCs w:val="28"/>
-        </w:rPr>
-        <w:t>)</w:t>
-      </w:r>
-    </w:p>
-    <w:p>
-      <w:pPr>
-        <w:spacing w:after="0"/>
-        <w:jc w:val="both"/>
-        <w:rPr>
-          <w:rFonts w:ascii="Cascadia Code" w:hAnsi="Cascadia Code" w:cs="Cascadia Code"/>
-          <w:color w:val="0E2841" w:themeColor="text2"/>
-          <w:sz w:val="28"/>
-          <w:szCs w:val="28"/>
-        </w:rPr>
-      </w:pPr>
-      <w:proofErr w:type="spellStart"/>
-      <w:proofErr w:type="gramStart"/>
-      <w:r>
-        <w:rPr>
-          <w:rFonts w:ascii="Cascadia Code" w:hAnsi="Cascadia Code" w:cs="Cascadia Code"/>
-          <w:color w:val="0E2841" w:themeColor="text2"/>
-          <w:sz w:val="28"/>
-          <w:szCs w:val="28"/>
-        </w:rPr>
-        <w:t>tree.write</w:t>
-      </w:r>
-      <w:proofErr w:type="spellEnd"/>
-      <w:proofErr w:type="gramEnd"/>
-      <w:r>
-        <w:rPr>
-          <w:rFonts w:ascii="Cascadia Code" w:hAnsi="Cascadia Code" w:cs="Cascadia Code"/>
-          <w:color w:val="0E2841" w:themeColor="text2"/>
-          <w:sz w:val="28"/>
-          <w:szCs w:val="28"/>
-        </w:rPr>
-        <w:t xml:space="preserve">("bgp_status.xml", </w:t>
-      </w:r>
-      <w:proofErr w:type="spellStart"/>
-      <w:r>
-        <w:rPr>
-          <w:rFonts w:ascii="Cascadia Code" w:hAnsi="Cascadia Code" w:cs="Cascadia Code"/>
-          <w:color w:val="0E2841" w:themeColor="text2"/>
-          <w:sz w:val="28"/>
-          <w:szCs w:val="28"/>
-        </w:rPr>
-        <w:t>encoding</w:t>
-      </w:r>
-      <w:proofErr w:type="spellEnd"/>
-      <w:r>
-        <w:rPr>
-          <w:rFonts w:ascii="Cascadia Code" w:hAnsi="Cascadia Code" w:cs="Cascadia Code"/>
-          <w:color w:val="0E2841" w:themeColor="text2"/>
-          <w:sz w:val="28"/>
-          <w:szCs w:val="28"/>
-        </w:rPr>
-        <w:t xml:space="preserve">="utf-8", </w:t>
-      </w:r>
-      <w:proofErr w:type="spellStart"/>
-      <w:r>
-        <w:rPr>
-          <w:rFonts w:ascii="Cascadia Code" w:hAnsi="Cascadia Code" w:cs="Cascadia Code"/>
-          <w:color w:val="0E2841" w:themeColor="text2"/>
-          <w:sz w:val="28"/>
-          <w:szCs w:val="28"/>
-        </w:rPr>
-        <w:t>xml_declaration</w:t>
-      </w:r>
-      <w:proofErr w:type="spellEnd"/>
-      <w:r>
-        <w:rPr>
-          <w:rFonts w:ascii="Cascadia Code" w:hAnsi="Cascadia Code" w:cs="Cascadia Code"/>
-          <w:color w:val="0E2841" w:themeColor="text2"/>
-          <w:sz w:val="28"/>
-          <w:szCs w:val="28"/>
-        </w:rPr>
-        <w:t>=</w:t>
-      </w:r>
-      <w:proofErr w:type="spellStart"/>
-      <w:r>
-        <w:rPr>
-          <w:rFonts w:ascii="Cascadia Code" w:hAnsi="Cascadia Code" w:cs="Cascadia Code"/>
-          <w:color w:val="0E2841" w:themeColor="text2"/>
-          <w:sz w:val="28"/>
-          <w:szCs w:val="28"/>
-        </w:rPr>
-        <w:t>True</w:t>
-      </w:r>
-      <w:proofErr w:type="spellEnd"/>
-      <w:r>
-        <w:rPr>
-          <w:rFonts w:ascii="Cascadia Code" w:hAnsi="Cascadia Code" w:cs="Cascadia Code"/>
-          <w:color w:val="0E2841" w:themeColor="text2"/>
-          <w:sz w:val="28"/>
-          <w:szCs w:val="28"/>
-        </w:rPr>
-        <w:t>)</w:t>
-      </w:r>
-    </w:p>
-    <w:p>
-      <w:pPr>
-        <w:spacing w:after="0"/>
-        <w:jc w:val="both"/>
-        <w:rPr>
-          <w:rFonts w:ascii="Cascadia Code" w:hAnsi="Cascadia Code" w:cs="Cascadia Code"/>
-          <w:color w:val="0E2841" w:themeColor="text2"/>
-          <w:sz w:val="28"/>
-          <w:szCs w:val="28"/>
-        </w:rPr>
-      </w:pPr>
-    </w:p>
-    <w:p>
-      <w:pPr>
-        <w:spacing w:after="0"/>
-        <w:jc w:val="both"/>
-        <w:rPr>
-          <w:rFonts w:ascii="Cascadia Code" w:hAnsi="Cascadia Code" w:cs="Cascadia Code"/>
-          <w:color w:val="0E2841" w:themeColor="text2"/>
-          <w:sz w:val="28"/>
-          <w:szCs w:val="28"/>
-        </w:rPr>
-      </w:pPr>
-      <w:proofErr w:type="gramStart"/>
-      <w:r>
-        <w:rPr>
-          <w:rFonts w:ascii="Cascadia Code" w:hAnsi="Cascadia Code" w:cs="Cascadia Code"/>
-          <w:color w:val="0E2841" w:themeColor="text2"/>
-          <w:sz w:val="28"/>
-          <w:szCs w:val="28"/>
-        </w:rPr>
-        <w:t>print(</w:t>
-      </w:r>
-      <w:proofErr w:type="gramEnd"/>
-      <w:r>
-        <w:rPr>
-          <w:rFonts w:ascii="Cascadia Code" w:hAnsi="Cascadia Code" w:cs="Cascadia Code"/>
-          <w:color w:val="0E2841" w:themeColor="text2"/>
-          <w:sz w:val="28"/>
-          <w:szCs w:val="28"/>
-        </w:rPr>
-        <w:t>"\</w:t>
-      </w:r>
-      <w:proofErr w:type="spellStart"/>
-      <w:r>
-        <w:rPr>
-          <w:rFonts w:ascii="Cascadia Code" w:hAnsi="Cascadia Code" w:cs="Cascadia Code"/>
-          <w:color w:val="0E2841" w:themeColor="text2"/>
-          <w:sz w:val="28"/>
-          <w:szCs w:val="28"/>
-        </w:rPr>
-        <w:t>nXML</w:t>
-      </w:r>
-      <w:proofErr w:type="spellEnd"/>
-      <w:r>
-        <w:rPr>
-          <w:rFonts w:ascii="Cascadia Code" w:hAnsi="Cascadia Code" w:cs="Cascadia Code"/>
-          <w:color w:val="0E2841" w:themeColor="text2"/>
-          <w:sz w:val="28"/>
-          <w:szCs w:val="28"/>
-        </w:rPr>
-        <w:t xml:space="preserve"> riport elkészült: bgp_status.xml")</w:t>
-      </w:r>
-    </w:p>
-    <w:p>
-      <w:pPr>
-        <w:spacing w:after="0"/>
-        <w:jc w:val="both"/>
-        <w:rPr>
-          <w:rFonts w:ascii="Cascadia Code" w:hAnsi="Cascadia Code" w:cs="Cascadia Code"/>
-          <w:color w:val="0E2841" w:themeColor="text2"/>
-          <w:sz w:val="28"/>
-          <w:szCs w:val="28"/>
-        </w:rPr>
-      </w:pPr>
-    </w:p>
-    <w:p>
-      <w:pPr>
-        <w:spacing w:after="0"/>
-        <w:jc w:val="both"/>
-        <w:rPr>
-          <w:rFonts w:ascii="Cascadia Code" w:hAnsi="Cascadia Code" w:cs="Cascadia Code"/>
-          <w:color w:val="0E2841" w:themeColor="text2"/>
-          <w:sz w:val="28"/>
-          <w:szCs w:val="28"/>
-        </w:rPr>
-      </w:pPr>
-      <w:r>
-        <w:rPr>
-          <w:rFonts w:ascii="Cascadia Code" w:hAnsi="Cascadia Code" w:cs="Cascadia Code"/>
-          <w:color w:val="0E2841" w:themeColor="text2"/>
-          <w:sz w:val="28"/>
-          <w:szCs w:val="28"/>
-        </w:rPr>
-        <w:t># -----------------------------------------------------</w:t>
-      </w:r>
-    </w:p>
-    <w:p>
-      <w:pPr>
-        <w:spacing w:after="0"/>
-        <w:jc w:val="both"/>
-        <w:rPr>
-          <w:rFonts w:ascii="Cascadia Code" w:hAnsi="Cascadia Code" w:cs="Cascadia Code"/>
-          <w:color w:val="0E2841" w:themeColor="text2"/>
-          <w:sz w:val="28"/>
-          <w:szCs w:val="28"/>
-        </w:rPr>
-      </w:pPr>
-      <w:r>
-        <w:rPr>
-          <w:rFonts w:ascii="Cascadia Code" w:hAnsi="Cascadia Code" w:cs="Cascadia Code"/>
-          <w:color w:val="0E2841" w:themeColor="text2"/>
-          <w:sz w:val="28"/>
-          <w:szCs w:val="28"/>
-        </w:rPr>
-        <w:t xml:space="preserve"># 5) BGP állapot ellenőrzése + </w:t>
-      </w:r>
-      <w:proofErr w:type="spellStart"/>
-      <w:r>
-        <w:rPr>
-          <w:rFonts w:ascii="Cascadia Code" w:hAnsi="Cascadia Code" w:cs="Cascadia Code"/>
-          <w:color w:val="0E2841" w:themeColor="text2"/>
-          <w:sz w:val="28"/>
-          <w:szCs w:val="28"/>
-        </w:rPr>
-        <w:t>Discord</w:t>
-      </w:r>
-      <w:proofErr w:type="spellEnd"/>
-      <w:r>
-        <w:rPr>
-          <w:rFonts w:ascii="Cascadia Code" w:hAnsi="Cascadia Code" w:cs="Cascadia Code"/>
-          <w:color w:val="0E2841" w:themeColor="text2"/>
-          <w:sz w:val="28"/>
-          <w:szCs w:val="28"/>
-        </w:rPr>
-        <w:t xml:space="preserve"> riasztás</w:t>
-      </w:r>
-    </w:p>
-    <w:p>
-      <w:pPr>
-        <w:spacing w:after="0"/>
-        <w:jc w:val="both"/>
-        <w:rPr>
-          <w:rFonts w:ascii="Cascadia Code" w:hAnsi="Cascadia Code" w:cs="Cascadia Code"/>
-          <w:color w:val="0E2841" w:themeColor="text2"/>
-          <w:sz w:val="28"/>
-          <w:szCs w:val="28"/>
-        </w:rPr>
-      </w:pPr>
-      <w:r>
-        <w:rPr>
-          <w:rFonts w:ascii="Cascadia Code" w:hAnsi="Cascadia Code" w:cs="Cascadia Code"/>
-          <w:color w:val="0E2841" w:themeColor="text2"/>
-          <w:sz w:val="28"/>
-          <w:szCs w:val="28"/>
-        </w:rPr>
-        <w:t># -----------------------------------------------------</w:t>
-      </w:r>
-    </w:p>
-    <w:p>
-      <w:pPr>
-        <w:spacing w:after="0"/>
-        <w:jc w:val="both"/>
-        <w:rPr>
-          <w:rFonts w:ascii="Cascadia Code" w:hAnsi="Cascadia Code" w:cs="Cascadia Code"/>
-          <w:color w:val="0E2841" w:themeColor="text2"/>
-          <w:sz w:val="28"/>
-          <w:szCs w:val="28"/>
-        </w:rPr>
-      </w:pPr>
-      <w:r>
-        <w:rPr>
-          <w:rFonts w:ascii="Cascadia Code" w:hAnsi="Cascadia Code" w:cs="Cascadia Code"/>
-          <w:color w:val="0E2841" w:themeColor="text2"/>
-          <w:sz w:val="28"/>
-          <w:szCs w:val="28"/>
-        </w:rPr>
-        <w:lastRenderedPageBreak/>
+      <w:r>
+        <w:rPr>
+          <w:rFonts w:ascii="Cascadia Code" w:hAnsi="Cascadia Code" w:cs="Cascadia Code"/>
+          <w:color w:val="0E2841" w:themeColor="text2"/>
+          <w:sz w:val="28"/>
+          <w:szCs w:val="28"/>
+        </w:rPr>
         <w:t>WEBHOOK = "https://discord.com/api/webhooks/1477273390497792030/vCwdhPIOrX5JCG1_JRf8V16c4IX18qFR-2o3686Nr1Ei5Kno4WV9x4Q1VTEVl3JFo2hK"</w:t>
       </w:r>
     </w:p>
@@ -5415,6 +5273,7 @@
           <w:sz w:val="28"/>
           <w:szCs w:val="28"/>
         </w:rPr>
+        <w:lastRenderedPageBreak/>
         <w:t>A script a felhasználótól bekéri a jelszót, míg a felhasználónév fixen be van állítva. Ez a rész biztosítja, hogy a routerhez való csatlakozáshoz szükséges adatok rendelkezésre álljanak.</w:t>
       </w:r>
     </w:p>
@@ -5502,16 +5361,7 @@
           <w:sz w:val="28"/>
           <w:szCs w:val="28"/>
         </w:rPr>
-        <w:t xml:space="preserve"> lehetővé teszi, hogy a script automatikusan </w:t>
-      </w:r>
-      <w:r>
-        <w:rPr>
-          <w:rFonts w:ascii="Times New Roman" w:hAnsi="Times New Roman" w:cs="Times New Roman"/>
-          <w:sz w:val="28"/>
-          <w:szCs w:val="28"/>
-        </w:rPr>
-        <w:lastRenderedPageBreak/>
-        <w:t xml:space="preserve">elfogadja az ismeretlen </w:t>
+        <w:t xml:space="preserve"> lehetővé teszi, hogy a script automatikusan elfogadja az ismeretlen </w:t>
       </w:r>
       <w:proofErr w:type="spellStart"/>
       <w:r>
@@ -6180,16 +6030,7 @@
           <w:sz w:val="28"/>
           <w:szCs w:val="28"/>
         </w:rPr>
-        <w:t xml:space="preserve"> botot </w:t>
-      </w:r>
-      <w:r>
-        <w:rPr>
-          <w:rFonts w:ascii="Times New Roman" w:hAnsi="Times New Roman" w:cs="Times New Roman"/>
-          <w:sz w:val="28"/>
-          <w:szCs w:val="28"/>
-        </w:rPr>
-        <w:lastRenderedPageBreak/>
-        <w:t>kellene írni vagy regisztrálni.</w:t>
+        <w:t xml:space="preserve"> botot kellene írni vagy regisztrálni.</w:t>
       </w:r>
       <w:r>
         <w:rPr>
@@ -6266,7 +6107,7 @@
                     <pic:cNvPicPr/>
                   </pic:nvPicPr>
                   <pic:blipFill>
-                    <a:blip r:embed="rId10"/>
+                    <a:blip r:embed="rId8"/>
                     <a:stretch>
                       <a:fillRect/>
                     </a:stretch>
@@ -6319,7 +6160,7 @@
                     <pic:cNvPicPr/>
                   </pic:nvPicPr>
                   <pic:blipFill>
-                    <a:blip r:embed="rId11"/>
+                    <a:blip r:embed="rId9"/>
                     <a:stretch>
                       <a:fillRect/>
                     </a:stretch>
@@ -6464,6 +6305,7 @@
           <w:sz w:val="28"/>
           <w:szCs w:val="28"/>
         </w:rPr>
+        <w:lastRenderedPageBreak/>
         <w:drawing>
           <wp:inline distT="0" distB="0" distL="0" distR="0" wp14:anchorId="101B039F" wp14:editId="0D56EF07">
             <wp:extent cx="5815901" cy="1997613"/>
@@ -6480,7 +6322,7 @@
                     <pic:cNvPicPr/>
                   </pic:nvPicPr>
                   <pic:blipFill>
-                    <a:blip r:embed="rId12"/>
+                    <a:blip r:embed="rId10"/>
                     <a:stretch>
                       <a:fillRect/>
                     </a:stretch>
@@ -6628,7 +6470,6 @@
           <w:sz w:val="28"/>
           <w:szCs w:val="28"/>
         </w:rPr>
-        <w:lastRenderedPageBreak/>
         <w:t xml:space="preserve">tartalmazza a show </w:t>
       </w:r>
       <w:proofErr w:type="spellStart"/>
@@ -6963,26 +6804,6 @@
           <w:szCs w:val="28"/>
         </w:rPr>
       </w:pPr>
-    </w:p>
-    <w:p>
-      <w:pPr>
-        <w:jc w:val="both"/>
-        <w:rPr>
-          <w:rFonts w:ascii="Times New Roman" w:hAnsi="Times New Roman" w:cs="Times New Roman"/>
-          <w:sz w:val="28"/>
-          <w:szCs w:val="28"/>
-        </w:rPr>
-      </w:pPr>
-    </w:p>
-    <w:p>
-      <w:pPr>
-        <w:jc w:val="both"/>
-        <w:rPr>
-          <w:rFonts w:ascii="Times New Roman" w:hAnsi="Times New Roman" w:cs="Times New Roman"/>
-          <w:sz w:val="28"/>
-          <w:szCs w:val="28"/>
-        </w:rPr>
-      </w:pPr>
       <w:r>
         <w:rPr>
           <w:rFonts w:ascii="Times New Roman" w:hAnsi="Times New Roman" w:cs="Times New Roman"/>
@@ -7112,6 +6933,7 @@
           <w:sz w:val="28"/>
           <w:szCs w:val="28"/>
         </w:rPr>
+        <w:lastRenderedPageBreak/>
         <w:drawing>
           <wp:inline distT="0" distB="0" distL="0" distR="0" wp14:anchorId="011199EB" wp14:editId="164428FD">
             <wp:extent cx="5642083" cy="3720904"/>
@@ -7128,7 +6950,7 @@
                     <pic:cNvPicPr/>
                   </pic:nvPicPr>
                   <pic:blipFill>
-                    <a:blip r:embed="rId13"/>
+                    <a:blip r:embed="rId11"/>
                     <a:stretch>
                       <a:fillRect/>
                     </a:stretch>
@@ -7165,7 +6987,6 @@
           <w:sz w:val="28"/>
           <w:szCs w:val="28"/>
         </w:rPr>
-        <w:lastRenderedPageBreak/>
         <w:drawing>
           <wp:inline distT="0" distB="0" distL="0" distR="0" wp14:anchorId="23FF1FC3" wp14:editId="1D897692">
             <wp:extent cx="5697416" cy="1153676"/>
@@ -7182,7 +7003,7 @@
                     <pic:cNvPicPr/>
                   </pic:nvPicPr>
                   <pic:blipFill>
-                    <a:blip r:embed="rId14"/>
+                    <a:blip r:embed="rId12"/>
                     <a:stretch>
                       <a:fillRect/>
                     </a:stretch>
@@ -7297,8 +7118,117 @@
           <w:sz w:val="28"/>
           <w:szCs w:val="28"/>
         </w:rPr>
-        <w:t>5 percenként fut le, ez terhelés szempontjából ideális a rendszergazda csapatnak.</w:t>
-      </w:r>
+        <w:t>5 percenként fut le, ez terhelés szempontjából ideális a rendszergazda csapatnak</w:t>
+      </w:r>
+      <w:proofErr w:type="gramStart"/>
+      <w:r>
+        <w:rPr>
+          <w:sz w:val="28"/>
+          <w:szCs w:val="28"/>
+        </w:rPr>
+        <w:t>.</w:t>
+      </w:r>
+      <w:r>
+        <w:rPr>
+          <w:sz w:val="28"/>
+          <w:szCs w:val="28"/>
+        </w:rPr>
+        <w:t xml:space="preserve"> </w:t>
+      </w:r>
+      <w:r>
+        <w:rPr>
+          <w:color w:val="EE0000"/>
+          <w:sz w:val="40"/>
+          <w:szCs w:val="40"/>
+        </w:rPr>
+        <w:t>!!!</w:t>
+      </w:r>
+      <w:proofErr w:type="gramEnd"/>
+      <w:r>
+        <w:rPr>
+          <w:color w:val="EE0000"/>
+          <w:sz w:val="40"/>
+          <w:szCs w:val="40"/>
+        </w:rPr>
+        <w:t xml:space="preserve"> </w:t>
+      </w:r>
+      <w:r>
+        <w:rPr>
+          <w:sz w:val="28"/>
+          <w:szCs w:val="28"/>
+        </w:rPr>
+        <w:t xml:space="preserve">Valós környezetben nem kér jelszót és teljesen manuálisan le tud futni beavatkozás nélkül, ebben a tesztkörnyezetben kell csak jelszót adni minden lefutáskor. </w:t>
+      </w:r>
+      <w:r>
+        <w:rPr>
+          <w:sz w:val="28"/>
+          <w:szCs w:val="28"/>
+        </w:rPr>
+        <w:t xml:space="preserve">Sajnos nem lehet úgy megírni a </w:t>
+      </w:r>
+      <w:proofErr w:type="spellStart"/>
+      <w:r>
+        <w:rPr>
+          <w:sz w:val="28"/>
+          <w:szCs w:val="28"/>
+        </w:rPr>
+        <w:t>sandboxhoz</w:t>
+      </w:r>
+      <w:proofErr w:type="spellEnd"/>
+      <w:r>
+        <w:rPr>
+          <w:sz w:val="28"/>
+          <w:szCs w:val="28"/>
+        </w:rPr>
+        <w:t xml:space="preserve"> a scriptet, hogy fix legyen, mert ez egy </w:t>
+      </w:r>
+      <w:proofErr w:type="spellStart"/>
+      <w:r>
+        <w:rPr>
+          <w:sz w:val="28"/>
+          <w:szCs w:val="28"/>
+        </w:rPr>
+        <w:t>always-on</w:t>
+      </w:r>
+      <w:proofErr w:type="spellEnd"/>
+      <w:r>
+        <w:rPr>
+          <w:sz w:val="28"/>
+          <w:szCs w:val="28"/>
+        </w:rPr>
+        <w:t xml:space="preserve"> működésű</w:t>
+      </w:r>
+      <w:r>
+        <w:rPr>
+          <w:sz w:val="28"/>
+          <w:szCs w:val="28"/>
+        </w:rPr>
+        <w:t xml:space="preserve"> </w:t>
+      </w:r>
+      <w:r>
+        <w:rPr>
+          <w:sz w:val="28"/>
+          <w:szCs w:val="28"/>
+        </w:rPr>
+        <w:t>szolgáltatás</w:t>
+      </w:r>
+      <w:proofErr w:type="gramStart"/>
+      <w:r>
+        <w:rPr>
+          <w:sz w:val="28"/>
+          <w:szCs w:val="28"/>
+        </w:rPr>
+        <w:t xml:space="preserve">. </w:t>
+      </w:r>
+      <w:r>
+        <w:rPr>
+          <w:color w:val="EE0000"/>
+          <w:sz w:val="40"/>
+          <w:szCs w:val="40"/>
+        </w:rPr>
+        <w:t>!!!</w:t>
+      </w:r>
+      <w:proofErr w:type="gramEnd"/>
     </w:p>
     <w:p>
       <w:pPr>
@@ -7317,6 +7247,7 @@
           <w:sz w:val="28"/>
           <w:szCs w:val="28"/>
         </w:rPr>
+        <w:lastRenderedPageBreak/>
         <w:drawing>
           <wp:inline distT="0" distB="0" distL="0" distR="0" wp14:anchorId="0AC0033B" wp14:editId="45DA9504">
             <wp:extent cx="5289211" cy="3975653"/>
@@ -7333,7 +7264,7 @@
                     <pic:cNvPicPr/>
                   </pic:nvPicPr>
                   <pic:blipFill>
-                    <a:blip r:embed="rId15"/>
+                    <a:blip r:embed="rId13"/>
                     <a:stretch>
                       <a:fillRect/>
                     </a:stretch>
@@ -7371,7 +7302,6 @@
           <w:sz w:val="28"/>
           <w:szCs w:val="28"/>
         </w:rPr>
-        <w:lastRenderedPageBreak/>
         <w:drawing>
           <wp:inline distT="0" distB="0" distL="0" distR="0" wp14:anchorId="076CB45B" wp14:editId="3D0F93EE">
             <wp:extent cx="5262961" cy="3953022"/>
@@ -7388,7 +7318,7 @@
                     <pic:cNvPicPr/>
                   </pic:nvPicPr>
                   <pic:blipFill>
-                    <a:blip r:embed="rId16"/>
+                    <a:blip r:embed="rId14"/>
                     <a:stretch>
                       <a:fillRect/>
                     </a:stretch>
@@ -7412,25 +7342,24 @@
     <w:p>
       <w:pPr>
         <w:pStyle w:val="Listaszerbekezds"/>
-        <w:jc w:val="center"/>
-        <w:rPr>
-          <w:rFonts w:ascii="Times New Roman" w:hAnsi="Times New Roman" w:cs="Times New Roman"/>
-          <w:sz w:val="28"/>
-          <w:szCs w:val="28"/>
-        </w:rPr>
-      </w:pPr>
-      <w:r>
-        <w:rPr>
-          <w:rFonts w:ascii="Times New Roman" w:hAnsi="Times New Roman" w:cs="Times New Roman"/>
-          <w:noProof/>
-          <w:sz w:val="28"/>
-          <w:szCs w:val="28"/>
-        </w:rPr>
+        <w:rPr>
+          <w:rFonts w:ascii="Times New Roman" w:hAnsi="Times New Roman" w:cs="Times New Roman"/>
+          <w:sz w:val="28"/>
+          <w:szCs w:val="28"/>
+        </w:rPr>
+      </w:pPr>
+      <w:r>
+        <w:rPr>
+          <w:rFonts w:ascii="Times New Roman" w:hAnsi="Times New Roman" w:cs="Times New Roman"/>
+          <w:sz w:val="28"/>
+          <w:szCs w:val="28"/>
+        </w:rPr>
+        <w:lastRenderedPageBreak/>
         <w:drawing>
-          <wp:inline distT="0" distB="0" distL="0" distR="0" wp14:anchorId="1D8C6251" wp14:editId="67C34122">
-            <wp:extent cx="5248421" cy="4548232"/>
-            <wp:effectExtent l="0" t="0" r="0" b="5080"/>
-            <wp:docPr id="59628416" name="Kép 1"/>
+          <wp:inline distT="0" distB="0" distL="0" distR="0" wp14:anchorId="43812AEF" wp14:editId="51EA27BA">
+            <wp:extent cx="5224007" cy="4549700"/>
+            <wp:effectExtent l="0" t="0" r="0" b="3810"/>
+            <wp:docPr id="1356183062" name="Kép 1"/>
             <wp:cNvGraphicFramePr>
               <a:graphicFrameLocks xmlns:a="http://schemas.openxmlformats.org/drawingml/2006/main" noChangeAspect="1"/>
             </wp:cNvGraphicFramePr>
@@ -7438,11 +7367,11 @@
               <a:graphicData uri="http://schemas.openxmlformats.org/drawingml/2006/picture">
                 <pic:pic xmlns:pic="http://schemas.openxmlformats.org/drawingml/2006/picture">
                   <pic:nvPicPr>
-                    <pic:cNvPr id="59628416" name=""/>
+                    <pic:cNvPr id="1356183062" name=""/>
                     <pic:cNvPicPr/>
                   </pic:nvPicPr>
                   <pic:blipFill>
-                    <a:blip r:embed="rId17"/>
+                    <a:blip r:embed="rId15"/>
                     <a:stretch>
                       <a:fillRect/>
                     </a:stretch>
@@ -7450,7 +7379,7 @@
                   <pic:spPr>
                     <a:xfrm>
                       <a:off x="0" y="0"/>
-                      <a:ext cx="5285028" cy="4579956"/>
+                      <a:ext cx="5238895" cy="4562667"/>
                     </a:xfrm>
                     <a:prstGeom prst="rect">
                       <a:avLst/>
@@ -7480,7 +7409,6 @@
           <w:szCs w:val="28"/>
           <w:highlight w:val="yellow"/>
         </w:rPr>
-        <w:lastRenderedPageBreak/>
         <w:t>Megjegyzés:</w:t>
       </w:r>
       <w:r>
